--- a/Handbook-Contributions-Report.docx
+++ b/Handbook-Contributions-Report.docx
@@ -3589,6 +3589,18 @@
     </w:p>
     <w:p>
       <w:pPr>
+        <w:spacing w:after="140" w:line="300"/>
+        <w:jc w:val="both"/>
+      </w:pPr>
+      <w:r>
+        <w:rPr>
+          <w:rFonts w:ascii="Arial" w:cs="Arial" w:eastAsia="Arial" w:hAnsi="Arial"/>
+        </w:rPr>
+        <w:t xml:space="preserve">A typed and organised version of the same notes (Audiovisual Translation.docx), posted by Samiuallah Mohammad, was compared with Chapters 26 and 27. It contains no new material: everything suitable for beginners was already in the handbook, and the parts left out are the same as below. It still gives the old line length (32 to 41 characters), which the handbook corrects. The parts left out would suit the website, as Samiuallah Mohammad suggested.</w:t>
+      </w:r>
+    </w:p>
+    <w:p>
+      <w:pPr>
         <w:pStyle w:val="Heading2"/>
       </w:pPr>
       <w:r>
@@ -7024,7 +7036,7 @@
         <w:rPr>
           <w:rFonts w:ascii="Arial" w:cs="Arial" w:eastAsia="Arial" w:hAnsi="Arial"/>
         </w:rPr>
-        <w:t xml:space="preserve">Material received: the first draft (Draft_one), the plan and recommendations (Latest updates and thoughts), the 180 course notes (typed and scanned), the Translation 1 notes, the notes on Farghal &amp; Shunnaq, the Text Analysis Model, the text </w:t>
+        <w:t xml:space="preserve">Material received: the typed version of the audiovisual translation notes (see Section 4), the first draft (Draft_one), the plan and recommendations (Latest updates and thoughts), the 180 course notes (typed and scanned), the Translation 1 notes, the notes on Farghal &amp; Shunnaq, the Text Analysis Model, the text </w:t>
       </w:r>
       <w:r>
         <w:rPr>

--- a/Handbook-Contributions-Report.docx
+++ b/Handbook-Contributions-Report.docx
@@ -191,7 +191,7 @@
         <w:rPr>
           <w:rFonts w:ascii="Arial" w:cs="Arial" w:eastAsia="Arial" w:hAnsi="Arial"/>
         </w:rPr>
-        <w:t xml:space="preserve">The report follows the current draft: two editions (Midnight and Light) with the same content, 92 pages, 9 parts and 27 chapters, an opening section (</w:t>
+        <w:t xml:space="preserve">The report follows the current draft: two editions (Midnight and Light) with the same content, 96 pages, 9 parts and 27 chapters, an opening section (</w:t>
       </w:r>
       <w:r>
         <w:rPr>
@@ -2059,7 +2059,71 @@
                 <w:sz w:val="19"/>
                 <w:szCs w:val="19"/>
               </w:rPr>
-              <w:t xml:space="preserve">—</w:t>
+              <w:t xml:space="preserve">Examples from Samiuallah’s Farghal &amp; Shunnaq notes and draft: </w:t>
+            </w:r>
+            <w:r>
+              <w:rPr>
+                <w:rFonts w:ascii="Arial" w:cs="Arial" w:eastAsia="Arial" w:hAnsi="Arial"/>
+                <w:i/>
+                <w:iCs/>
+                <w:sz w:val="19"/>
+                <w:szCs w:val="19"/>
+              </w:rPr>
+              <w:t xml:space="preserve">shadow government</w:t>
+            </w:r>
+            <w:r>
+              <w:rPr>
+                <w:rFonts w:ascii="Arial" w:cs="Arial" w:eastAsia="Arial" w:hAnsi="Arial"/>
+                <w:sz w:val="19"/>
+                <w:szCs w:val="19"/>
+              </w:rPr>
+              <w:t xml:space="preserve">, </w:t>
+            </w:r>
+            <w:r>
+              <w:rPr>
+                <w:rFonts w:ascii="Arial" w:cs="Arial" w:eastAsia="Arial" w:hAnsi="Arial"/>
+                <w:i/>
+                <w:iCs/>
+                <w:sz w:val="19"/>
+                <w:szCs w:val="19"/>
+              </w:rPr>
+              <w:t xml:space="preserve">My friend speaks German fluently</w:t>
+            </w:r>
+            <w:r>
+              <w:rPr>
+                <w:rFonts w:ascii="Arial" w:cs="Arial" w:eastAsia="Arial" w:hAnsi="Arial"/>
+                <w:sz w:val="19"/>
+                <w:szCs w:val="19"/>
+              </w:rPr>
+              <w:t xml:space="preserve">, </w:t>
+            </w:r>
+            <w:r>
+              <w:rPr>
+                <w:rFonts w:ascii="Arial" w:cs="Arial" w:eastAsia="Arial" w:hAnsi="Arial"/>
+                <w:i/>
+                <w:iCs/>
+                <w:sz w:val="19"/>
+                <w:szCs w:val="19"/>
+              </w:rPr>
+              <w:t xml:space="preserve">A burnt child dreads the fire</w:t>
+            </w:r>
+            <w:r>
+              <w:rPr>
+                <w:rFonts w:ascii="Arial" w:cs="Arial" w:eastAsia="Arial" w:hAnsi="Arial"/>
+                <w:sz w:val="19"/>
+                <w:szCs w:val="19"/>
+              </w:rPr>
+              <w:t xml:space="preserve">, </w:t>
+            </w:r>
+            <w:r>
+              <w:rPr>
+                <w:rFonts w:ascii="Arial" w:cs="Arial" w:eastAsia="Arial" w:hAnsi="Arial"/>
+                <w:i/>
+                <w:iCs/>
+                <w:sz w:val="19"/>
+                <w:szCs w:val="19"/>
+              </w:rPr>
+              <w:t xml:space="preserve">garage</w:t>
             </w:r>
           </w:p>
         </w:tc>
@@ -12578,7 +12642,7 @@
           <w:i/>
           <w:iCs/>
         </w:rPr>
-        <w:t xml:space="preserve">weak coffee</w:t>
+        <w:t xml:space="preserve">Ali often goes to bed early</w:t>
       </w:r>
       <w:r>
         <w:rPr>
@@ -12592,7 +12656,49 @@
           <w:i/>
           <w:iCs/>
         </w:rPr>
+        <w:t xml:space="preserve">The students are in the laboratory</w:t>
+      </w:r>
+      <w:r>
+        <w:rPr>
+          <w:rFonts w:ascii="Arial" w:cs="Arial" w:eastAsia="Arial" w:hAnsi="Arial"/>
+        </w:rPr>
+        <w:t xml:space="preserve"> (Chapter 4); </w:t>
+      </w:r>
+      <w:r>
+        <w:rPr>
+          <w:rFonts w:ascii="Arial" w:cs="Arial" w:eastAsia="Arial" w:hAnsi="Arial"/>
+          <w:i/>
+          <w:iCs/>
+        </w:rPr>
+        <w:t xml:space="preserve">weak coffee</w:t>
+      </w:r>
+      <w:r>
+        <w:rPr>
+          <w:rFonts w:ascii="Arial" w:cs="Arial" w:eastAsia="Arial" w:hAnsi="Arial"/>
+        </w:rPr>
+        <w:t xml:space="preserve">, </w:t>
+      </w:r>
+      <w:r>
+        <w:rPr>
+          <w:rFonts w:ascii="Arial" w:cs="Arial" w:eastAsia="Arial" w:hAnsi="Arial"/>
+          <w:i/>
+          <w:iCs/>
+        </w:rPr>
         <w:t xml:space="preserve">a rough sea</w:t>
+      </w:r>
+      <w:r>
+        <w:rPr>
+          <w:rFonts w:ascii="Arial" w:cs="Arial" w:eastAsia="Arial" w:hAnsi="Arial"/>
+        </w:rPr>
+        <w:t xml:space="preserve"> and the collocations of </w:t>
+      </w:r>
+      <w:r>
+        <w:rPr>
+          <w:rFonts w:ascii="Arial" w:cs="Arial" w:hAnsi="Arial"/>
+          <w:szCs w:val="23"/>
+          <w:rtl/>
+        </w:rPr>
+        <w:t xml:space="preserve">يقطع</w:t>
       </w:r>
       <w:r>
         <w:rPr>
@@ -12612,7 +12718,35 @@
         <w:rPr>
           <w:rFonts w:ascii="Arial" w:cs="Arial" w:eastAsia="Arial" w:hAnsi="Arial"/>
         </w:rPr>
-        <w:t xml:space="preserve"> (Chapter 9); the citation of Farghal &amp; Shunnaq in Chapters 4, 10, 12 and 15–17, in the 2011 edition the team used. The draft’s numbered exercises come from this book.</w:t>
+        <w:t xml:space="preserve"> and </w:t>
+      </w:r>
+      <w:r>
+        <w:rPr>
+          <w:rFonts w:ascii="Arial" w:cs="Arial" w:eastAsia="Arial" w:hAnsi="Arial"/>
+          <w:i/>
+          <w:iCs/>
+        </w:rPr>
+        <w:t xml:space="preserve">Business is business</w:t>
+      </w:r>
+      <w:r>
+        <w:rPr>
+          <w:rFonts w:ascii="Arial" w:cs="Arial" w:eastAsia="Arial" w:hAnsi="Arial"/>
+        </w:rPr>
+        <w:t xml:space="preserve"> (</w:t>
+      </w:r>
+      <w:r>
+        <w:rPr>
+          <w:rFonts w:ascii="Arial" w:cs="Arial" w:hAnsi="Arial"/>
+          <w:szCs w:val="23"/>
+          <w:rtl/>
+        </w:rPr>
+        <w:t xml:space="preserve">الشغل شغل</w:t>
+      </w:r>
+      <w:r>
+        <w:rPr>
+          <w:rFonts w:ascii="Arial" w:cs="Arial" w:eastAsia="Arial" w:hAnsi="Arial"/>
+        </w:rPr>
+        <w:t xml:space="preserve">) (Chapter 9); four examples of the seven procedures (Chapter 13); the citation of Farghal &amp; Shunnaq in Chapters 4, 10, 12 and 15–17, in the 2011 edition the team used. The draft’s numbered exercises come from this book.</w:t>
       </w:r>
     </w:p>
     <w:p>
@@ -13250,7 +13384,7 @@
                 <w:sz w:val="19"/>
                 <w:szCs w:val="19"/>
               </w:rPr>
-              <w:t xml:space="preserve">; the dual; the gender of </w:t>
+              <w:t xml:space="preserve"> (</w:t>
             </w:r>
             <w:r>
               <w:rPr>
@@ -13260,15 +13394,32 @@
                 <w:sz w:val="19"/>
                 <w:szCs w:val="19"/>
               </w:rPr>
-              <w:t xml:space="preserve">I</w:t>
-            </w:r>
-            <w:r>
-              <w:rPr>
-                <w:rFonts w:ascii="Arial" w:cs="Arial" w:eastAsia="Arial" w:hAnsi="Arial"/>
-                <w:sz w:val="19"/>
-                <w:szCs w:val="19"/>
-              </w:rPr>
-              <w:t xml:space="preserve"> and </w:t>
+              <w:t xml:space="preserve">She has her pills on time</w:t>
+            </w:r>
+            <w:r>
+              <w:rPr>
+                <w:rFonts w:ascii="Arial" w:cs="Arial" w:eastAsia="Arial" w:hAnsi="Arial"/>
+                <w:sz w:val="19"/>
+                <w:szCs w:val="19"/>
+              </w:rPr>
+              <w:t xml:space="preserve">); the dual (</w:t>
+            </w:r>
+            <w:r>
+              <w:rPr>
+                <w:rFonts w:ascii="Arial" w:cs="Arial" w:hAnsi="Arial"/>
+                <w:sz w:val="19"/>
+                <w:szCs w:val="20"/>
+                <w:rtl/>
+              </w:rPr>
+              <w:t xml:space="preserve">المحكمان</w:t>
+            </w:r>
+            <w:r>
+              <w:rPr>
+                <w:rFonts w:ascii="Arial" w:cs="Arial" w:eastAsia="Arial" w:hAnsi="Arial"/>
+                <w:sz w:val="19"/>
+                <w:szCs w:val="19"/>
+              </w:rPr>
+              <w:t xml:space="preserve">); the gender of </w:t>
             </w:r>
             <w:r>
               <w:rPr>
@@ -13278,6 +13429,24 @@
                 <w:sz w:val="19"/>
                 <w:szCs w:val="19"/>
               </w:rPr>
+              <w:t xml:space="preserve">I</w:t>
+            </w:r>
+            <w:r>
+              <w:rPr>
+                <w:rFonts w:ascii="Arial" w:cs="Arial" w:eastAsia="Arial" w:hAnsi="Arial"/>
+                <w:sz w:val="19"/>
+                <w:szCs w:val="19"/>
+              </w:rPr>
+              <w:t xml:space="preserve"> and </w:t>
+            </w:r>
+            <w:r>
+              <w:rPr>
+                <w:rFonts w:ascii="Arial" w:cs="Arial" w:eastAsia="Arial" w:hAnsi="Arial"/>
+                <w:i/>
+                <w:iCs/>
+                <w:sz w:val="19"/>
+                <w:szCs w:val="19"/>
+              </w:rPr>
               <w:t xml:space="preserve">you</w:t>
             </w:r>
           </w:p>
@@ -14416,6 +14585,136 @@
                 <w:szCs w:val="19"/>
               </w:rPr>
               <w:t xml:space="preserve">Whole book</w:t>
+            </w:r>
+          </w:p>
+        </w:tc>
+      </w:tr>
+      <w:tr>
+        <w:trPr>
+          <w:cantSplit/>
+        </w:trPr>
+        <w:tc>
+          <w:tcPr>
+            <w:tcW w:type="dxa" w:w="5624"/>
+            <w:tcBorders>
+              <w:top w:val="single" w:color="000000" w:sz="4"/>
+              <w:left w:val="single" w:color="000000" w:sz="4"/>
+              <w:bottom w:val="single" w:color="000000" w:sz="4"/>
+              <w:right w:val="single" w:color="000000" w:sz="4"/>
+            </w:tcBorders>
+            <w:tcMar>
+              <w:top w:type="dxa" w:w="60"/>
+              <w:left w:type="dxa" w:w="100"/>
+              <w:bottom w:type="dxa" w:w="60"/>
+              <w:right w:type="dxa" w:w="100"/>
+            </w:tcMar>
+          </w:tcPr>
+          <w:p>
+            <w:pPr>
+              <w:spacing w:after="0" w:line="260"/>
+            </w:pPr>
+            <w:r>
+              <w:rPr>
+                <w:rFonts w:ascii="Arial" w:cs="Arial" w:eastAsia="Arial" w:hAnsi="Arial"/>
+                <w:sz w:val="19"/>
+                <w:szCs w:val="19"/>
+              </w:rPr>
+              <w:t xml:space="preserve">Wrote two one-page guides: The translator’s workflow (with Do and Don’t boxes) and When in doubt</w:t>
+            </w:r>
+          </w:p>
+        </w:tc>
+        <w:tc>
+          <w:tcPr>
+            <w:tcW w:type="dxa" w:w="3447"/>
+            <w:tcBorders>
+              <w:top w:val="single" w:color="000000" w:sz="4"/>
+              <w:left w:val="single" w:color="000000" w:sz="4"/>
+              <w:bottom w:val="single" w:color="000000" w:sz="4"/>
+              <w:right w:val="single" w:color="000000" w:sz="4"/>
+            </w:tcBorders>
+            <w:tcMar>
+              <w:top w:type="dxa" w:w="60"/>
+              <w:left w:type="dxa" w:w="100"/>
+              <w:bottom w:type="dxa" w:w="60"/>
+              <w:right w:type="dxa" w:w="100"/>
+            </w:tcMar>
+          </w:tcPr>
+          <w:p>
+            <w:pPr>
+              <w:spacing w:after="0" w:line="260"/>
+            </w:pPr>
+            <w:r>
+              <w:rPr>
+                <w:rFonts w:ascii="Arial" w:cs="Arial" w:eastAsia="Arial" w:hAnsi="Arial"/>
+                <w:sz w:val="19"/>
+                <w:szCs w:val="19"/>
+              </w:rPr>
+              <w:t xml:space="preserve">End of Part 1; before the closing section</w:t>
+            </w:r>
+          </w:p>
+        </w:tc>
+      </w:tr>
+      <w:tr>
+        <w:trPr>
+          <w:cantSplit/>
+        </w:trPr>
+        <w:tc>
+          <w:tcPr>
+            <w:tcW w:type="dxa" w:w="5624"/>
+            <w:tcBorders>
+              <w:top w:val="single" w:color="000000" w:sz="4"/>
+              <w:left w:val="single" w:color="000000" w:sz="4"/>
+              <w:bottom w:val="single" w:color="000000" w:sz="4"/>
+              <w:right w:val="single" w:color="000000" w:sz="4"/>
+            </w:tcBorders>
+            <w:tcMar>
+              <w:top w:type="dxa" w:w="60"/>
+              <w:left w:type="dxa" w:w="100"/>
+              <w:bottom w:type="dxa" w:w="60"/>
+              <w:right w:type="dxa" w:w="100"/>
+            </w:tcMar>
+          </w:tcPr>
+          <w:p>
+            <w:pPr>
+              <w:spacing w:after="0" w:line="260"/>
+            </w:pPr>
+            <w:r>
+              <w:rPr>
+                <w:rFonts w:ascii="Arial" w:cs="Arial" w:eastAsia="Arial" w:hAnsi="Arial"/>
+                <w:sz w:val="19"/>
+                <w:szCs w:val="19"/>
+              </w:rPr>
+              <w:t xml:space="preserve">Reviewed every example against the team’s documents and her notes: team examples kept and corrected; weak examples replaced, preferably with team examples; challenge questions added</w:t>
+            </w:r>
+          </w:p>
+        </w:tc>
+        <w:tc>
+          <w:tcPr>
+            <w:tcW w:type="dxa" w:w="3447"/>
+            <w:tcBorders>
+              <w:top w:val="single" w:color="000000" w:sz="4"/>
+              <w:left w:val="single" w:color="000000" w:sz="4"/>
+              <w:bottom w:val="single" w:color="000000" w:sz="4"/>
+              <w:right w:val="single" w:color="000000" w:sz="4"/>
+            </w:tcBorders>
+            <w:tcMar>
+              <w:top w:type="dxa" w:w="60"/>
+              <w:left w:type="dxa" w:w="100"/>
+              <w:bottom w:type="dxa" w:w="60"/>
+              <w:right w:type="dxa" w:w="100"/>
+            </w:tcMar>
+          </w:tcPr>
+          <w:p>
+            <w:pPr>
+              <w:spacing w:after="0" w:line="260"/>
+            </w:pPr>
+            <w:r>
+              <w:rPr>
+                <w:rFonts w:ascii="Arial" w:cs="Arial" w:eastAsia="Arial" w:hAnsi="Arial"/>
+                <w:sz w:val="19"/>
+                <w:szCs w:val="19"/>
+              </w:rPr>
+              <w:t xml:space="preserve">Chapters 1–27</w:t>
             </w:r>
           </w:p>
         </w:tc>

--- a/Handbook-Contributions-Report.docx
+++ b/Handbook-Contributions-Report.docx
@@ -191,7 +191,7 @@
         <w:rPr>
           <w:rFonts w:ascii="Arial" w:cs="Arial" w:eastAsia="Arial" w:hAnsi="Arial"/>
         </w:rPr>
-        <w:t xml:space="preserve">The report follows the current draft: two editions (Midnight and Light) with the same content, 96 pages, 9 parts and 27 chapters, an opening section (</w:t>
+        <w:t xml:space="preserve">The report follows the current draft: two editions (Midnight and Light) with the same content, 98 pages, 9 parts and 27 chapters, an opening section (</w:t>
       </w:r>
       <w:r>
         <w:rPr>
@@ -14650,6 +14650,136 @@
                 <w:szCs w:val="19"/>
               </w:rPr>
               <w:t xml:space="preserve">End of Part 1; before the closing section</w:t>
+            </w:r>
+          </w:p>
+        </w:tc>
+      </w:tr>
+      <w:tr>
+        <w:trPr>
+          <w:cantSplit/>
+        </w:trPr>
+        <w:tc>
+          <w:tcPr>
+            <w:tcW w:type="dxa" w:w="5624"/>
+            <w:tcBorders>
+              <w:top w:val="single" w:color="000000" w:sz="4"/>
+              <w:left w:val="single" w:color="000000" w:sz="4"/>
+              <w:bottom w:val="single" w:color="000000" w:sz="4"/>
+              <w:right w:val="single" w:color="000000" w:sz="4"/>
+            </w:tcBorders>
+            <w:tcMar>
+              <w:top w:type="dxa" w:w="60"/>
+              <w:left w:type="dxa" w:w="100"/>
+              <w:bottom w:type="dxa" w:w="60"/>
+              <w:right w:type="dxa" w:w="100"/>
+            </w:tcMar>
+          </w:tcPr>
+          <w:p>
+            <w:pPr>
+              <w:spacing w:after="0" w:line="260"/>
+            </w:pPr>
+            <w:r>
+              <w:rPr>
+                <w:rFonts w:ascii="Arial" w:cs="Arial" w:eastAsia="Arial" w:hAnsi="Arial"/>
+                <w:sz w:val="19"/>
+                <w:szCs w:val="19"/>
+              </w:rPr>
+              <w:t xml:space="preserve">Wrote a Translation quality checklist and a final task, Put it all together, which takes one short press release through every step of the book</w:t>
+            </w:r>
+          </w:p>
+        </w:tc>
+        <w:tc>
+          <w:tcPr>
+            <w:tcW w:type="dxa" w:w="3447"/>
+            <w:tcBorders>
+              <w:top w:val="single" w:color="000000" w:sz="4"/>
+              <w:left w:val="single" w:color="000000" w:sz="4"/>
+              <w:bottom w:val="single" w:color="000000" w:sz="4"/>
+              <w:right w:val="single" w:color="000000" w:sz="4"/>
+            </w:tcBorders>
+            <w:tcMar>
+              <w:top w:type="dxa" w:w="60"/>
+              <w:left w:type="dxa" w:w="100"/>
+              <w:bottom w:type="dxa" w:w="60"/>
+              <w:right w:type="dxa" w:w="100"/>
+            </w:tcMar>
+          </w:tcPr>
+          <w:p>
+            <w:pPr>
+              <w:spacing w:after="0" w:line="260"/>
+            </w:pPr>
+            <w:r>
+              <w:rPr>
+                <w:rFonts w:ascii="Arial" w:cs="Arial" w:eastAsia="Arial" w:hAnsi="Arial"/>
+                <w:sz w:val="19"/>
+                <w:szCs w:val="19"/>
+              </w:rPr>
+              <w:t xml:space="preserve">End of Part 8; after Chapter 27</w:t>
+            </w:r>
+          </w:p>
+        </w:tc>
+      </w:tr>
+      <w:tr>
+        <w:trPr>
+          <w:cantSplit/>
+        </w:trPr>
+        <w:tc>
+          <w:tcPr>
+            <w:tcW w:type="dxa" w:w="5624"/>
+            <w:tcBorders>
+              <w:top w:val="single" w:color="000000" w:sz="4"/>
+              <w:left w:val="single" w:color="000000" w:sz="4"/>
+              <w:bottom w:val="single" w:color="000000" w:sz="4"/>
+              <w:right w:val="single" w:color="000000" w:sz="4"/>
+            </w:tcBorders>
+            <w:tcMar>
+              <w:top w:type="dxa" w:w="60"/>
+              <w:left w:type="dxa" w:w="100"/>
+              <w:bottom w:type="dxa" w:w="60"/>
+              <w:right w:type="dxa" w:w="100"/>
+            </w:tcMar>
+          </w:tcPr>
+          <w:p>
+            <w:pPr>
+              <w:spacing w:after="0" w:line="260"/>
+            </w:pPr>
+            <w:r>
+              <w:rPr>
+                <w:rFonts w:ascii="Arial" w:cs="Arial" w:eastAsia="Arial" w:hAnsi="Arial"/>
+                <w:sz w:val="19"/>
+                <w:szCs w:val="19"/>
+              </w:rPr>
+              <w:t xml:space="preserve">Revised the wording of rules and claims so that they read as tendencies, not absolute laws, and marked the preferred Arabic term where two exist</w:t>
+            </w:r>
+          </w:p>
+        </w:tc>
+        <w:tc>
+          <w:tcPr>
+            <w:tcW w:type="dxa" w:w="3447"/>
+            <w:tcBorders>
+              <w:top w:val="single" w:color="000000" w:sz="4"/>
+              <w:left w:val="single" w:color="000000" w:sz="4"/>
+              <w:bottom w:val="single" w:color="000000" w:sz="4"/>
+              <w:right w:val="single" w:color="000000" w:sz="4"/>
+            </w:tcBorders>
+            <w:tcMar>
+              <w:top w:type="dxa" w:w="60"/>
+              <w:left w:type="dxa" w:w="100"/>
+              <w:bottom w:type="dxa" w:w="60"/>
+              <w:right w:type="dxa" w:w="100"/>
+            </w:tcMar>
+          </w:tcPr>
+          <w:p>
+            <w:pPr>
+              <w:spacing w:after="0" w:line="260"/>
+            </w:pPr>
+            <w:r>
+              <w:rPr>
+                <w:rFonts w:ascii="Arial" w:cs="Arial" w:eastAsia="Arial" w:hAnsi="Arial"/>
+                <w:sz w:val="19"/>
+                <w:szCs w:val="19"/>
+              </w:rPr>
+              <w:t xml:space="preserve">Chapters 4, 10, 11, 20, 22, 27; Glossary</w:t>
             </w:r>
           </w:p>
         </w:tc>

--- a/Handbook-Contributions-Report.docx
+++ b/Handbook-Contributions-Report.docx
@@ -1652,7 +1652,7 @@
                 <w:sz w:val="19"/>
                 <w:szCs w:val="19"/>
               </w:rPr>
-              <w:t xml:space="preserve">: three idioms</w:t>
+              <w:t xml:space="preserve">: three idioms; Kuwaiti expressions from the Kuwaiti dictionary (Loulwah’s proposal)</w:t>
             </w:r>
           </w:p>
         </w:tc>
@@ -4467,6 +4467,191 @@
                 <w:szCs w:val="19"/>
               </w:rPr>
               <w:t xml:space="preserve">Chapter 3, now in Part 1</w:t>
+            </w:r>
+          </w:p>
+        </w:tc>
+      </w:tr>
+      <w:tr>
+        <w:trPr>
+          <w:cantSplit/>
+        </w:trPr>
+        <w:tc>
+          <w:tcPr>
+            <w:tcW w:type="dxa" w:w="5624"/>
+            <w:tcBorders>
+              <w:top w:val="single" w:color="000000" w:sz="4"/>
+              <w:left w:val="single" w:color="000000" w:sz="4"/>
+              <w:bottom w:val="single" w:color="000000" w:sz="4"/>
+              <w:right w:val="single" w:color="000000" w:sz="4"/>
+            </w:tcBorders>
+            <w:tcMar>
+              <w:top w:type="dxa" w:w="60"/>
+              <w:left w:type="dxa" w:w="100"/>
+              <w:bottom w:type="dxa" w:w="60"/>
+              <w:right w:type="dxa" w:w="100"/>
+            </w:tcMar>
+          </w:tcPr>
+          <w:p>
+            <w:pPr>
+              <w:spacing w:after="0" w:line="260"/>
+            </w:pPr>
+            <w:r>
+              <w:rPr>
+                <w:rFonts w:ascii="Arial" w:cs="Arial" w:eastAsia="Arial" w:hAnsi="Arial"/>
+                <w:sz w:val="19"/>
+                <w:szCs w:val="19"/>
+              </w:rPr>
+              <w:t xml:space="preserve">Her proposal of Kuwaiti expressions from a Kuwaiti dictionary: seven expressions from </w:t>
+            </w:r>
+            <w:r>
+              <w:rPr>
+                <w:rFonts w:ascii="Arial" w:cs="Arial" w:eastAsia="Arial" w:hAnsi="Arial"/>
+                <w:i/>
+                <w:iCs/>
+                <w:sz w:val="19"/>
+                <w:szCs w:val="19"/>
+              </w:rPr>
+              <w:t xml:space="preserve">Muʿjam al-taʿābīr al-iṣṭilāḥiyya al-Kuwaytiyya al-muqārana</w:t>
+            </w:r>
+            <w:r>
+              <w:rPr>
+                <w:rFonts w:ascii="Arial" w:cs="Arial" w:eastAsia="Arial" w:hAnsi="Arial"/>
+                <w:sz w:val="19"/>
+                <w:szCs w:val="19"/>
+              </w:rPr>
+              <w:t xml:space="preserve"> (</w:t>
+            </w:r>
+            <w:r>
+              <w:rPr>
+                <w:rFonts w:ascii="Arial" w:cs="Arial" w:hAnsi="Arial"/>
+                <w:sz w:val="19"/>
+                <w:szCs w:val="20"/>
+                <w:rtl/>
+              </w:rPr>
+              <w:t xml:space="preserve">الحجي سهل</w:t>
+            </w:r>
+            <w:r>
+              <w:rPr>
+                <w:rFonts w:ascii="Arial" w:cs="Arial" w:eastAsia="Arial" w:hAnsi="Arial"/>
+                <w:sz w:val="19"/>
+                <w:szCs w:val="19"/>
+              </w:rPr>
+              <w:t xml:space="preserve">, </w:t>
+            </w:r>
+            <w:r>
+              <w:rPr>
+                <w:rFonts w:ascii="Arial" w:cs="Arial" w:hAnsi="Arial"/>
+                <w:sz w:val="19"/>
+                <w:szCs w:val="20"/>
+                <w:rtl/>
+              </w:rPr>
+              <w:t xml:space="preserve">الحجي معاك ضايع</w:t>
+            </w:r>
+            <w:r>
+              <w:rPr>
+                <w:rFonts w:ascii="Arial" w:cs="Arial" w:eastAsia="Arial" w:hAnsi="Arial"/>
+                <w:sz w:val="19"/>
+                <w:szCs w:val="19"/>
+              </w:rPr>
+              <w:t xml:space="preserve">, </w:t>
+            </w:r>
+            <w:r>
+              <w:rPr>
+                <w:rFonts w:ascii="Arial" w:cs="Arial" w:hAnsi="Arial"/>
+                <w:sz w:val="19"/>
+                <w:szCs w:val="20"/>
+                <w:rtl/>
+              </w:rPr>
+              <w:t xml:space="preserve">السالفة أكبر من جدي</w:t>
+            </w:r>
+            <w:r>
+              <w:rPr>
+                <w:rFonts w:ascii="Arial" w:cs="Arial" w:eastAsia="Arial" w:hAnsi="Arial"/>
+                <w:sz w:val="19"/>
+                <w:szCs w:val="19"/>
+              </w:rPr>
+              <w:t xml:space="preserve">, </w:t>
+            </w:r>
+            <w:r>
+              <w:rPr>
+                <w:rFonts w:ascii="Arial" w:cs="Arial" w:hAnsi="Arial"/>
+                <w:sz w:val="19"/>
+                <w:szCs w:val="20"/>
+                <w:rtl/>
+              </w:rPr>
+              <w:t xml:space="preserve">الدموع أربع أربع</w:t>
+            </w:r>
+            <w:r>
+              <w:rPr>
+                <w:rFonts w:ascii="Arial" w:cs="Arial" w:eastAsia="Arial" w:hAnsi="Arial"/>
+                <w:sz w:val="19"/>
+                <w:szCs w:val="19"/>
+              </w:rPr>
+              <w:t xml:space="preserve">, </w:t>
+            </w:r>
+            <w:r>
+              <w:rPr>
+                <w:rFonts w:ascii="Arial" w:cs="Arial" w:hAnsi="Arial"/>
+                <w:sz w:val="19"/>
+                <w:szCs w:val="20"/>
+                <w:rtl/>
+              </w:rPr>
+              <w:t xml:space="preserve">الشمس منين طالعة؟</w:t>
+            </w:r>
+            <w:r>
+              <w:rPr>
+                <w:rFonts w:ascii="Arial" w:cs="Arial" w:eastAsia="Arial" w:hAnsi="Arial"/>
+                <w:sz w:val="19"/>
+                <w:szCs w:val="19"/>
+              </w:rPr>
+              <w:t xml:space="preserve">, </w:t>
+            </w:r>
+            <w:r>
+              <w:rPr>
+                <w:rFonts w:ascii="Arial" w:cs="Arial" w:hAnsi="Arial"/>
+                <w:sz w:val="19"/>
+                <w:szCs w:val="20"/>
+                <w:rtl/>
+              </w:rPr>
+              <w:t xml:space="preserve">العين أوسع من الدار</w:t>
+            </w:r>
+            <w:r>
+              <w:rPr>
+                <w:rFonts w:ascii="Arial" w:cs="Arial" w:eastAsia="Arial" w:hAnsi="Arial"/>
+                <w:sz w:val="19"/>
+                <w:szCs w:val="19"/>
+              </w:rPr>
+              <w:t xml:space="preserve">), with their English equivalents</w:t>
+            </w:r>
+          </w:p>
+        </w:tc>
+        <w:tc>
+          <w:tcPr>
+            <w:tcW w:type="dxa" w:w="3447"/>
+            <w:tcBorders>
+              <w:top w:val="single" w:color="000000" w:sz="4"/>
+              <w:left w:val="single" w:color="000000" w:sz="4"/>
+              <w:bottom w:val="single" w:color="000000" w:sz="4"/>
+              <w:right w:val="single" w:color="000000" w:sz="4"/>
+            </w:tcBorders>
+            <w:tcMar>
+              <w:top w:type="dxa" w:w="60"/>
+              <w:left w:type="dxa" w:w="100"/>
+              <w:bottom w:type="dxa" w:w="60"/>
+              <w:right w:type="dxa" w:w="100"/>
+            </w:tcMar>
+          </w:tcPr>
+          <w:p>
+            <w:pPr>
+              <w:spacing w:after="0" w:line="260"/>
+            </w:pPr>
+            <w:r>
+              <w:rPr>
+                <w:rFonts w:ascii="Arial" w:cs="Arial" w:eastAsia="Arial" w:hAnsi="Arial"/>
+                <w:sz w:val="19"/>
+                <w:szCs w:val="19"/>
+              </w:rPr>
+              <w:t xml:space="preserve">Chapter 9, Step 5; Chapters 15 and 27</w:t>
             </w:r>
           </w:p>
         </w:tc>
@@ -5168,71 +5353,6 @@
                 <w:szCs w:val="19"/>
               </w:rPr>
               <w:t xml:space="preserve">) or were incomplete, and most equivalents are colloquial.</w:t>
-            </w:r>
-          </w:p>
-        </w:tc>
-      </w:tr>
-      <w:tr>
-        <w:trPr>
-          <w:cantSplit/>
-        </w:trPr>
-        <w:tc>
-          <w:tcPr>
-            <w:tcW w:type="dxa" w:w="4082"/>
-            <w:tcBorders>
-              <w:top w:val="single" w:color="000000" w:sz="4"/>
-              <w:left w:val="single" w:color="000000" w:sz="4"/>
-              <w:bottom w:val="single" w:color="000000" w:sz="4"/>
-              <w:right w:val="single" w:color="000000" w:sz="4"/>
-            </w:tcBorders>
-            <w:tcMar>
-              <w:top w:type="dxa" w:w="60"/>
-              <w:left w:type="dxa" w:w="100"/>
-              <w:bottom w:type="dxa" w:w="60"/>
-              <w:right w:type="dxa" w:w="100"/>
-            </w:tcMar>
-          </w:tcPr>
-          <w:p>
-            <w:pPr>
-              <w:spacing w:after="0" w:line="260"/>
-            </w:pPr>
-            <w:r>
-              <w:rPr>
-                <w:rFonts w:ascii="Arial" w:cs="Arial" w:eastAsia="Arial" w:hAnsi="Arial"/>
-                <w:sz w:val="19"/>
-                <w:szCs w:val="19"/>
-              </w:rPr>
-              <w:t xml:space="preserve">The table of Kuwaiti expressions (from her framework instructions)</w:t>
-            </w:r>
-          </w:p>
-        </w:tc>
-        <w:tc>
-          <w:tcPr>
-            <w:tcW w:type="dxa" w:w="4989"/>
-            <w:tcBorders>
-              <w:top w:val="single" w:color="000000" w:sz="4"/>
-              <w:left w:val="single" w:color="000000" w:sz="4"/>
-              <w:bottom w:val="single" w:color="000000" w:sz="4"/>
-              <w:right w:val="single" w:color="000000" w:sz="4"/>
-            </w:tcBorders>
-            <w:tcMar>
-              <w:top w:type="dxa" w:w="60"/>
-              <w:left w:type="dxa" w:w="100"/>
-              <w:bottom w:type="dxa" w:w="60"/>
-              <w:right w:type="dxa" w:w="100"/>
-            </w:tcMar>
-          </w:tcPr>
-          <w:p>
-            <w:pPr>
-              <w:spacing w:after="0" w:line="260"/>
-            </w:pPr>
-            <w:r>
-              <w:rPr>
-                <w:rFonts w:ascii="Arial" w:cs="Arial" w:eastAsia="Arial" w:hAnsi="Arial"/>
-                <w:sz w:val="19"/>
-                <w:szCs w:val="19"/>
-              </w:rPr>
-              <w:t xml:space="preserve">The handbook uses formal Arabic; the table would suit the website.</w:t>
             </w:r>
           </w:p>
         </w:tc>

--- a/Handbook-Contributions-Report.docx
+++ b/Handbook-Contributions-Report.docx
@@ -14900,6 +14900,107 @@
                 <w:szCs w:val="19"/>
               </w:rPr>
               <w:t xml:space="preserve">Chapters 4, 10, 11, 20, 22, 27; Glossary</w:t>
+            </w:r>
+          </w:p>
+        </w:tc>
+      </w:tr>
+      <w:tr>
+        <w:trPr>
+          <w:cantSplit/>
+        </w:trPr>
+        <w:tc>
+          <w:tcPr>
+            <w:tcW w:type="dxa" w:w="5624"/>
+            <w:tcBorders>
+              <w:top w:val="single" w:color="000000" w:sz="4"/>
+              <w:left w:val="single" w:color="000000" w:sz="4"/>
+              <w:bottom w:val="single" w:color="000000" w:sz="4"/>
+              <w:right w:val="single" w:color="000000" w:sz="4"/>
+            </w:tcBorders>
+            <w:tcMar>
+              <w:top w:type="dxa" w:w="60"/>
+              <w:left w:type="dxa" w:w="100"/>
+              <w:bottom w:type="dxa" w:w="60"/>
+              <w:right w:type="dxa" w:w="100"/>
+            </w:tcMar>
+          </w:tcPr>
+          <w:p>
+            <w:pPr>
+              <w:spacing w:after="0" w:line="260"/>
+            </w:pPr>
+            <w:r>
+              <w:rPr>
+                <w:rFonts w:ascii="Arial" w:cs="Arial" w:eastAsia="Arial" w:hAnsi="Arial"/>
+                <w:sz w:val="19"/>
+                <w:szCs w:val="19"/>
+              </w:rPr>
+              <w:t xml:space="preserve">Replaced the invented subtitling lines with famous, cited film lines (</w:t>
+            </w:r>
+            <w:r>
+              <w:rPr>
+                <w:rFonts w:ascii="Arial" w:cs="Arial" w:eastAsia="Arial" w:hAnsi="Arial"/>
+                <w:i/>
+                <w:iCs/>
+                <w:sz w:val="19"/>
+                <w:szCs w:val="19"/>
+              </w:rPr>
+              <w:t xml:space="preserve">The Godfather</w:t>
+            </w:r>
+            <w:r>
+              <w:rPr>
+                <w:rFonts w:ascii="Arial" w:cs="Arial" w:eastAsia="Arial" w:hAnsi="Arial"/>
+                <w:sz w:val="19"/>
+                <w:szCs w:val="19"/>
+              </w:rPr>
+              <w:t xml:space="preserve">; </w:t>
+            </w:r>
+            <w:r>
+              <w:rPr>
+                <w:rFonts w:ascii="Arial" w:cs="Arial" w:eastAsia="Arial" w:hAnsi="Arial"/>
+                <w:i/>
+                <w:iCs/>
+                <w:sz w:val="19"/>
+                <w:szCs w:val="19"/>
+              </w:rPr>
+              <w:t xml:space="preserve">Gone with the Wind</w:t>
+            </w:r>
+            <w:r>
+              <w:rPr>
+                <w:rFonts w:ascii="Arial" w:cs="Arial" w:eastAsia="Arial" w:hAnsi="Arial"/>
+                <w:sz w:val="19"/>
+                <w:szCs w:val="19"/>
+              </w:rPr>
+              <w:t xml:space="preserve">), each explained</w:t>
+            </w:r>
+          </w:p>
+        </w:tc>
+        <w:tc>
+          <w:tcPr>
+            <w:tcW w:type="dxa" w:w="3447"/>
+            <w:tcBorders>
+              <w:top w:val="single" w:color="000000" w:sz="4"/>
+              <w:left w:val="single" w:color="000000" w:sz="4"/>
+              <w:bottom w:val="single" w:color="000000" w:sz="4"/>
+              <w:right w:val="single" w:color="000000" w:sz="4"/>
+            </w:tcBorders>
+            <w:tcMar>
+              <w:top w:type="dxa" w:w="60"/>
+              <w:left w:type="dxa" w:w="100"/>
+              <w:bottom w:type="dxa" w:w="60"/>
+              <w:right w:type="dxa" w:w="100"/>
+            </w:tcMar>
+          </w:tcPr>
+          <w:p>
+            <w:pPr>
+              <w:spacing w:after="0" w:line="260"/>
+            </w:pPr>
+            <w:r>
+              <w:rPr>
+                <w:rFonts w:ascii="Arial" w:cs="Arial" w:eastAsia="Arial" w:hAnsi="Arial"/>
+                <w:sz w:val="19"/>
+                <w:szCs w:val="19"/>
+              </w:rPr>
+              <w:t xml:space="preserve">Chapter 27</w:t>
             </w:r>
           </w:p>
         </w:tc>

--- a/Handbook-Contributions-Report.docx
+++ b/Handbook-Contributions-Report.docx
@@ -893,7 +893,7 @@
                 <w:sz w:val="19"/>
                 <w:szCs w:val="19"/>
               </w:rPr>
-              <w:t xml:space="preserve">Written from published sources; </w:t>
+              <w:t xml:space="preserve">Written by Shaikhah Alkhaledi from published sources; </w:t>
             </w:r>
             <w:r>
               <w:rPr>
@@ -2029,7 +2029,7 @@
                 <w:sz w:val="19"/>
                 <w:szCs w:val="19"/>
               </w:rPr>
-              <w:t xml:space="preserve">Samiuallah (plan); written from published sources</w:t>
+              <w:t xml:space="preserve">Samiuallah (plan); written by Shaikhah Alkhaledi from published sources</w:t>
             </w:r>
           </w:p>
         </w:tc>
@@ -2832,7 +2832,7 @@
                 <w:sz w:val="19"/>
                 <w:szCs w:val="19"/>
               </w:rPr>
-              <w:t xml:space="preserve">Written from published sources</w:t>
+              <w:t xml:space="preserve">Written by Shaikhah Alkhaledi from published sources</w:t>
             </w:r>
           </w:p>
         </w:tc>
@@ -2962,7 +2962,7 @@
                 <w:sz w:val="19"/>
                 <w:szCs w:val="19"/>
               </w:rPr>
-              <w:t xml:space="preserve">22 Machine translation and AI</w:t>
+              <w:t xml:space="preserve">22 Machine translation</w:t>
             </w:r>
           </w:p>
         </w:tc>
@@ -3117,7 +3117,7 @@
                 <w:sz w:val="19"/>
                 <w:szCs w:val="19"/>
               </w:rPr>
-              <w:t xml:space="preserve">Written from published sources</w:t>
+              <w:t xml:space="preserve">Written by Shaikhah Alkhaledi from published sources</w:t>
             </w:r>
           </w:p>
         </w:tc>
@@ -3648,7 +3648,7 @@
         <w:rPr>
           <w:rFonts w:ascii="Arial" w:cs="Arial" w:eastAsia="Arial" w:hAnsi="Arial"/>
         </w:rPr>
-        <w:t xml:space="preserve">Material received: the audiovisual translation notes (Intro to AVT and AVT 2), idiom notes, and her suggestion to include dictionaries. Her Principles of Translation notes, the Gamal article and the AVT Theory file have not yet reached the editor, and her other notes were lost.</w:t>
+        <w:t xml:space="preserve">Material received: the audiovisual translation notes (Intro to AVT and AVT 2), idiom notes, and her suggestion to include dictionaries. Her Principles of Translation notes, the Gamal article and the AVT Theory file have not yet been received, and her other notes were lost.</w:t>
       </w:r>
     </w:p>
     <w:p>
@@ -5368,7 +5368,7 @@
         <w:pStyle w:val="Heading2"/>
       </w:pPr>
       <w:r>
-        <w:t xml:space="preserve">4.4 Added by the editor to her chapters</w:t>
+        <w:t xml:space="preserve">4.4 Added by Shaikhah Alkhaledi to her chapters</w:t>
       </w:r>
     </w:p>
     <w:p>
@@ -5400,7 +5400,7 @@
         <w:rPr>
           <w:rFonts w:ascii="Arial" w:cs="Arial" w:eastAsia="Arial" w:hAnsi="Arial"/>
         </w:rPr>
-        <w:t xml:space="preserve">Material received: the terminology slides (182), the terminology material selected from them with Samiuallah Mohammad, the TerminologyIdioms document, and her suggestion of an opening chapter of tips. Her Translation Texts document (180 and 386 texts) and her stylistics summary have not yet reached the editor.</w:t>
+        <w:t xml:space="preserve">Material received: the terminology slides (182), the terminology material selected from them with Samiuallah Mohammad, the TerminologyIdioms document, and her suggestion of an opening chapter of tips. Her Translation Texts document (180 and 386 texts) and her stylistics summary have not yet been received.</w:t>
       </w:r>
     </w:p>
     <w:p>
@@ -7146,7 +7146,7 @@
         <w:pStyle w:val="Heading2"/>
       </w:pPr>
       <w:r>
-        <w:t xml:space="preserve">5.4 Added by the editor to her chapter</w:t>
+        <w:t xml:space="preserve">5.4 Added by Shaikhah Alkhaledi to her chapter</w:t>
       </w:r>
     </w:p>
     <w:p>
@@ -8672,7 +8672,7 @@
                 <w:sz w:val="19"/>
                 <w:szCs w:val="19"/>
               </w:rPr>
-              <w:t xml:space="preserve">Terminology; AI and machine translation; glossary; references (empty headings)</w:t>
+              <w:t xml:space="preserve">Terminology; machine translation; glossary; references (empty headings)</w:t>
             </w:r>
           </w:p>
         </w:tc>
@@ -15100,6 +15100,621 @@
                 <w:sz w:val="19"/>
                 <w:szCs w:val="19"/>
               </w:rPr>
+              <w:t xml:space="preserve">Wrote the opening example of Start here, a real translation decision from a news report (</w:t>
+            </w:r>
+            <w:r>
+              <w:rPr>
+                <w:rFonts w:ascii="Arial" w:cs="Arial" w:eastAsia="Arial" w:hAnsi="Arial"/>
+                <w:i/>
+                <w:iCs/>
+                <w:sz w:val="19"/>
+                <w:szCs w:val="19"/>
+              </w:rPr>
+              <w:t xml:space="preserve">The government came under pressure to reconsider the decision.</w:t>
+            </w:r>
+            <w:r>
+              <w:rPr>
+                <w:rFonts w:ascii="Arial" w:cs="Arial" w:eastAsia="Arial" w:hAnsi="Arial"/>
+                <w:sz w:val="19"/>
+                <w:szCs w:val="19"/>
+              </w:rPr>
+              <w:t xml:space="preserve"> → </w:t>
+            </w:r>
+            <w:r>
+              <w:rPr>
+                <w:rFonts w:ascii="Arial" w:cs="Arial" w:hAnsi="Arial"/>
+                <w:sz w:val="19"/>
+                <w:szCs w:val="20"/>
+                <w:rtl/>
+              </w:rPr>
+              <w:t xml:space="preserve">تعرّضت الحكومة لضغوط لإعادة النظر في القرار</w:t>
+            </w:r>
+            <w:r>
+              <w:rPr>
+                <w:rFonts w:ascii="Arial" w:cs="Arial" w:eastAsia="Arial" w:hAnsi="Arial"/>
+                <w:sz w:val="19"/>
+                <w:szCs w:val="19"/>
+              </w:rPr>
+              <w:t xml:space="preserve">)</w:t>
+            </w:r>
+          </w:p>
+        </w:tc>
+        <w:tc>
+          <w:tcPr>
+            <w:tcW w:type="dxa" w:w="3447"/>
+            <w:tcBorders>
+              <w:top w:val="single" w:color="000000" w:sz="4"/>
+              <w:left w:val="single" w:color="000000" w:sz="4"/>
+              <w:bottom w:val="single" w:color="000000" w:sz="4"/>
+              <w:right w:val="single" w:color="000000" w:sz="4"/>
+            </w:tcBorders>
+            <w:tcMar>
+              <w:top w:type="dxa" w:w="60"/>
+              <w:left w:type="dxa" w:w="100"/>
+              <w:bottom w:type="dxa" w:w="60"/>
+              <w:right w:type="dxa" w:w="100"/>
+            </w:tcMar>
+          </w:tcPr>
+          <w:p>
+            <w:pPr>
+              <w:spacing w:after="0" w:line="260"/>
+            </w:pPr>
+            <w:r>
+              <w:rPr>
+                <w:rFonts w:ascii="Arial" w:cs="Arial" w:eastAsia="Arial" w:hAnsi="Arial"/>
+                <w:sz w:val="19"/>
+                <w:szCs w:val="19"/>
+              </w:rPr>
+              <w:t xml:space="preserve">Start here</w:t>
+            </w:r>
+          </w:p>
+        </w:tc>
+      </w:tr>
+      <w:tr>
+        <w:trPr>
+          <w:cantSplit/>
+        </w:trPr>
+        <w:tc>
+          <w:tcPr>
+            <w:tcW w:type="dxa" w:w="5624"/>
+            <w:tcBorders>
+              <w:top w:val="single" w:color="000000" w:sz="4"/>
+              <w:left w:val="single" w:color="000000" w:sz="4"/>
+              <w:bottom w:val="single" w:color="000000" w:sz="4"/>
+              <w:right w:val="single" w:color="000000" w:sz="4"/>
+            </w:tcBorders>
+            <w:tcMar>
+              <w:top w:type="dxa" w:w="60"/>
+              <w:left w:type="dxa" w:w="100"/>
+              <w:bottom w:type="dxa" w:w="60"/>
+              <w:right w:type="dxa" w:w="100"/>
+            </w:tcMar>
+          </w:tcPr>
+          <w:p>
+            <w:pPr>
+              <w:spacing w:after="0" w:line="260"/>
+            </w:pPr>
+            <w:r>
+              <w:rPr>
+                <w:rFonts w:ascii="Arial" w:cs="Arial" w:eastAsia="Arial" w:hAnsi="Arial"/>
+                <w:sz w:val="19"/>
+                <w:szCs w:val="19"/>
+              </w:rPr>
+              <w:t xml:space="preserve">Wrote the examples added where the team’s material had none, and replaced weak ones: for example </w:t>
+            </w:r>
+            <w:r>
+              <w:rPr>
+                <w:rFonts w:ascii="Arial" w:cs="Arial" w:eastAsia="Arial" w:hAnsi="Arial"/>
+                <w:i/>
+                <w:iCs/>
+                <w:sz w:val="19"/>
+                <w:szCs w:val="19"/>
+              </w:rPr>
+              <w:t xml:space="preserve">the White House</w:t>
+            </w:r>
+            <w:r>
+              <w:rPr>
+                <w:rFonts w:ascii="Arial" w:cs="Arial" w:eastAsia="Arial" w:hAnsi="Arial"/>
+                <w:sz w:val="19"/>
+                <w:szCs w:val="19"/>
+              </w:rPr>
+              <w:t xml:space="preserve"> → </w:t>
+            </w:r>
+            <w:r>
+              <w:rPr>
+                <w:rFonts w:ascii="Arial" w:cs="Arial" w:hAnsi="Arial"/>
+                <w:sz w:val="19"/>
+                <w:szCs w:val="20"/>
+                <w:rtl/>
+              </w:rPr>
+              <w:t xml:space="preserve">البيت الأبيض</w:t>
+            </w:r>
+            <w:r>
+              <w:rPr>
+                <w:rFonts w:ascii="Arial" w:cs="Arial" w:eastAsia="Arial" w:hAnsi="Arial"/>
+                <w:sz w:val="19"/>
+                <w:szCs w:val="19"/>
+              </w:rPr>
+              <w:t xml:space="preserve">, </w:t>
+            </w:r>
+            <w:r>
+              <w:rPr>
+                <w:rFonts w:ascii="Arial" w:cs="Arial" w:eastAsia="Arial" w:hAnsi="Arial"/>
+                <w:i/>
+                <w:iCs/>
+                <w:sz w:val="19"/>
+                <w:szCs w:val="19"/>
+              </w:rPr>
+              <w:t xml:space="preserve">You can’t miss it</w:t>
+            </w:r>
+            <w:r>
+              <w:rPr>
+                <w:rFonts w:ascii="Arial" w:cs="Arial" w:eastAsia="Arial" w:hAnsi="Arial"/>
+                <w:sz w:val="19"/>
+                <w:szCs w:val="19"/>
+              </w:rPr>
+              <w:t xml:space="preserve"> → </w:t>
+            </w:r>
+            <w:r>
+              <w:rPr>
+                <w:rFonts w:ascii="Arial" w:cs="Arial" w:hAnsi="Arial"/>
+                <w:sz w:val="19"/>
+                <w:szCs w:val="20"/>
+                <w:rtl/>
+              </w:rPr>
+              <w:t xml:space="preserve">ستجده بسهولة</w:t>
+            </w:r>
+            <w:r>
+              <w:rPr>
+                <w:rFonts w:ascii="Arial" w:cs="Arial" w:eastAsia="Arial" w:hAnsi="Arial"/>
+                <w:sz w:val="19"/>
+                <w:szCs w:val="19"/>
+              </w:rPr>
+              <w:t xml:space="preserve">, </w:t>
+            </w:r>
+            <w:r>
+              <w:rPr>
+                <w:rFonts w:ascii="Arial" w:cs="Arial" w:hAnsi="Arial"/>
+                <w:sz w:val="19"/>
+                <w:szCs w:val="20"/>
+                <w:rtl/>
+              </w:rPr>
+              <w:t xml:space="preserve">خال</w:t>
+            </w:r>
+            <w:r>
+              <w:rPr>
+                <w:rFonts w:ascii="Arial" w:cs="Arial" w:eastAsia="Arial" w:hAnsi="Arial"/>
+                <w:sz w:val="19"/>
+                <w:szCs w:val="19"/>
+              </w:rPr>
+              <w:t xml:space="preserve"> and </w:t>
+            </w:r>
+            <w:r>
+              <w:rPr>
+                <w:rFonts w:ascii="Arial" w:cs="Arial" w:hAnsi="Arial"/>
+                <w:sz w:val="19"/>
+                <w:szCs w:val="20"/>
+                <w:rtl/>
+              </w:rPr>
+              <w:t xml:space="preserve">عمّ</w:t>
+            </w:r>
+            <w:r>
+              <w:rPr>
+                <w:rFonts w:ascii="Arial" w:cs="Arial" w:eastAsia="Arial" w:hAnsi="Arial"/>
+                <w:sz w:val="19"/>
+                <w:szCs w:val="19"/>
+              </w:rPr>
+              <w:t xml:space="preserve"> → </w:t>
+            </w:r>
+            <w:r>
+              <w:rPr>
+                <w:rFonts w:ascii="Arial" w:cs="Arial" w:eastAsia="Arial" w:hAnsi="Arial"/>
+                <w:i/>
+                <w:iCs/>
+                <w:sz w:val="19"/>
+                <w:szCs w:val="19"/>
+              </w:rPr>
+              <w:t xml:space="preserve">uncle</w:t>
+            </w:r>
+            <w:r>
+              <w:rPr>
+                <w:rFonts w:ascii="Arial" w:cs="Arial" w:eastAsia="Arial" w:hAnsi="Arial"/>
+                <w:sz w:val="19"/>
+                <w:szCs w:val="19"/>
+              </w:rPr>
+              <w:t xml:space="preserve">, and three challenge questions</w:t>
+            </w:r>
+          </w:p>
+        </w:tc>
+        <w:tc>
+          <w:tcPr>
+            <w:tcW w:type="dxa" w:w="3447"/>
+            <w:tcBorders>
+              <w:top w:val="single" w:color="000000" w:sz="4"/>
+              <w:left w:val="single" w:color="000000" w:sz="4"/>
+              <w:bottom w:val="single" w:color="000000" w:sz="4"/>
+              <w:right w:val="single" w:color="000000" w:sz="4"/>
+            </w:tcBorders>
+            <w:tcMar>
+              <w:top w:type="dxa" w:w="60"/>
+              <w:left w:type="dxa" w:w="100"/>
+              <w:bottom w:type="dxa" w:w="60"/>
+              <w:right w:type="dxa" w:w="100"/>
+            </w:tcMar>
+          </w:tcPr>
+          <w:p>
+            <w:pPr>
+              <w:spacing w:after="0" w:line="260"/>
+            </w:pPr>
+            <w:r>
+              <w:rPr>
+                <w:rFonts w:ascii="Arial" w:cs="Arial" w:eastAsia="Arial" w:hAnsi="Arial"/>
+                <w:sz w:val="19"/>
+                <w:szCs w:val="19"/>
+              </w:rPr>
+              <w:t xml:space="preserve">Chapters 10, 13, 14, 15</w:t>
+            </w:r>
+          </w:p>
+        </w:tc>
+      </w:tr>
+      <w:tr>
+        <w:trPr>
+          <w:cantSplit/>
+        </w:trPr>
+        <w:tc>
+          <w:tcPr>
+            <w:tcW w:type="dxa" w:w="5624"/>
+            <w:tcBorders>
+              <w:top w:val="single" w:color="000000" w:sz="4"/>
+              <w:left w:val="single" w:color="000000" w:sz="4"/>
+              <w:bottom w:val="single" w:color="000000" w:sz="4"/>
+              <w:right w:val="single" w:color="000000" w:sz="4"/>
+            </w:tcBorders>
+            <w:tcMar>
+              <w:top w:type="dxa" w:w="60"/>
+              <w:left w:type="dxa" w:w="100"/>
+              <w:bottom w:type="dxa" w:w="60"/>
+              <w:right w:type="dxa" w:w="100"/>
+            </w:tcMar>
+          </w:tcPr>
+          <w:p>
+            <w:pPr>
+              <w:spacing w:after="0" w:line="260"/>
+            </w:pPr>
+            <w:r>
+              <w:rPr>
+                <w:rFonts w:ascii="Arial" w:cs="Arial" w:eastAsia="Arial" w:hAnsi="Arial"/>
+                <w:sz w:val="19"/>
+                <w:szCs w:val="19"/>
+              </w:rPr>
+              <w:t xml:space="preserve">Added Kuwaiti expressions, with their English equivalents, from the Kuwaiti expressions dictionary</w:t>
+            </w:r>
+          </w:p>
+        </w:tc>
+        <w:tc>
+          <w:tcPr>
+            <w:tcW w:type="dxa" w:w="3447"/>
+            <w:tcBorders>
+              <w:top w:val="single" w:color="000000" w:sz="4"/>
+              <w:left w:val="single" w:color="000000" w:sz="4"/>
+              <w:bottom w:val="single" w:color="000000" w:sz="4"/>
+              <w:right w:val="single" w:color="000000" w:sz="4"/>
+            </w:tcBorders>
+            <w:tcMar>
+              <w:top w:type="dxa" w:w="60"/>
+              <w:left w:type="dxa" w:w="100"/>
+              <w:bottom w:type="dxa" w:w="60"/>
+              <w:right w:type="dxa" w:w="100"/>
+            </w:tcMar>
+          </w:tcPr>
+          <w:p>
+            <w:pPr>
+              <w:spacing w:after="0" w:line="260"/>
+            </w:pPr>
+            <w:r>
+              <w:rPr>
+                <w:rFonts w:ascii="Arial" w:cs="Arial" w:eastAsia="Arial" w:hAnsi="Arial"/>
+                <w:sz w:val="19"/>
+                <w:szCs w:val="19"/>
+              </w:rPr>
+              <w:t xml:space="preserve">Chapters 9, 15, 27</w:t>
+            </w:r>
+          </w:p>
+        </w:tc>
+      </w:tr>
+      <w:tr>
+        <w:trPr>
+          <w:cantSplit/>
+        </w:trPr>
+        <w:tc>
+          <w:tcPr>
+            <w:tcW w:type="dxa" w:w="5624"/>
+            <w:tcBorders>
+              <w:top w:val="single" w:color="000000" w:sz="4"/>
+              <w:left w:val="single" w:color="000000" w:sz="4"/>
+              <w:bottom w:val="single" w:color="000000" w:sz="4"/>
+              <w:right w:val="single" w:color="000000" w:sz="4"/>
+            </w:tcBorders>
+            <w:tcMar>
+              <w:top w:type="dxa" w:w="60"/>
+              <w:left w:type="dxa" w:w="100"/>
+              <w:bottom w:type="dxa" w:w="60"/>
+              <w:right w:type="dxa" w:w="100"/>
+            </w:tcMar>
+          </w:tcPr>
+          <w:p>
+            <w:pPr>
+              <w:spacing w:after="0" w:line="260"/>
+            </w:pPr>
+            <w:r>
+              <w:rPr>
+                <w:rFonts w:ascii="Arial" w:cs="Arial" w:eastAsia="Arial" w:hAnsi="Arial"/>
+                <w:sz w:val="19"/>
+                <w:szCs w:val="19"/>
+              </w:rPr>
+              <w:t xml:space="preserve">Replaced the subtitling examples with famous, cited film lines, each explained</w:t>
+            </w:r>
+          </w:p>
+        </w:tc>
+        <w:tc>
+          <w:tcPr>
+            <w:tcW w:type="dxa" w:w="3447"/>
+            <w:tcBorders>
+              <w:top w:val="single" w:color="000000" w:sz="4"/>
+              <w:left w:val="single" w:color="000000" w:sz="4"/>
+              <w:bottom w:val="single" w:color="000000" w:sz="4"/>
+              <w:right w:val="single" w:color="000000" w:sz="4"/>
+            </w:tcBorders>
+            <w:tcMar>
+              <w:top w:type="dxa" w:w="60"/>
+              <w:left w:type="dxa" w:w="100"/>
+              <w:bottom w:type="dxa" w:w="60"/>
+              <w:right w:type="dxa" w:w="100"/>
+            </w:tcMar>
+          </w:tcPr>
+          <w:p>
+            <w:pPr>
+              <w:spacing w:after="0" w:line="260"/>
+            </w:pPr>
+            <w:r>
+              <w:rPr>
+                <w:rFonts w:ascii="Arial" w:cs="Arial" w:eastAsia="Arial" w:hAnsi="Arial"/>
+                <w:sz w:val="19"/>
+                <w:szCs w:val="19"/>
+              </w:rPr>
+              <w:t xml:space="preserve">Chapter 27</w:t>
+            </w:r>
+          </w:p>
+        </w:tc>
+      </w:tr>
+      <w:tr>
+        <w:trPr>
+          <w:cantSplit/>
+        </w:trPr>
+        <w:tc>
+          <w:tcPr>
+            <w:tcW w:type="dxa" w:w="5624"/>
+            <w:tcBorders>
+              <w:top w:val="single" w:color="000000" w:sz="4"/>
+              <w:left w:val="single" w:color="000000" w:sz="4"/>
+              <w:bottom w:val="single" w:color="000000" w:sz="4"/>
+              <w:right w:val="single" w:color="000000" w:sz="4"/>
+            </w:tcBorders>
+            <w:tcMar>
+              <w:top w:type="dxa" w:w="60"/>
+              <w:left w:type="dxa" w:w="100"/>
+              <w:bottom w:type="dxa" w:w="60"/>
+              <w:right w:type="dxa" w:w="100"/>
+            </w:tcMar>
+          </w:tcPr>
+          <w:p>
+            <w:pPr>
+              <w:spacing w:after="0" w:line="260"/>
+            </w:pPr>
+            <w:r>
+              <w:rPr>
+                <w:rFonts w:ascii="Arial" w:cs="Arial" w:eastAsia="Arial" w:hAnsi="Arial"/>
+                <w:sz w:val="19"/>
+                <w:szCs w:val="19"/>
+              </w:rPr>
+              <w:t xml:space="preserve">Corrected Arabic terms: Genre → </w:t>
+            </w:r>
+            <w:r>
+              <w:rPr>
+                <w:rFonts w:ascii="Arial" w:cs="Arial" w:hAnsi="Arial"/>
+                <w:sz w:val="19"/>
+                <w:szCs w:val="20"/>
+                <w:rtl/>
+              </w:rPr>
+              <w:t xml:space="preserve">نوع النص</w:t>
+            </w:r>
+            <w:r>
+              <w:rPr>
+                <w:rFonts w:ascii="Arial" w:cs="Arial" w:eastAsia="Arial" w:hAnsi="Arial"/>
+                <w:sz w:val="19"/>
+                <w:szCs w:val="19"/>
+              </w:rPr>
+              <w:t xml:space="preserve">; Ideology → </w:t>
+            </w:r>
+            <w:r>
+              <w:rPr>
+                <w:rFonts w:ascii="Arial" w:cs="Arial" w:hAnsi="Arial"/>
+                <w:sz w:val="19"/>
+                <w:szCs w:val="20"/>
+                <w:rtl/>
+              </w:rPr>
+              <w:t xml:space="preserve">المنظومة الفكرية (الأيديولوجيا)</w:t>
+            </w:r>
+            <w:r>
+              <w:rPr>
+                <w:rFonts w:ascii="Arial" w:cs="Arial" w:eastAsia="Arial" w:hAnsi="Arial"/>
+                <w:sz w:val="19"/>
+                <w:szCs w:val="19"/>
+              </w:rPr>
+              <w:t xml:space="preserve">; Loaded word → </w:t>
+            </w:r>
+            <w:r>
+              <w:rPr>
+                <w:rFonts w:ascii="Arial" w:cs="Arial" w:hAnsi="Arial"/>
+                <w:sz w:val="19"/>
+                <w:szCs w:val="20"/>
+                <w:rtl/>
+              </w:rPr>
+              <w:t xml:space="preserve">كلمة مشحونة دلالياً</w:t>
+            </w:r>
+            <w:r>
+              <w:rPr>
+                <w:rFonts w:ascii="Arial" w:cs="Arial" w:eastAsia="Arial" w:hAnsi="Arial"/>
+                <w:sz w:val="19"/>
+                <w:szCs w:val="19"/>
+              </w:rPr>
+              <w:t xml:space="preserve">; two equivalents joined with </w:t>
+            </w:r>
+            <w:r>
+              <w:rPr>
+                <w:rFonts w:ascii="Arial" w:cs="Arial" w:hAnsi="Arial"/>
+                <w:sz w:val="19"/>
+                <w:szCs w:val="20"/>
+                <w:rtl/>
+              </w:rPr>
+              <w:t xml:space="preserve">أو</w:t>
+            </w:r>
+            <w:r>
+              <w:rPr>
+                <w:rFonts w:ascii="Arial" w:cs="Arial" w:eastAsia="Arial" w:hAnsi="Arial"/>
+                <w:sz w:val="19"/>
+                <w:szCs w:val="19"/>
+              </w:rPr>
+              <w:t xml:space="preserve">, the preferred one first</w:t>
+            </w:r>
+          </w:p>
+        </w:tc>
+        <w:tc>
+          <w:tcPr>
+            <w:tcW w:type="dxa" w:w="3447"/>
+            <w:tcBorders>
+              <w:top w:val="single" w:color="000000" w:sz="4"/>
+              <w:left w:val="single" w:color="000000" w:sz="4"/>
+              <w:bottom w:val="single" w:color="000000" w:sz="4"/>
+              <w:right w:val="single" w:color="000000" w:sz="4"/>
+            </w:tcBorders>
+            <w:tcMar>
+              <w:top w:type="dxa" w:w="60"/>
+              <w:left w:type="dxa" w:w="100"/>
+              <w:bottom w:type="dxa" w:w="60"/>
+              <w:right w:type="dxa" w:w="100"/>
+            </w:tcMar>
+          </w:tcPr>
+          <w:p>
+            <w:pPr>
+              <w:spacing w:after="0" w:line="260"/>
+            </w:pPr>
+            <w:r>
+              <w:rPr>
+                <w:rFonts w:ascii="Arial" w:cs="Arial" w:eastAsia="Arial" w:hAnsi="Arial"/>
+                <w:sz w:val="19"/>
+                <w:szCs w:val="19"/>
+              </w:rPr>
+              <w:t xml:space="preserve">Chapters 19, 20; Glossary</w:t>
+            </w:r>
+          </w:p>
+        </w:tc>
+      </w:tr>
+      <w:tr>
+        <w:trPr>
+          <w:cantSplit/>
+        </w:trPr>
+        <w:tc>
+          <w:tcPr>
+            <w:tcW w:type="dxa" w:w="5624"/>
+            <w:tcBorders>
+              <w:top w:val="single" w:color="000000" w:sz="4"/>
+              <w:left w:val="single" w:color="000000" w:sz="4"/>
+              <w:bottom w:val="single" w:color="000000" w:sz="4"/>
+              <w:right w:val="single" w:color="000000" w:sz="4"/>
+            </w:tcBorders>
+            <w:tcMar>
+              <w:top w:type="dxa" w:w="60"/>
+              <w:left w:type="dxa" w:w="100"/>
+              <w:bottom w:type="dxa" w:w="60"/>
+              <w:right w:type="dxa" w:w="100"/>
+            </w:tcMar>
+          </w:tcPr>
+          <w:p>
+            <w:pPr>
+              <w:spacing w:after="0" w:line="260"/>
+            </w:pPr>
+            <w:r>
+              <w:rPr>
+                <w:rFonts w:ascii="Arial" w:cs="Arial" w:eastAsia="Arial" w:hAnsi="Arial"/>
+                <w:sz w:val="19"/>
+                <w:szCs w:val="19"/>
+              </w:rPr>
+              <w:t xml:space="preserve">Made every Try it clearer: a line explaining its purpose, questions that name the skill, and answers that explain why</w:t>
+            </w:r>
+          </w:p>
+        </w:tc>
+        <w:tc>
+          <w:tcPr>
+            <w:tcW w:type="dxa" w:w="3447"/>
+            <w:tcBorders>
+              <w:top w:val="single" w:color="000000" w:sz="4"/>
+              <w:left w:val="single" w:color="000000" w:sz="4"/>
+              <w:bottom w:val="single" w:color="000000" w:sz="4"/>
+              <w:right w:val="single" w:color="000000" w:sz="4"/>
+            </w:tcBorders>
+            <w:tcMar>
+              <w:top w:type="dxa" w:w="60"/>
+              <w:left w:type="dxa" w:w="100"/>
+              <w:bottom w:type="dxa" w:w="60"/>
+              <w:right w:type="dxa" w:w="100"/>
+            </w:tcMar>
+          </w:tcPr>
+          <w:p>
+            <w:pPr>
+              <w:spacing w:after="0" w:line="260"/>
+            </w:pPr>
+            <w:r>
+              <w:rPr>
+                <w:rFonts w:ascii="Arial" w:cs="Arial" w:eastAsia="Arial" w:hAnsi="Arial"/>
+                <w:sz w:val="19"/>
+                <w:szCs w:val="19"/>
+              </w:rPr>
+              <w:t xml:space="preserve">Every chapter</w:t>
+            </w:r>
+          </w:p>
+        </w:tc>
+      </w:tr>
+      <w:tr>
+        <w:trPr>
+          <w:cantSplit/>
+        </w:trPr>
+        <w:tc>
+          <w:tcPr>
+            <w:tcW w:type="dxa" w:w="5624"/>
+            <w:tcBorders>
+              <w:top w:val="single" w:color="000000" w:sz="4"/>
+              <w:left w:val="single" w:color="000000" w:sz="4"/>
+              <w:bottom w:val="single" w:color="000000" w:sz="4"/>
+              <w:right w:val="single" w:color="000000" w:sz="4"/>
+            </w:tcBorders>
+            <w:tcMar>
+              <w:top w:type="dxa" w:w="60"/>
+              <w:left w:type="dxa" w:w="100"/>
+              <w:bottom w:type="dxa" w:w="60"/>
+              <w:right w:type="dxa" w:w="100"/>
+            </w:tcMar>
+          </w:tcPr>
+          <w:p>
+            <w:pPr>
+              <w:spacing w:after="0" w:line="260"/>
+            </w:pPr>
+            <w:r>
+              <w:rPr>
+                <w:rFonts w:ascii="Arial" w:cs="Arial" w:eastAsia="Arial" w:hAnsi="Arial"/>
+                <w:sz w:val="19"/>
+                <w:szCs w:val="19"/>
+              </w:rPr>
               <w:t xml:space="preserve">Designed the two covers (Midnight and Light), the page layout and the QR code; designed and developed the Translation Team’s website</w:t>
             </w:r>
           </w:p>
@@ -16153,7 +16768,7 @@
           <w:rFonts w:ascii="Arial" w:cs="Arial" w:eastAsia="Arial" w:hAnsi="Arial"/>
           <w:color w:val="C00000"/>
         </w:rPr>
-        <w:t xml:space="preserve">The order and titles on the Contributors page: the framework agreed that all four names appear equally.</w:t>
+        <w:t xml:space="preserve">The Contributors list for the final version: the framework agreed that all four names appear equally.</w:t>
       </w:r>
     </w:p>
     <w:p>

--- a/Handbook-Contributions-Report.docx
+++ b/Handbook-Contributions-Report.docx
@@ -74,7 +74,7 @@
           <w:sz w:val="22"/>
           <w:szCs w:val="22"/>
         </w:rPr>
-        <w:t xml:space="preserve">Prepared by Shaikhah Alkhaledi, editor of the draft</w:t>
+        <w:t xml:space="preserve">Prepared by Shaikhah Alkhaledi</w:t>
       </w:r>
     </w:p>
     <w:p>
@@ -145,7 +145,7 @@
         <w:rPr>
           <w:rFonts w:ascii="Arial" w:cs="Arial" w:eastAsia="Arial" w:hAnsi="Arial"/>
         </w:rPr>
-        <w:t xml:space="preserve">This is a working report by Shaikhah Alkhaledi, who edited the draft handbook. It explains how each team member’s material was used: what was taken, what was edited, what was left out, and why.</w:t>
+        <w:t xml:space="preserve">This working report explains how each team member’s material was used in the draft handbook: what was taken, what was edited, what was left out, and why. Section 7 lists the work done on the handbook itself, under the name of Shaikhah Alkhaledi.</w:t>
       </w:r>
     </w:p>
     <w:p>
@@ -308,7 +308,7 @@
         <w:rPr>
           <w:rFonts w:ascii="Arial" w:cs="Arial" w:eastAsia="Arial" w:hAnsi="Arial"/>
         </w:rPr>
-        <w:t xml:space="preserve">Each topic appears once, in the chapter where it belongs, even when several members covered it. Material that appeared in more than one member’s notes was kept first, as the framework agreed.</w:t>
+        <w:t xml:space="preserve">Each topic appears once, in the chapter where it belongs, even when several members covered it. As the framework agreed, material that appeared in several members’ notes was kept first, and material from one member was reviewed case by case.</w:t>
       </w:r>
     </w:p>
     <w:p>
@@ -608,7 +608,25 @@
                 <w:sz w:val="19"/>
                 <w:szCs w:val="19"/>
               </w:rPr>
-              <w:t xml:space="preserve">The park-sign example; the House of Wisdom; the four steps</w:t>
+              <w:t xml:space="preserve">The news-report example (</w:t>
+            </w:r>
+            <w:r>
+              <w:rPr>
+                <w:rFonts w:ascii="Arial" w:cs="Arial" w:eastAsia="Arial" w:hAnsi="Arial"/>
+                <w:i/>
+                <w:iCs/>
+                <w:sz w:val="19"/>
+                <w:szCs w:val="19"/>
+              </w:rPr>
+              <w:t xml:space="preserve">came under pressure</w:t>
+            </w:r>
+            <w:r>
+              <w:rPr>
+                <w:rFonts w:ascii="Arial" w:cs="Arial" w:eastAsia="Arial" w:hAnsi="Arial"/>
+                <w:sz w:val="19"/>
+                <w:szCs w:val="19"/>
+              </w:rPr>
+              <w:t xml:space="preserve">); the House of Wisdom; the four steps</w:t>
             </w:r>
           </w:p>
         </w:tc>
@@ -967,7 +985,7 @@
                 <w:sz w:val="19"/>
                 <w:szCs w:val="19"/>
               </w:rPr>
-              <w:t xml:space="preserve">Samiuallah (draft, 180 and Translation 1 notes)</w:t>
+              <w:t xml:space="preserve">Samiuallah (draft; 180, Translation 1 and Farghal &amp; Shunnaq notes)</w:t>
             </w:r>
           </w:p>
         </w:tc>
@@ -1512,7 +1530,7 @@
                 <w:sz w:val="19"/>
                 <w:szCs w:val="19"/>
               </w:rPr>
-              <w:t xml:space="preserve">; 180 notes: </w:t>
+              <w:t xml:space="preserve">; Farghal &amp; Shunnaq notes: </w:t>
             </w:r>
             <w:r>
               <w:rPr>
@@ -1541,6 +1559,23 @@
                 <w:szCs w:val="19"/>
               </w:rPr>
               <w:t xml:space="preserve">a rough sea</w:t>
+            </w:r>
+            <w:r>
+              <w:rPr>
+                <w:rFonts w:ascii="Arial" w:cs="Arial" w:eastAsia="Arial" w:hAnsi="Arial"/>
+                <w:sz w:val="19"/>
+                <w:szCs w:val="19"/>
+              </w:rPr>
+              <w:t xml:space="preserve">, the collocations of </w:t>
+            </w:r>
+            <w:r>
+              <w:rPr>
+                <w:rFonts w:ascii="Arial" w:cs="Arial" w:hAnsi="Arial"/>
+                <w:sz w:val="19"/>
+                <w:szCs w:val="20"/>
+                <w:rtl/>
+              </w:rPr>
+              <w:t xml:space="preserve">يقطع</w:t>
             </w:r>
           </w:p>
         </w:tc>
@@ -2802,7 +2837,25 @@
                 <w:sz w:val="19"/>
                 <w:szCs w:val="19"/>
               </w:rPr>
-              <w:t xml:space="preserve">Samiuallah (plan: the relational model)</w:t>
+              <w:t xml:space="preserve">Samiuallah (plan: the relational model; draft: the </w:t>
+            </w:r>
+            <w:r>
+              <w:rPr>
+                <w:rFonts w:ascii="Arial" w:cs="Arial" w:eastAsia="Arial" w:hAnsi="Arial"/>
+                <w:i/>
+                <w:iCs/>
+                <w:sz w:val="19"/>
+                <w:szCs w:val="19"/>
+              </w:rPr>
+              <w:t xml:space="preserve">suicide bomber</w:t>
+            </w:r>
+            <w:r>
+              <w:rPr>
+                <w:rFonts w:ascii="Arial" w:cs="Arial" w:eastAsia="Arial" w:hAnsi="Arial"/>
+                <w:sz w:val="19"/>
+                <w:szCs w:val="19"/>
+              </w:rPr>
+              <w:t xml:space="preserve"> example)</w:t>
             </w:r>
           </w:p>
         </w:tc>
@@ -2992,7 +3045,7 @@
                 <w:sz w:val="19"/>
                 <w:szCs w:val="19"/>
               </w:rPr>
-              <w:t xml:space="preserve">Samiuallah (draft: post-editing; plan)</w:t>
+              <w:t xml:space="preserve">Samiuallah (draft: post-editing; plan); Loulwah (framework: a practical guide to digital tools)</w:t>
             </w:r>
           </w:p>
         </w:tc>
@@ -3087,7 +3140,7 @@
                 <w:sz w:val="19"/>
                 <w:szCs w:val="19"/>
               </w:rPr>
-              <w:t xml:space="preserve">Samiuallah (plan); Shaikhah (framework)</w:t>
+              <w:t xml:space="preserve">Masooma (idea); Samiuallah (plan); Shaikhah (framework)</w:t>
             </w:r>
           </w:p>
         </w:tc>
@@ -3430,7 +3483,7 @@
                 <w:sz w:val="19"/>
                 <w:szCs w:val="19"/>
               </w:rPr>
-              <w:t xml:space="preserve">; silent-film intertitles</w:t>
+              <w:t xml:space="preserve">; the AVT notes: silent-film intertitles (a Did you know? box)</w:t>
             </w:r>
           </w:p>
         </w:tc>
@@ -4501,7 +4554,7 @@
                 <w:sz w:val="19"/>
                 <w:szCs w:val="19"/>
               </w:rPr>
-              <w:t xml:space="preserve">Her proposal of Kuwaiti expressions from a Kuwaiti dictionary: seven expressions from </w:t>
+              <w:t xml:space="preserve">Her proposal of Kuwaiti expressions from a Kuwaiti dictionary: six expressions from </w:t>
             </w:r>
             <w:r>
               <w:rPr>
@@ -4652,6 +4705,71 @@
                 <w:szCs w:val="19"/>
               </w:rPr>
               <w:t xml:space="preserve">Chapter 9, Step 5; Chapters 15 and 27</w:t>
+            </w:r>
+          </w:p>
+        </w:tc>
+      </w:tr>
+      <w:tr>
+        <w:trPr>
+          <w:cantSplit/>
+        </w:trPr>
+        <w:tc>
+          <w:tcPr>
+            <w:tcW w:type="dxa" w:w="5624"/>
+            <w:tcBorders>
+              <w:top w:val="single" w:color="000000" w:sz="4"/>
+              <w:left w:val="single" w:color="000000" w:sz="4"/>
+              <w:bottom w:val="single" w:color="000000" w:sz="4"/>
+              <w:right w:val="single" w:color="000000" w:sz="4"/>
+            </w:tcBorders>
+            <w:tcMar>
+              <w:top w:type="dxa" w:w="60"/>
+              <w:left w:type="dxa" w:w="100"/>
+              <w:bottom w:type="dxa" w:w="60"/>
+              <w:right w:type="dxa" w:w="100"/>
+            </w:tcMar>
+          </w:tcPr>
+          <w:p>
+            <w:pPr>
+              <w:spacing w:after="0" w:line="260"/>
+            </w:pPr>
+            <w:r>
+              <w:rPr>
+                <w:rFonts w:ascii="Arial" w:cs="Arial" w:eastAsia="Arial" w:hAnsi="Arial"/>
+                <w:sz w:val="19"/>
+                <w:szCs w:val="19"/>
+              </w:rPr>
+              <w:t xml:space="preserve">Her proposal of a practical guide, near the end of the book, to using digital tools and machine translation wisely</w:t>
+            </w:r>
+          </w:p>
+        </w:tc>
+        <w:tc>
+          <w:tcPr>
+            <w:tcW w:type="dxa" w:w="3447"/>
+            <w:tcBorders>
+              <w:top w:val="single" w:color="000000" w:sz="4"/>
+              <w:left w:val="single" w:color="000000" w:sz="4"/>
+              <w:bottom w:val="single" w:color="000000" w:sz="4"/>
+              <w:right w:val="single" w:color="000000" w:sz="4"/>
+            </w:tcBorders>
+            <w:tcMar>
+              <w:top w:type="dxa" w:w="60"/>
+              <w:left w:type="dxa" w:w="100"/>
+              <w:bottom w:type="dxa" w:w="60"/>
+              <w:right w:type="dxa" w:w="100"/>
+            </w:tcMar>
+          </w:tcPr>
+          <w:p>
+            <w:pPr>
+              <w:spacing w:after="0" w:line="260"/>
+            </w:pPr>
+            <w:r>
+              <w:rPr>
+                <w:rFonts w:ascii="Arial" w:cs="Arial" w:eastAsia="Arial" w:hAnsi="Arial"/>
+                <w:sz w:val="19"/>
+                <w:szCs w:val="19"/>
+              </w:rPr>
+              <w:t xml:space="preserve">Chapter 22, Steps 5 and 6</w:t>
             </w:r>
           </w:p>
         </w:tc>
@@ -5380,7 +5498,7 @@
         <w:rPr>
           <w:rFonts w:ascii="Arial" w:cs="Arial" w:eastAsia="Arial" w:hAnsi="Arial"/>
         </w:rPr>
-        <w:t xml:space="preserve">Subtitle display time and spotting, subtitles for the deaf and hard of hearing (SDH), a five-step subtitling method, a worked example of shortening a line, rules for Arabic subtitles, first steps for beginners, and the published sources that support the chapters (Díaz Cintas &amp; Remael; Pedersen; Pérez-González; Gambier; Reiss &amp; Vermeer).</w:t>
+        <w:t xml:space="preserve">Subtitle display time and spotting, subtitles for the deaf and hard of hearing (SDH), a five-step subtitling method, a worked example of shortening a line, rules for Arabic subtitles, first steps for beginners, and full reference entries for the published sources her notes already named (Díaz Cintas &amp; Remael; Pedersen; Pérez-González; Gambier; Reiss &amp; Vermeer).</w:t>
       </w:r>
     </w:p>
     <w:p>
@@ -5400,7 +5518,7 @@
         <w:rPr>
           <w:rFonts w:ascii="Arial" w:cs="Arial" w:eastAsia="Arial" w:hAnsi="Arial"/>
         </w:rPr>
-        <w:t xml:space="preserve">Material received: the terminology slides (182), the terminology material selected from them with Samiuallah Mohammad, the TerminologyIdioms document, and her suggestion of an opening chapter of tips. Her Translation Texts document (180 and 386 texts) and her stylistics summary have not yet been received.</w:t>
+        <w:t xml:space="preserve">Material received: the terminology slides (182), the terminology material selected from them with Samiuallah Mohammad, the TerminologyIdioms document, and her framework proposals: an opening chapter of tips, a glossary, a separate chapter on idioms, and a chapter on common mistakes. Her Translation Texts document (180 and 386 texts) and her stylistics summary have not yet been received.</w:t>
       </w:r>
     </w:p>
     <w:p>
@@ -6386,6 +6504,71 @@
                 <w:szCs w:val="19"/>
               </w:rPr>
               <w:t xml:space="preserve">Chapter 2</w:t>
+            </w:r>
+          </w:p>
+        </w:tc>
+      </w:tr>
+      <w:tr>
+        <w:trPr>
+          <w:cantSplit/>
+        </w:trPr>
+        <w:tc>
+          <w:tcPr>
+            <w:tcW w:type="dxa" w:w="5624"/>
+            <w:tcBorders>
+              <w:top w:val="single" w:color="000000" w:sz="4"/>
+              <w:left w:val="single" w:color="000000" w:sz="4"/>
+              <w:bottom w:val="single" w:color="000000" w:sz="4"/>
+              <w:right w:val="single" w:color="000000" w:sz="4"/>
+            </w:tcBorders>
+            <w:tcMar>
+              <w:top w:type="dxa" w:w="60"/>
+              <w:left w:type="dxa" w:w="100"/>
+              <w:bottom w:type="dxa" w:w="60"/>
+              <w:right w:type="dxa" w:w="100"/>
+            </w:tcMar>
+          </w:tcPr>
+          <w:p>
+            <w:pPr>
+              <w:spacing w:after="0" w:line="260"/>
+            </w:pPr>
+            <w:r>
+              <w:rPr>
+                <w:rFonts w:ascii="Arial" w:cs="Arial" w:eastAsia="Arial" w:hAnsi="Arial"/>
+                <w:sz w:val="19"/>
+                <w:szCs w:val="19"/>
+              </w:rPr>
+              <w:t xml:space="preserve">Her proposals of a glossary, a separate chapter on idioms, and a chapter on common mistakes</w:t>
+            </w:r>
+          </w:p>
+        </w:tc>
+        <w:tc>
+          <w:tcPr>
+            <w:tcW w:type="dxa" w:w="3447"/>
+            <w:tcBorders>
+              <w:top w:val="single" w:color="000000" w:sz="4"/>
+              <w:left w:val="single" w:color="000000" w:sz="4"/>
+              <w:bottom w:val="single" w:color="000000" w:sz="4"/>
+              <w:right w:val="single" w:color="000000" w:sz="4"/>
+            </w:tcBorders>
+            <w:tcMar>
+              <w:top w:type="dxa" w:w="60"/>
+              <w:left w:type="dxa" w:w="100"/>
+              <w:bottom w:type="dxa" w:w="60"/>
+              <w:right w:type="dxa" w:w="100"/>
+            </w:tcMar>
+          </w:tcPr>
+          <w:p>
+            <w:pPr>
+              <w:spacing w:after="0" w:line="260"/>
+            </w:pPr>
+            <w:r>
+              <w:rPr>
+                <w:rFonts w:ascii="Arial" w:cs="Arial" w:eastAsia="Arial" w:hAnsi="Arial"/>
+                <w:sz w:val="19"/>
+                <w:szCs w:val="19"/>
+              </w:rPr>
+              <w:t xml:space="preserve">Glossary; Chapters 9 and 23</w:t>
             </w:r>
           </w:p>
         </w:tc>
@@ -12304,7 +12487,7 @@
                 <w:sz w:val="19"/>
                 <w:szCs w:val="19"/>
               </w:rPr>
-              <w:t xml:space="preserve">Done, then removed</w:t>
+              <w:t xml:space="preserve">Partly done</w:t>
             </w:r>
           </w:p>
         </w:tc>
@@ -12334,7 +12517,7 @@
                 <w:sz w:val="19"/>
                 <w:szCs w:val="19"/>
               </w:rPr>
-              <w:t xml:space="preserve">Removed to keep the handbook short; see Section 8</w:t>
+              <w:t xml:space="preserve">The three-level section, the four checklists and the note were removed (Section 8); one Translation quality checklist and one final task, Put it all together, remain</w:t>
             </w:r>
           </w:p>
         </w:tc>
@@ -12890,7 +13073,7 @@
         <w:rPr>
           <w:rFonts w:ascii="Arial" w:cs="Arial" w:eastAsia="Arial" w:hAnsi="Arial"/>
         </w:rPr>
-        <w:t xml:space="preserve"> is used in full, in simpler words: the three steps (analysis, translation, commentary); the linguistic level, with its micro level (words, grammar, meaning, word forms, sound) and macro level (the text, other texts, point of view); and the external level (background, author, audience). It is in Chapter 18, Step 3, with its use in the commentary (Chapter 25) and as a quality check (Chapter 23). Fairclough (2003), on which it is based, was added to the References. Not taken: blending, clippings, infixation, frame-modification, re-modelling, Al-ta’reed, monitoring, and intrinsic and extrinsic managing, which are too advanced.</w:t>
+        <w:t xml:space="preserve"> is used in full, in simpler words: the three steps (analysis, translation, commentary); the linguistic level, with its micro level (words, grammar, meaning, word forms, sound) and macro level (the text, other texts, point of view); and the external level (background, author, audience). It is in Chapter 18, Step 3, with its use in the commentary (Chapter 25) and as a quality check (Chapter 18, Step 5). Fairclough (2003), on which it is based, was added to the References. Not taken: blending, clippings, infixation, frame-modification, re-modelling, Al-ta’reed, monitoring, and intrinsic and extrinsic managing, which are too advanced.</w:t>
       </w:r>
     </w:p>
     <w:p>
@@ -12944,7 +13127,7 @@
         <w:rPr>
           <w:rFonts w:ascii="Arial" w:cs="Arial" w:eastAsia="Arial" w:hAnsi="Arial"/>
         </w:rPr>
-        <w:t xml:space="preserve">; Chapter 9). The rest was not quoted, because no author is named on any page and the text cannot be cited. Two of its examples needed correcting: “She is in the clouds” (the English idiom is “her head is in the clouds”) and </w:t>
+        <w:t xml:space="preserve">; Chapter 9). The rest was not quoted. The team’s plan asks that anything taken from this text be cited, but the pages received carry no author or publication details, so it cannot yet be listed in the References; in the handbook the two idioms are cited as the team’s course materials until those details are confirmed. Two of its examples needed correcting: “She is in the clouds” (the English idiom is “her head is in the clouds”) and </w:t>
       </w:r>
       <w:r>
         <w:rPr>
@@ -13007,7 +13190,27 @@
         <w:rPr>
           <w:rFonts w:ascii="Arial" w:cs="Arial" w:eastAsia="Arial" w:hAnsi="Arial"/>
         </w:rPr>
-        <w:t xml:space="preserve">Shaikhah Alkhaledi edited the handbook and coordinated the project. Her contribution:</w:t>
+        <w:t xml:space="preserve">This section lists the work done on the handbook by Shaikhah Alkhaledi, with the place in the book where each piece can be found and the reason for it. It covers her own material, the structure of the book, the sections written for it, the examples, the checking, and the design.</w:t>
+      </w:r>
+    </w:p>
+    <w:p>
+      <w:pPr>
+        <w:pStyle w:val="Heading2"/>
+      </w:pPr>
+      <w:r>
+        <w:t xml:space="preserve">7.1 Her own material</w:t>
+      </w:r>
+    </w:p>
+    <w:p>
+      <w:pPr>
+        <w:spacing w:after="140" w:line="300"/>
+        <w:jc w:val="both"/>
+      </w:pPr>
+      <w:r>
+        <w:rPr>
+          <w:rFonts w:ascii="Arial" w:cs="Arial" w:eastAsia="Arial" w:hAnsi="Arial"/>
+        </w:rPr>
+        <w:t xml:space="preserve">Her study notes (her course slides) were used in the chapters below. Each was rewritten in plain English, with an example before its technical name.</w:t>
       </w:r>
     </w:p>
     <w:tbl>
@@ -13023,8 +13226,8 @@
         </w:tblBorders>
       </w:tblPr>
       <w:tblGrid>
-        <w:gridCol w:w="5624"/>
-        <w:gridCol w:w="3447"/>
+        <w:gridCol w:w="6168"/>
+        <w:gridCol w:w="2903"/>
       </w:tblGrid>
       <w:tr>
         <w:trPr>
@@ -13032,7 +13235,7 @@
         </w:trPr>
         <w:tc>
           <w:tcPr>
-            <w:tcW w:type="dxa" w:w="5624"/>
+            <w:tcW w:type="dxa" w:w="6168"/>
             <w:tcBorders>
               <w:top w:val="single" w:color="000000" w:sz="4"/>
               <w:left w:val="single" w:color="000000" w:sz="4"/>
@@ -13058,13 +13261,13 @@
                 <w:sz w:val="19"/>
                 <w:szCs w:val="19"/>
               </w:rPr>
-              <w:t xml:space="preserve">Contribution</w:t>
-            </w:r>
-          </w:p>
-        </w:tc>
-        <w:tc>
-          <w:tcPr>
-            <w:tcW w:type="dxa" w:w="3447"/>
+              <w:t xml:space="preserve">Her notes</w:t>
+            </w:r>
+          </w:p>
+        </w:tc>
+        <w:tc>
+          <w:tcPr>
+            <w:tcW w:type="dxa" w:w="2903"/>
             <w:tcBorders>
               <w:top w:val="single" w:color="000000" w:sz="4"/>
               <w:left w:val="single" w:color="000000" w:sz="4"/>
@@ -13101,61 +13304,61 @@
         </w:trPr>
         <w:tc>
           <w:tcPr>
-            <w:tcW w:type="dxa" w:w="5624"/>
-            <w:tcBorders>
-              <w:top w:val="single" w:color="000000" w:sz="4"/>
-              <w:left w:val="single" w:color="000000" w:sz="4"/>
-              <w:bottom w:val="single" w:color="000000" w:sz="4"/>
-              <w:right w:val="single" w:color="000000" w:sz="4"/>
-            </w:tcBorders>
-            <w:tcMar>
-              <w:top w:type="dxa" w:w="60"/>
-              <w:left w:type="dxa" w:w="100"/>
-              <w:bottom w:type="dxa" w:w="60"/>
-              <w:right w:type="dxa" w:w="100"/>
-            </w:tcMar>
-          </w:tcPr>
-          <w:p>
-            <w:pPr>
-              <w:spacing w:after="0" w:line="260"/>
-            </w:pPr>
-            <w:r>
-              <w:rPr>
-                <w:rFonts w:ascii="Arial" w:cs="Arial" w:eastAsia="Arial" w:hAnsi="Arial"/>
-                <w:sz w:val="19"/>
-                <w:szCs w:val="19"/>
-              </w:rPr>
-              <w:t xml:space="preserve">Compiled the first draft of the framework from the four members’ instructions and the team chat</w:t>
-            </w:r>
-          </w:p>
-        </w:tc>
-        <w:tc>
-          <w:tcPr>
-            <w:tcW w:type="dxa" w:w="3447"/>
-            <w:tcBorders>
-              <w:top w:val="single" w:color="000000" w:sz="4"/>
-              <w:left w:val="single" w:color="000000" w:sz="4"/>
-              <w:bottom w:val="single" w:color="000000" w:sz="4"/>
-              <w:right w:val="single" w:color="000000" w:sz="4"/>
-            </w:tcBorders>
-            <w:tcMar>
-              <w:top w:type="dxa" w:w="60"/>
-              <w:left w:type="dxa" w:w="100"/>
-              <w:bottom w:type="dxa" w:w="60"/>
-              <w:right w:type="dxa" w:w="100"/>
-            </w:tcMar>
-          </w:tcPr>
-          <w:p>
-            <w:pPr>
-              <w:spacing w:after="0" w:line="260"/>
-            </w:pPr>
-            <w:r>
-              <w:rPr>
-                <w:rFonts w:ascii="Arial" w:cs="Arial" w:eastAsia="Arial" w:hAnsi="Arial"/>
-                <w:sz w:val="19"/>
-                <w:szCs w:val="19"/>
-              </w:rPr>
-              <w:t xml:space="preserve">Framework document</w:t>
+            <w:tcW w:type="dxa" w:w="6168"/>
+            <w:tcBorders>
+              <w:top w:val="single" w:color="000000" w:sz="4"/>
+              <w:left w:val="single" w:color="000000" w:sz="4"/>
+              <w:bottom w:val="single" w:color="000000" w:sz="4"/>
+              <w:right w:val="single" w:color="000000" w:sz="4"/>
+            </w:tcBorders>
+            <w:tcMar>
+              <w:top w:type="dxa" w:w="60"/>
+              <w:left w:type="dxa" w:w="100"/>
+              <w:bottom w:type="dxa" w:w="60"/>
+              <w:right w:type="dxa" w:w="100"/>
+            </w:tcMar>
+          </w:tcPr>
+          <w:p>
+            <w:pPr>
+              <w:spacing w:after="0" w:line="260"/>
+            </w:pPr>
+            <w:r>
+              <w:rPr>
+                <w:rFonts w:ascii="Arial" w:cs="Arial" w:eastAsia="Arial" w:hAnsi="Arial"/>
+                <w:sz w:val="19"/>
+                <w:szCs w:val="19"/>
+              </w:rPr>
+              <w:t xml:space="preserve">The three kinds of translation; the translator as a reader before being a writer</w:t>
+            </w:r>
+          </w:p>
+        </w:tc>
+        <w:tc>
+          <w:tcPr>
+            <w:tcW w:type="dxa" w:w="2903"/>
+            <w:tcBorders>
+              <w:top w:val="single" w:color="000000" w:sz="4"/>
+              <w:left w:val="single" w:color="000000" w:sz="4"/>
+              <w:bottom w:val="single" w:color="000000" w:sz="4"/>
+              <w:right w:val="single" w:color="000000" w:sz="4"/>
+            </w:tcBorders>
+            <w:tcMar>
+              <w:top w:type="dxa" w:w="60"/>
+              <w:left w:type="dxa" w:w="100"/>
+              <w:bottom w:type="dxa" w:w="60"/>
+              <w:right w:type="dxa" w:w="100"/>
+            </w:tcMar>
+          </w:tcPr>
+          <w:p>
+            <w:pPr>
+              <w:spacing w:after="0" w:line="260"/>
+            </w:pPr>
+            <w:r>
+              <w:rPr>
+                <w:rFonts w:ascii="Arial" w:cs="Arial" w:eastAsia="Arial" w:hAnsi="Arial"/>
+                <w:sz w:val="19"/>
+                <w:szCs w:val="19"/>
+              </w:rPr>
+              <w:t xml:space="preserve">Chapter 1</w:t>
             </w:r>
           </w:p>
         </w:tc>
@@ -13166,61 +13369,170 @@
         </w:trPr>
         <w:tc>
           <w:tcPr>
-            <w:tcW w:type="dxa" w:w="5624"/>
-            <w:tcBorders>
-              <w:top w:val="single" w:color="000000" w:sz="4"/>
-              <w:left w:val="single" w:color="000000" w:sz="4"/>
-              <w:bottom w:val="single" w:color="000000" w:sz="4"/>
-              <w:right w:val="single" w:color="000000" w:sz="4"/>
-            </w:tcBorders>
-            <w:tcMar>
-              <w:top w:type="dxa" w:w="60"/>
-              <w:left w:type="dxa" w:w="100"/>
-              <w:bottom w:type="dxa" w:w="60"/>
-              <w:right w:type="dxa" w:w="100"/>
-            </w:tcMar>
-          </w:tcPr>
-          <w:p>
-            <w:pPr>
-              <w:spacing w:after="0" w:line="260"/>
-            </w:pPr>
-            <w:r>
-              <w:rPr>
-                <w:rFonts w:ascii="Arial" w:cs="Arial" w:eastAsia="Arial" w:hAnsi="Arial"/>
-                <w:sz w:val="19"/>
-                <w:szCs w:val="19"/>
-              </w:rPr>
-              <w:t xml:space="preserve">Planned the structure: 9 parts and 27 chapters from easy to hard; moved the dictionaries chapter into Part 1</w:t>
-            </w:r>
-          </w:p>
-        </w:tc>
-        <w:tc>
-          <w:tcPr>
-            <w:tcW w:type="dxa" w:w="3447"/>
-            <w:tcBorders>
-              <w:top w:val="single" w:color="000000" w:sz="4"/>
-              <w:left w:val="single" w:color="000000" w:sz="4"/>
-              <w:bottom w:val="single" w:color="000000" w:sz="4"/>
-              <w:right w:val="single" w:color="000000" w:sz="4"/>
-            </w:tcBorders>
-            <w:tcMar>
-              <w:top w:type="dxa" w:w="60"/>
-              <w:left w:type="dxa" w:w="100"/>
-              <w:bottom w:type="dxa" w:w="60"/>
-              <w:right w:type="dxa" w:w="100"/>
-            </w:tcMar>
-          </w:tcPr>
-          <w:p>
-            <w:pPr>
-              <w:spacing w:after="0" w:line="260"/>
-            </w:pPr>
-            <w:r>
-              <w:rPr>
-                <w:rFonts w:ascii="Arial" w:cs="Arial" w:eastAsia="Arial" w:hAnsi="Arial"/>
-                <w:sz w:val="19"/>
-                <w:szCs w:val="19"/>
-              </w:rPr>
-              <w:t xml:space="preserve">Contents</w:t>
+            <w:tcW w:type="dxa" w:w="6168"/>
+            <w:tcBorders>
+              <w:top w:val="single" w:color="000000" w:sz="4"/>
+              <w:left w:val="single" w:color="000000" w:sz="4"/>
+              <w:bottom w:val="single" w:color="000000" w:sz="4"/>
+              <w:right w:val="single" w:color="000000" w:sz="4"/>
+            </w:tcBorders>
+            <w:tcMar>
+              <w:top w:type="dxa" w:w="60"/>
+              <w:left w:type="dxa" w:w="100"/>
+              <w:bottom w:type="dxa" w:w="60"/>
+              <w:right w:type="dxa" w:w="100"/>
+            </w:tcMar>
+          </w:tcPr>
+          <w:p>
+            <w:pPr>
+              <w:spacing w:after="0" w:line="260"/>
+            </w:pPr>
+            <w:r>
+              <w:rPr>
+                <w:rFonts w:ascii="Arial" w:cs="Arial" w:eastAsia="Arial" w:hAnsi="Arial"/>
+                <w:i/>
+                <w:iCs/>
+                <w:sz w:val="19"/>
+                <w:szCs w:val="19"/>
+              </w:rPr>
+              <w:t xml:space="preserve">be</w:t>
+            </w:r>
+            <w:r>
+              <w:rPr>
+                <w:rFonts w:ascii="Arial" w:cs="Arial" w:eastAsia="Arial" w:hAnsi="Arial"/>
+                <w:sz w:val="19"/>
+                <w:szCs w:val="19"/>
+              </w:rPr>
+              <w:t xml:space="preserve">, </w:t>
+            </w:r>
+            <w:r>
+              <w:rPr>
+                <w:rFonts w:ascii="Arial" w:cs="Arial" w:eastAsia="Arial" w:hAnsi="Arial"/>
+                <w:i/>
+                <w:iCs/>
+                <w:sz w:val="19"/>
+                <w:szCs w:val="19"/>
+              </w:rPr>
+              <w:t xml:space="preserve">do</w:t>
+            </w:r>
+            <w:r>
+              <w:rPr>
+                <w:rFonts w:ascii="Arial" w:cs="Arial" w:eastAsia="Arial" w:hAnsi="Arial"/>
+                <w:sz w:val="19"/>
+                <w:szCs w:val="19"/>
+              </w:rPr>
+              <w:t xml:space="preserve"> and </w:t>
+            </w:r>
+            <w:r>
+              <w:rPr>
+                <w:rFonts w:ascii="Arial" w:cs="Arial" w:eastAsia="Arial" w:hAnsi="Arial"/>
+                <w:i/>
+                <w:iCs/>
+                <w:sz w:val="19"/>
+                <w:szCs w:val="19"/>
+              </w:rPr>
+              <w:t xml:space="preserve">have</w:t>
+            </w:r>
+            <w:r>
+              <w:rPr>
+                <w:rFonts w:ascii="Arial" w:cs="Arial" w:eastAsia="Arial" w:hAnsi="Arial"/>
+                <w:sz w:val="19"/>
+                <w:szCs w:val="19"/>
+              </w:rPr>
+              <w:t xml:space="preserve">; the dual (for example </w:t>
+            </w:r>
+            <w:r>
+              <w:rPr>
+                <w:rFonts w:ascii="Arial" w:cs="Arial" w:hAnsi="Arial"/>
+                <w:sz w:val="19"/>
+                <w:szCs w:val="20"/>
+                <w:rtl/>
+              </w:rPr>
+              <w:t xml:space="preserve">المحكمان</w:t>
+            </w:r>
+            <w:r>
+              <w:rPr>
+                <w:rFonts w:ascii="Arial" w:cs="Arial" w:eastAsia="Arial" w:hAnsi="Arial"/>
+                <w:sz w:val="19"/>
+                <w:szCs w:val="19"/>
+              </w:rPr>
+              <w:t xml:space="preserve">); the gender of </w:t>
+            </w:r>
+            <w:r>
+              <w:rPr>
+                <w:rFonts w:ascii="Arial" w:cs="Arial" w:eastAsia="Arial" w:hAnsi="Arial"/>
+                <w:i/>
+                <w:iCs/>
+                <w:sz w:val="19"/>
+                <w:szCs w:val="19"/>
+              </w:rPr>
+              <w:t xml:space="preserve">I</w:t>
+            </w:r>
+            <w:r>
+              <w:rPr>
+                <w:rFonts w:ascii="Arial" w:cs="Arial" w:eastAsia="Arial" w:hAnsi="Arial"/>
+                <w:sz w:val="19"/>
+                <w:szCs w:val="19"/>
+              </w:rPr>
+              <w:t xml:space="preserve"> and </w:t>
+            </w:r>
+            <w:r>
+              <w:rPr>
+                <w:rFonts w:ascii="Arial" w:cs="Arial" w:eastAsia="Arial" w:hAnsi="Arial"/>
+                <w:i/>
+                <w:iCs/>
+                <w:sz w:val="19"/>
+                <w:szCs w:val="19"/>
+              </w:rPr>
+              <w:t xml:space="preserve">you</w:t>
+            </w:r>
+            <w:r>
+              <w:rPr>
+                <w:rFonts w:ascii="Arial" w:cs="Arial" w:eastAsia="Arial" w:hAnsi="Arial"/>
+                <w:sz w:val="19"/>
+                <w:szCs w:val="19"/>
+              </w:rPr>
+              <w:t xml:space="preserve">; </w:t>
+            </w:r>
+            <w:r>
+              <w:rPr>
+                <w:rFonts w:ascii="Arial" w:cs="Arial" w:eastAsia="Arial" w:hAnsi="Arial"/>
+                <w:i/>
+                <w:iCs/>
+                <w:sz w:val="19"/>
+                <w:szCs w:val="19"/>
+              </w:rPr>
+              <w:t xml:space="preserve">She has her pills on time</w:t>
+            </w:r>
+          </w:p>
+        </w:tc>
+        <w:tc>
+          <w:tcPr>
+            <w:tcW w:type="dxa" w:w="2903"/>
+            <w:tcBorders>
+              <w:top w:val="single" w:color="000000" w:sz="4"/>
+              <w:left w:val="single" w:color="000000" w:sz="4"/>
+              <w:bottom w:val="single" w:color="000000" w:sz="4"/>
+              <w:right w:val="single" w:color="000000" w:sz="4"/>
+            </w:tcBorders>
+            <w:tcMar>
+              <w:top w:type="dxa" w:w="60"/>
+              <w:left w:type="dxa" w:w="100"/>
+              <w:bottom w:type="dxa" w:w="60"/>
+              <w:right w:type="dxa" w:w="100"/>
+            </w:tcMar>
+          </w:tcPr>
+          <w:p>
+            <w:pPr>
+              <w:spacing w:after="0" w:line="260"/>
+            </w:pPr>
+            <w:r>
+              <w:rPr>
+                <w:rFonts w:ascii="Arial" w:cs="Arial" w:eastAsia="Arial" w:hAnsi="Arial"/>
+                <w:sz w:val="19"/>
+                <w:szCs w:val="19"/>
+              </w:rPr>
+              <w:t xml:space="preserve">Chapter 4</w:t>
             </w:r>
           </w:p>
         </w:tc>
@@ -13231,61 +13543,78 @@
         </w:trPr>
         <w:tc>
           <w:tcPr>
-            <w:tcW w:type="dxa" w:w="5624"/>
-            <w:tcBorders>
-              <w:top w:val="single" w:color="000000" w:sz="4"/>
-              <w:left w:val="single" w:color="000000" w:sz="4"/>
-              <w:bottom w:val="single" w:color="000000" w:sz="4"/>
-              <w:right w:val="single" w:color="000000" w:sz="4"/>
-            </w:tcBorders>
-            <w:tcMar>
-              <w:top w:type="dxa" w:w="60"/>
-              <w:left w:type="dxa" w:w="100"/>
-              <w:bottom w:type="dxa" w:w="60"/>
-              <w:right w:type="dxa" w:w="100"/>
-            </w:tcMar>
-          </w:tcPr>
-          <w:p>
-            <w:pPr>
-              <w:spacing w:after="0" w:line="260"/>
-            </w:pPr>
-            <w:r>
-              <w:rPr>
-                <w:rFonts w:ascii="Arial" w:cs="Arial" w:eastAsia="Arial" w:hAnsi="Arial"/>
-                <w:sz w:val="19"/>
-                <w:szCs w:val="19"/>
-              </w:rPr>
-              <w:t xml:space="preserve">Rewrote every chapter as a guided lesson (Where we are, numbered steps, Try it, Remember, Words to remember, Next) and proofread the whole book</w:t>
-            </w:r>
-          </w:p>
-        </w:tc>
-        <w:tc>
-          <w:tcPr>
-            <w:tcW w:type="dxa" w:w="3447"/>
-            <w:tcBorders>
-              <w:top w:val="single" w:color="000000" w:sz="4"/>
-              <w:left w:val="single" w:color="000000" w:sz="4"/>
-              <w:bottom w:val="single" w:color="000000" w:sz="4"/>
-              <w:right w:val="single" w:color="000000" w:sz="4"/>
-            </w:tcBorders>
-            <w:tcMar>
-              <w:top w:type="dxa" w:w="60"/>
-              <w:left w:type="dxa" w:w="100"/>
-              <w:bottom w:type="dxa" w:w="60"/>
-              <w:right w:type="dxa" w:w="100"/>
-            </w:tcMar>
-          </w:tcPr>
-          <w:p>
-            <w:pPr>
-              <w:spacing w:after="0" w:line="260"/>
-            </w:pPr>
-            <w:r>
-              <w:rPr>
-                <w:rFonts w:ascii="Arial" w:cs="Arial" w:eastAsia="Arial" w:hAnsi="Arial"/>
-                <w:sz w:val="19"/>
-                <w:szCs w:val="19"/>
-              </w:rPr>
-              <w:t xml:space="preserve">Every chapter</w:t>
+            <w:tcW w:type="dxa" w:w="6168"/>
+            <w:tcBorders>
+              <w:top w:val="single" w:color="000000" w:sz="4"/>
+              <w:left w:val="single" w:color="000000" w:sz="4"/>
+              <w:bottom w:val="single" w:color="000000" w:sz="4"/>
+              <w:right w:val="single" w:color="000000" w:sz="4"/>
+            </w:tcBorders>
+            <w:tcMar>
+              <w:top w:type="dxa" w:w="60"/>
+              <w:left w:type="dxa" w:w="100"/>
+              <w:bottom w:type="dxa" w:w="60"/>
+              <w:right w:type="dxa" w:w="100"/>
+            </w:tcMar>
+          </w:tcPr>
+          <w:p>
+            <w:pPr>
+              <w:spacing w:after="0" w:line="260"/>
+            </w:pPr>
+            <w:r>
+              <w:rPr>
+                <w:rFonts w:ascii="Arial" w:cs="Arial" w:eastAsia="Arial" w:hAnsi="Arial"/>
+                <w:sz w:val="19"/>
+                <w:szCs w:val="19"/>
+              </w:rPr>
+              <w:t xml:space="preserve">Lexical gaps (</w:t>
+            </w:r>
+            <w:r>
+              <w:rPr>
+                <w:rFonts w:ascii="Arial" w:cs="Arial" w:hAnsi="Arial"/>
+                <w:sz w:val="19"/>
+                <w:szCs w:val="20"/>
+                <w:rtl/>
+              </w:rPr>
+              <w:t xml:space="preserve">ثكلى</w:t>
+            </w:r>
+            <w:r>
+              <w:rPr>
+                <w:rFonts w:ascii="Arial" w:cs="Arial" w:eastAsia="Arial" w:hAnsi="Arial"/>
+                <w:sz w:val="19"/>
+                <w:szCs w:val="19"/>
+              </w:rPr>
+              <w:t xml:space="preserve">), false equivalents, rare words</w:t>
+            </w:r>
+          </w:p>
+        </w:tc>
+        <w:tc>
+          <w:tcPr>
+            <w:tcW w:type="dxa" w:w="2903"/>
+            <w:tcBorders>
+              <w:top w:val="single" w:color="000000" w:sz="4"/>
+              <w:left w:val="single" w:color="000000" w:sz="4"/>
+              <w:bottom w:val="single" w:color="000000" w:sz="4"/>
+              <w:right w:val="single" w:color="000000" w:sz="4"/>
+            </w:tcBorders>
+            <w:tcMar>
+              <w:top w:type="dxa" w:w="60"/>
+              <w:left w:type="dxa" w:w="100"/>
+              <w:bottom w:type="dxa" w:w="60"/>
+              <w:right w:type="dxa" w:w="100"/>
+            </w:tcMar>
+          </w:tcPr>
+          <w:p>
+            <w:pPr>
+              <w:spacing w:after="0" w:line="260"/>
+            </w:pPr>
+            <w:r>
+              <w:rPr>
+                <w:rFonts w:ascii="Arial" w:cs="Arial" w:eastAsia="Arial" w:hAnsi="Arial"/>
+                <w:sz w:val="19"/>
+                <w:szCs w:val="19"/>
+              </w:rPr>
+              <w:t xml:space="preserve">Chapter 6</w:t>
             </w:r>
           </w:p>
         </w:tc>
@@ -13296,61 +13625,70 @@
         </w:trPr>
         <w:tc>
           <w:tcPr>
-            <w:tcW w:type="dxa" w:w="5624"/>
-            <w:tcBorders>
-              <w:top w:val="single" w:color="000000" w:sz="4"/>
-              <w:left w:val="single" w:color="000000" w:sz="4"/>
-              <w:bottom w:val="single" w:color="000000" w:sz="4"/>
-              <w:right w:val="single" w:color="000000" w:sz="4"/>
-            </w:tcBorders>
-            <w:tcMar>
-              <w:top w:type="dxa" w:w="60"/>
-              <w:left w:type="dxa" w:w="100"/>
-              <w:bottom w:type="dxa" w:w="60"/>
-              <w:right w:type="dxa" w:w="100"/>
-            </w:tcMar>
-          </w:tcPr>
-          <w:p>
-            <w:pPr>
-              <w:spacing w:after="0" w:line="260"/>
-            </w:pPr>
-            <w:r>
-              <w:rPr>
-                <w:rFonts w:ascii="Arial" w:cs="Arial" w:eastAsia="Arial" w:hAnsi="Arial"/>
-                <w:sz w:val="19"/>
-                <w:szCs w:val="19"/>
-              </w:rPr>
-              <w:t xml:space="preserve">Wrote the opening, Start here, and the closing section, Your journey continues</w:t>
-            </w:r>
-          </w:p>
-        </w:tc>
-        <w:tc>
-          <w:tcPr>
-            <w:tcW w:type="dxa" w:w="3447"/>
-            <w:tcBorders>
-              <w:top w:val="single" w:color="000000" w:sz="4"/>
-              <w:left w:val="single" w:color="000000" w:sz="4"/>
-              <w:bottom w:val="single" w:color="000000" w:sz="4"/>
-              <w:right w:val="single" w:color="000000" w:sz="4"/>
-            </w:tcBorders>
-            <w:tcMar>
-              <w:top w:type="dxa" w:w="60"/>
-              <w:left w:type="dxa" w:w="100"/>
-              <w:bottom w:type="dxa" w:w="60"/>
-              <w:right w:type="dxa" w:w="100"/>
-            </w:tcMar>
-          </w:tcPr>
-          <w:p>
-            <w:pPr>
-              <w:spacing w:after="0" w:line="260"/>
-            </w:pPr>
-            <w:r>
-              <w:rPr>
-                <w:rFonts w:ascii="Arial" w:cs="Arial" w:eastAsia="Arial" w:hAnsi="Arial"/>
-                <w:sz w:val="19"/>
-                <w:szCs w:val="19"/>
-              </w:rPr>
-              <w:t xml:space="preserve">Front and end of the book</w:t>
+            <w:tcW w:type="dxa" w:w="6168"/>
+            <w:tcBorders>
+              <w:top w:val="single" w:color="000000" w:sz="4"/>
+              <w:left w:val="single" w:color="000000" w:sz="4"/>
+              <w:bottom w:val="single" w:color="000000" w:sz="4"/>
+              <w:right w:val="single" w:color="000000" w:sz="4"/>
+            </w:tcBorders>
+            <w:tcMar>
+              <w:top w:type="dxa" w:w="60"/>
+              <w:left w:type="dxa" w:w="100"/>
+              <w:bottom w:type="dxa" w:w="60"/>
+              <w:right w:type="dxa" w:w="100"/>
+            </w:tcMar>
+          </w:tcPr>
+          <w:p>
+            <w:pPr>
+              <w:spacing w:after="0" w:line="260"/>
+            </w:pPr>
+            <w:r>
+              <w:rPr>
+                <w:rFonts w:ascii="Arial" w:cs="Arial" w:hAnsi="Arial"/>
+                <w:sz w:val="19"/>
+                <w:szCs w:val="20"/>
+                <w:rtl/>
+              </w:rPr>
+              <w:t xml:space="preserve">خط</w:t>
+            </w:r>
+            <w:r>
+              <w:rPr>
+                <w:rFonts w:ascii="Arial" w:cs="Arial" w:eastAsia="Arial" w:hAnsi="Arial"/>
+                <w:sz w:val="19"/>
+                <w:szCs w:val="19"/>
+              </w:rPr>
+              <w:t xml:space="preserve">, a word with several meanings</w:t>
+            </w:r>
+          </w:p>
+        </w:tc>
+        <w:tc>
+          <w:tcPr>
+            <w:tcW w:type="dxa" w:w="2903"/>
+            <w:tcBorders>
+              <w:top w:val="single" w:color="000000" w:sz="4"/>
+              <w:left w:val="single" w:color="000000" w:sz="4"/>
+              <w:bottom w:val="single" w:color="000000" w:sz="4"/>
+              <w:right w:val="single" w:color="000000" w:sz="4"/>
+            </w:tcBorders>
+            <w:tcMar>
+              <w:top w:type="dxa" w:w="60"/>
+              <w:left w:type="dxa" w:w="100"/>
+              <w:bottom w:type="dxa" w:w="60"/>
+              <w:right w:type="dxa" w:w="100"/>
+            </w:tcMar>
+          </w:tcPr>
+          <w:p>
+            <w:pPr>
+              <w:spacing w:after="0" w:line="260"/>
+            </w:pPr>
+            <w:r>
+              <w:rPr>
+                <w:rFonts w:ascii="Arial" w:cs="Arial" w:eastAsia="Arial" w:hAnsi="Arial"/>
+                <w:sz w:val="19"/>
+                <w:szCs w:val="19"/>
+              </w:rPr>
+              <w:t xml:space="preserve">Chapter 7</w:t>
             </w:r>
           </w:p>
         </w:tc>
@@ -13361,61 +13699,79 @@
         </w:trPr>
         <w:tc>
           <w:tcPr>
-            <w:tcW w:type="dxa" w:w="5624"/>
-            <w:tcBorders>
-              <w:top w:val="single" w:color="000000" w:sz="4"/>
-              <w:left w:val="single" w:color="000000" w:sz="4"/>
-              <w:bottom w:val="single" w:color="000000" w:sz="4"/>
-              <w:right w:val="single" w:color="000000" w:sz="4"/>
-            </w:tcBorders>
-            <w:tcMar>
-              <w:top w:type="dxa" w:w="60"/>
-              <w:left w:type="dxa" w:w="100"/>
-              <w:bottom w:type="dxa" w:w="60"/>
-              <w:right w:type="dxa" w:w="100"/>
-            </w:tcMar>
-          </w:tcPr>
-          <w:p>
-            <w:pPr>
-              <w:spacing w:after="0" w:line="260"/>
-            </w:pPr>
-            <w:r>
-              <w:rPr>
-                <w:rFonts w:ascii="Arial" w:cs="Arial" w:eastAsia="Arial" w:hAnsi="Arial"/>
-                <w:sz w:val="19"/>
-                <w:szCs w:val="19"/>
-              </w:rPr>
-              <w:t xml:space="preserve">Study notes: the three kinds of translation; the translator as a reader</w:t>
-            </w:r>
-          </w:p>
-        </w:tc>
-        <w:tc>
-          <w:tcPr>
-            <w:tcW w:type="dxa" w:w="3447"/>
-            <w:tcBorders>
-              <w:top w:val="single" w:color="000000" w:sz="4"/>
-              <w:left w:val="single" w:color="000000" w:sz="4"/>
-              <w:bottom w:val="single" w:color="000000" w:sz="4"/>
-              <w:right w:val="single" w:color="000000" w:sz="4"/>
-            </w:tcBorders>
-            <w:tcMar>
-              <w:top w:type="dxa" w:w="60"/>
-              <w:left w:type="dxa" w:w="100"/>
-              <w:bottom w:type="dxa" w:w="60"/>
-              <w:right w:type="dxa" w:w="100"/>
-            </w:tcMar>
-          </w:tcPr>
-          <w:p>
-            <w:pPr>
-              <w:spacing w:after="0" w:line="260"/>
-            </w:pPr>
-            <w:r>
-              <w:rPr>
-                <w:rFonts w:ascii="Arial" w:cs="Arial" w:eastAsia="Arial" w:hAnsi="Arial"/>
-                <w:sz w:val="19"/>
-                <w:szCs w:val="19"/>
-              </w:rPr>
-              <w:t xml:space="preserve">Chapter 1</w:t>
+            <w:tcW w:type="dxa" w:w="6168"/>
+            <w:tcBorders>
+              <w:top w:val="single" w:color="000000" w:sz="4"/>
+              <w:left w:val="single" w:color="000000" w:sz="4"/>
+              <w:bottom w:val="single" w:color="000000" w:sz="4"/>
+              <w:right w:val="single" w:color="000000" w:sz="4"/>
+            </w:tcBorders>
+            <w:tcMar>
+              <w:top w:type="dxa" w:w="60"/>
+              <w:left w:type="dxa" w:w="100"/>
+              <w:bottom w:type="dxa" w:w="60"/>
+              <w:right w:type="dxa" w:w="100"/>
+            </w:tcMar>
+          </w:tcPr>
+          <w:p>
+            <w:pPr>
+              <w:spacing w:after="0" w:line="260"/>
+            </w:pPr>
+            <w:r>
+              <w:rPr>
+                <w:rFonts w:ascii="Arial" w:cs="Arial" w:eastAsia="Arial" w:hAnsi="Arial"/>
+                <w:sz w:val="19"/>
+                <w:szCs w:val="19"/>
+              </w:rPr>
+              <w:t xml:space="preserve">One verb with several partners (</w:t>
+            </w:r>
+            <w:r>
+              <w:rPr>
+                <w:rFonts w:ascii="Arial" w:cs="Arial" w:eastAsia="Arial" w:hAnsi="Arial"/>
+                <w:i/>
+                <w:iCs/>
+                <w:sz w:val="19"/>
+                <w:szCs w:val="19"/>
+              </w:rPr>
+              <w:t xml:space="preserve">deliver a letter, a speech, a verdict</w:t>
+            </w:r>
+            <w:r>
+              <w:rPr>
+                <w:rFonts w:ascii="Arial" w:cs="Arial" w:eastAsia="Arial" w:hAnsi="Arial"/>
+                <w:sz w:val="19"/>
+                <w:szCs w:val="19"/>
+              </w:rPr>
+              <w:t xml:space="preserve">)</w:t>
+            </w:r>
+          </w:p>
+        </w:tc>
+        <w:tc>
+          <w:tcPr>
+            <w:tcW w:type="dxa" w:w="2903"/>
+            <w:tcBorders>
+              <w:top w:val="single" w:color="000000" w:sz="4"/>
+              <w:left w:val="single" w:color="000000" w:sz="4"/>
+              <w:bottom w:val="single" w:color="000000" w:sz="4"/>
+              <w:right w:val="single" w:color="000000" w:sz="4"/>
+            </w:tcBorders>
+            <w:tcMar>
+              <w:top w:type="dxa" w:w="60"/>
+              <w:left w:type="dxa" w:w="100"/>
+              <w:bottom w:type="dxa" w:w="60"/>
+              <w:right w:type="dxa" w:w="100"/>
+            </w:tcMar>
+          </w:tcPr>
+          <w:p>
+            <w:pPr>
+              <w:spacing w:after="0" w:line="260"/>
+            </w:pPr>
+            <w:r>
+              <w:rPr>
+                <w:rFonts w:ascii="Arial" w:cs="Arial" w:eastAsia="Arial" w:hAnsi="Arial"/>
+                <w:sz w:val="19"/>
+                <w:szCs w:val="19"/>
+              </w:rPr>
+              <w:t xml:space="preserve">Chapter 8</w:t>
             </w:r>
           </w:p>
         </w:tc>
@@ -13426,178 +13782,61 @@
         </w:trPr>
         <w:tc>
           <w:tcPr>
-            <w:tcW w:type="dxa" w:w="5624"/>
-            <w:tcBorders>
-              <w:top w:val="single" w:color="000000" w:sz="4"/>
-              <w:left w:val="single" w:color="000000" w:sz="4"/>
-              <w:bottom w:val="single" w:color="000000" w:sz="4"/>
-              <w:right w:val="single" w:color="000000" w:sz="4"/>
-            </w:tcBorders>
-            <w:tcMar>
-              <w:top w:type="dxa" w:w="60"/>
-              <w:left w:type="dxa" w:w="100"/>
-              <w:bottom w:type="dxa" w:w="60"/>
-              <w:right w:type="dxa" w:w="100"/>
-            </w:tcMar>
-          </w:tcPr>
-          <w:p>
-            <w:pPr>
-              <w:spacing w:after="0" w:line="260"/>
-            </w:pPr>
-            <w:r>
-              <w:rPr>
-                <w:rFonts w:ascii="Arial" w:cs="Arial" w:eastAsia="Arial" w:hAnsi="Arial"/>
-                <w:sz w:val="19"/>
-                <w:szCs w:val="19"/>
-              </w:rPr>
-              <w:t xml:space="preserve">Study notes: </w:t>
-            </w:r>
-            <w:r>
-              <w:rPr>
-                <w:rFonts w:ascii="Arial" w:cs="Arial" w:eastAsia="Arial" w:hAnsi="Arial"/>
-                <w:i/>
-                <w:iCs/>
-                <w:sz w:val="19"/>
-                <w:szCs w:val="19"/>
-              </w:rPr>
-              <w:t xml:space="preserve">be</w:t>
-            </w:r>
-            <w:r>
-              <w:rPr>
-                <w:rFonts w:ascii="Arial" w:cs="Arial" w:eastAsia="Arial" w:hAnsi="Arial"/>
-                <w:sz w:val="19"/>
-                <w:szCs w:val="19"/>
-              </w:rPr>
-              <w:t xml:space="preserve">, </w:t>
-            </w:r>
-            <w:r>
-              <w:rPr>
-                <w:rFonts w:ascii="Arial" w:cs="Arial" w:eastAsia="Arial" w:hAnsi="Arial"/>
-                <w:i/>
-                <w:iCs/>
-                <w:sz w:val="19"/>
-                <w:szCs w:val="19"/>
-              </w:rPr>
-              <w:t xml:space="preserve">do</w:t>
-            </w:r>
-            <w:r>
-              <w:rPr>
-                <w:rFonts w:ascii="Arial" w:cs="Arial" w:eastAsia="Arial" w:hAnsi="Arial"/>
-                <w:sz w:val="19"/>
-                <w:szCs w:val="19"/>
-              </w:rPr>
-              <w:t xml:space="preserve"> and </w:t>
-            </w:r>
-            <w:r>
-              <w:rPr>
-                <w:rFonts w:ascii="Arial" w:cs="Arial" w:eastAsia="Arial" w:hAnsi="Arial"/>
-                <w:i/>
-                <w:iCs/>
-                <w:sz w:val="19"/>
-                <w:szCs w:val="19"/>
-              </w:rPr>
-              <w:t xml:space="preserve">have</w:t>
-            </w:r>
-            <w:r>
-              <w:rPr>
-                <w:rFonts w:ascii="Arial" w:cs="Arial" w:eastAsia="Arial" w:hAnsi="Arial"/>
-                <w:sz w:val="19"/>
-                <w:szCs w:val="19"/>
-              </w:rPr>
-              <w:t xml:space="preserve"> (</w:t>
-            </w:r>
-            <w:r>
-              <w:rPr>
-                <w:rFonts w:ascii="Arial" w:cs="Arial" w:eastAsia="Arial" w:hAnsi="Arial"/>
-                <w:i/>
-                <w:iCs/>
-                <w:sz w:val="19"/>
-                <w:szCs w:val="19"/>
-              </w:rPr>
-              <w:t xml:space="preserve">She has her pills on time</w:t>
-            </w:r>
-            <w:r>
-              <w:rPr>
-                <w:rFonts w:ascii="Arial" w:cs="Arial" w:eastAsia="Arial" w:hAnsi="Arial"/>
-                <w:sz w:val="19"/>
-                <w:szCs w:val="19"/>
-              </w:rPr>
-              <w:t xml:space="preserve">); the dual (</w:t>
-            </w:r>
-            <w:r>
-              <w:rPr>
-                <w:rFonts w:ascii="Arial" w:cs="Arial" w:hAnsi="Arial"/>
-                <w:sz w:val="19"/>
-                <w:szCs w:val="20"/>
-                <w:rtl/>
-              </w:rPr>
-              <w:t xml:space="preserve">المحكمان</w:t>
-            </w:r>
-            <w:r>
-              <w:rPr>
-                <w:rFonts w:ascii="Arial" w:cs="Arial" w:eastAsia="Arial" w:hAnsi="Arial"/>
-                <w:sz w:val="19"/>
-                <w:szCs w:val="19"/>
-              </w:rPr>
-              <w:t xml:space="preserve">); the gender of </w:t>
-            </w:r>
-            <w:r>
-              <w:rPr>
-                <w:rFonts w:ascii="Arial" w:cs="Arial" w:eastAsia="Arial" w:hAnsi="Arial"/>
-                <w:i/>
-                <w:iCs/>
-                <w:sz w:val="19"/>
-                <w:szCs w:val="19"/>
-              </w:rPr>
-              <w:t xml:space="preserve">I</w:t>
-            </w:r>
-            <w:r>
-              <w:rPr>
-                <w:rFonts w:ascii="Arial" w:cs="Arial" w:eastAsia="Arial" w:hAnsi="Arial"/>
-                <w:sz w:val="19"/>
-                <w:szCs w:val="19"/>
-              </w:rPr>
-              <w:t xml:space="preserve"> and </w:t>
-            </w:r>
-            <w:r>
-              <w:rPr>
-                <w:rFonts w:ascii="Arial" w:cs="Arial" w:eastAsia="Arial" w:hAnsi="Arial"/>
-                <w:i/>
-                <w:iCs/>
-                <w:sz w:val="19"/>
-                <w:szCs w:val="19"/>
-              </w:rPr>
-              <w:t xml:space="preserve">you</w:t>
-            </w:r>
-          </w:p>
-        </w:tc>
-        <w:tc>
-          <w:tcPr>
-            <w:tcW w:type="dxa" w:w="3447"/>
-            <w:tcBorders>
-              <w:top w:val="single" w:color="000000" w:sz="4"/>
-              <w:left w:val="single" w:color="000000" w:sz="4"/>
-              <w:bottom w:val="single" w:color="000000" w:sz="4"/>
-              <w:right w:val="single" w:color="000000" w:sz="4"/>
-            </w:tcBorders>
-            <w:tcMar>
-              <w:top w:type="dxa" w:w="60"/>
-              <w:left w:type="dxa" w:w="100"/>
-              <w:bottom w:type="dxa" w:w="60"/>
-              <w:right w:type="dxa" w:w="100"/>
-            </w:tcMar>
-          </w:tcPr>
-          <w:p>
-            <w:pPr>
-              <w:spacing w:after="0" w:line="260"/>
-            </w:pPr>
-            <w:r>
-              <w:rPr>
-                <w:rFonts w:ascii="Arial" w:cs="Arial" w:eastAsia="Arial" w:hAnsi="Arial"/>
-                <w:sz w:val="19"/>
-                <w:szCs w:val="19"/>
-              </w:rPr>
-              <w:t xml:space="preserve">Chapter 4</w:t>
+            <w:tcW w:type="dxa" w:w="6168"/>
+            <w:tcBorders>
+              <w:top w:val="single" w:color="000000" w:sz="4"/>
+              <w:left w:val="single" w:color="000000" w:sz="4"/>
+              <w:bottom w:val="single" w:color="000000" w:sz="4"/>
+              <w:right w:val="single" w:color="000000" w:sz="4"/>
+            </w:tcBorders>
+            <w:tcMar>
+              <w:top w:type="dxa" w:w="60"/>
+              <w:left w:type="dxa" w:w="100"/>
+              <w:bottom w:type="dxa" w:w="60"/>
+              <w:right w:type="dxa" w:w="100"/>
+            </w:tcMar>
+          </w:tcPr>
+          <w:p>
+            <w:pPr>
+              <w:spacing w:after="0" w:line="260"/>
+            </w:pPr>
+            <w:r>
+              <w:rPr>
+                <w:rFonts w:ascii="Arial" w:cs="Arial" w:eastAsia="Arial" w:hAnsi="Arial"/>
+                <w:sz w:val="19"/>
+                <w:szCs w:val="19"/>
+              </w:rPr>
+              <w:t xml:space="preserve">Fixed expressions; how to spot an idiom; five ways to translate one; three more idioms</w:t>
+            </w:r>
+          </w:p>
+        </w:tc>
+        <w:tc>
+          <w:tcPr>
+            <w:tcW w:type="dxa" w:w="2903"/>
+            <w:tcBorders>
+              <w:top w:val="single" w:color="000000" w:sz="4"/>
+              <w:left w:val="single" w:color="000000" w:sz="4"/>
+              <w:bottom w:val="single" w:color="000000" w:sz="4"/>
+              <w:right w:val="single" w:color="000000" w:sz="4"/>
+            </w:tcBorders>
+            <w:tcMar>
+              <w:top w:type="dxa" w:w="60"/>
+              <w:left w:type="dxa" w:w="100"/>
+              <w:bottom w:type="dxa" w:w="60"/>
+              <w:right w:type="dxa" w:w="100"/>
+            </w:tcMar>
+          </w:tcPr>
+          <w:p>
+            <w:pPr>
+              <w:spacing w:after="0" w:line="260"/>
+            </w:pPr>
+            <w:r>
+              <w:rPr>
+                <w:rFonts w:ascii="Arial" w:cs="Arial" w:eastAsia="Arial" w:hAnsi="Arial"/>
+                <w:sz w:val="19"/>
+                <w:szCs w:val="19"/>
+              </w:rPr>
+              <w:t xml:space="preserve">Chapter 9</w:t>
             </w:r>
           </w:p>
         </w:tc>
@@ -13608,78 +13847,97 @@
         </w:trPr>
         <w:tc>
           <w:tcPr>
-            <w:tcW w:type="dxa" w:w="5624"/>
-            <w:tcBorders>
-              <w:top w:val="single" w:color="000000" w:sz="4"/>
-              <w:left w:val="single" w:color="000000" w:sz="4"/>
-              <w:bottom w:val="single" w:color="000000" w:sz="4"/>
-              <w:right w:val="single" w:color="000000" w:sz="4"/>
-            </w:tcBorders>
-            <w:tcMar>
-              <w:top w:type="dxa" w:w="60"/>
-              <w:left w:type="dxa" w:w="100"/>
-              <w:bottom w:type="dxa" w:w="60"/>
-              <w:right w:type="dxa" w:w="100"/>
-            </w:tcMar>
-          </w:tcPr>
-          <w:p>
-            <w:pPr>
-              <w:spacing w:after="0" w:line="260"/>
-            </w:pPr>
-            <w:r>
-              <w:rPr>
-                <w:rFonts w:ascii="Arial" w:cs="Arial" w:eastAsia="Arial" w:hAnsi="Arial"/>
-                <w:sz w:val="19"/>
-                <w:szCs w:val="19"/>
-              </w:rPr>
-              <w:t xml:space="preserve">Study notes: lexical gaps (</w:t>
-            </w:r>
-            <w:r>
-              <w:rPr>
-                <w:rFonts w:ascii="Arial" w:cs="Arial" w:hAnsi="Arial"/>
-                <w:sz w:val="19"/>
-                <w:szCs w:val="20"/>
-                <w:rtl/>
-              </w:rPr>
-              <w:t xml:space="preserve">ثكلى</w:t>
-            </w:r>
-            <w:r>
-              <w:rPr>
-                <w:rFonts w:ascii="Arial" w:cs="Arial" w:eastAsia="Arial" w:hAnsi="Arial"/>
-                <w:sz w:val="19"/>
-                <w:szCs w:val="19"/>
-              </w:rPr>
-              <w:t xml:space="preserve">), false equivalents, rare words</w:t>
-            </w:r>
-          </w:p>
-        </w:tc>
-        <w:tc>
-          <w:tcPr>
-            <w:tcW w:type="dxa" w:w="3447"/>
-            <w:tcBorders>
-              <w:top w:val="single" w:color="000000" w:sz="4"/>
-              <w:left w:val="single" w:color="000000" w:sz="4"/>
-              <w:bottom w:val="single" w:color="000000" w:sz="4"/>
-              <w:right w:val="single" w:color="000000" w:sz="4"/>
-            </w:tcBorders>
-            <w:tcMar>
-              <w:top w:type="dxa" w:w="60"/>
-              <w:left w:type="dxa" w:w="100"/>
-              <w:bottom w:type="dxa" w:w="60"/>
-              <w:right w:type="dxa" w:w="100"/>
-            </w:tcMar>
-          </w:tcPr>
-          <w:p>
-            <w:pPr>
-              <w:spacing w:after="0" w:line="260"/>
-            </w:pPr>
-            <w:r>
-              <w:rPr>
-                <w:rFonts w:ascii="Arial" w:cs="Arial" w:eastAsia="Arial" w:hAnsi="Arial"/>
-                <w:sz w:val="19"/>
-                <w:szCs w:val="19"/>
-              </w:rPr>
-              <w:t xml:space="preserve">Chapter 6</w:t>
+            <w:tcW w:type="dxa" w:w="6168"/>
+            <w:tcBorders>
+              <w:top w:val="single" w:color="000000" w:sz="4"/>
+              <w:left w:val="single" w:color="000000" w:sz="4"/>
+              <w:bottom w:val="single" w:color="000000" w:sz="4"/>
+              <w:right w:val="single" w:color="000000" w:sz="4"/>
+            </w:tcBorders>
+            <w:tcMar>
+              <w:top w:type="dxa" w:w="60"/>
+              <w:left w:type="dxa" w:w="100"/>
+              <w:bottom w:type="dxa" w:w="60"/>
+              <w:right w:type="dxa" w:w="100"/>
+            </w:tcMar>
+          </w:tcPr>
+          <w:p>
+            <w:pPr>
+              <w:spacing w:after="0" w:line="260"/>
+            </w:pPr>
+            <w:r>
+              <w:rPr>
+                <w:rFonts w:ascii="Arial" w:cs="Arial" w:eastAsia="Arial" w:hAnsi="Arial"/>
+                <w:sz w:val="19"/>
+                <w:szCs w:val="19"/>
+              </w:rPr>
+              <w:t xml:space="preserve">The word-level strategies: a more general word, a more neutral word, paraphrase, a loan word plus explanation; Arabic words borrowed into English (</w:t>
+            </w:r>
+            <w:r>
+              <w:rPr>
+                <w:rFonts w:ascii="Arial" w:cs="Arial" w:eastAsia="Arial" w:hAnsi="Arial"/>
+                <w:i/>
+                <w:iCs/>
+                <w:sz w:val="19"/>
+                <w:szCs w:val="19"/>
+              </w:rPr>
+              <w:t xml:space="preserve">algebra</w:t>
+            </w:r>
+            <w:r>
+              <w:rPr>
+                <w:rFonts w:ascii="Arial" w:cs="Arial" w:eastAsia="Arial" w:hAnsi="Arial"/>
+                <w:sz w:val="19"/>
+                <w:szCs w:val="19"/>
+              </w:rPr>
+              <w:t xml:space="preserve">, </w:t>
+            </w:r>
+            <w:r>
+              <w:rPr>
+                <w:rFonts w:ascii="Arial" w:cs="Arial" w:eastAsia="Arial" w:hAnsi="Arial"/>
+                <w:i/>
+                <w:iCs/>
+                <w:sz w:val="19"/>
+                <w:szCs w:val="19"/>
+              </w:rPr>
+              <w:t xml:space="preserve">algorithm</w:t>
+            </w:r>
+            <w:r>
+              <w:rPr>
+                <w:rFonts w:ascii="Arial" w:cs="Arial" w:eastAsia="Arial" w:hAnsi="Arial"/>
+                <w:sz w:val="19"/>
+                <w:szCs w:val="19"/>
+              </w:rPr>
+              <w:t xml:space="preserve">)</w:t>
+            </w:r>
+          </w:p>
+        </w:tc>
+        <w:tc>
+          <w:tcPr>
+            <w:tcW w:type="dxa" w:w="2903"/>
+            <w:tcBorders>
+              <w:top w:val="single" w:color="000000" w:sz="4"/>
+              <w:left w:val="single" w:color="000000" w:sz="4"/>
+              <w:bottom w:val="single" w:color="000000" w:sz="4"/>
+              <w:right w:val="single" w:color="000000" w:sz="4"/>
+            </w:tcBorders>
+            <w:tcMar>
+              <w:top w:type="dxa" w:w="60"/>
+              <w:left w:type="dxa" w:w="100"/>
+              <w:bottom w:type="dxa" w:w="60"/>
+              <w:right w:type="dxa" w:w="100"/>
+            </w:tcMar>
+          </w:tcPr>
+          <w:p>
+            <w:pPr>
+              <w:spacing w:after="0" w:line="260"/>
+            </w:pPr>
+            <w:r>
+              <w:rPr>
+                <w:rFonts w:ascii="Arial" w:cs="Arial" w:eastAsia="Arial" w:hAnsi="Arial"/>
+                <w:sz w:val="19"/>
+                <w:szCs w:val="19"/>
+              </w:rPr>
+              <w:t xml:space="preserve">Chapter 14</w:t>
             </w:r>
           </w:p>
         </w:tc>
@@ -13690,31 +13948,31 @@
         </w:trPr>
         <w:tc>
           <w:tcPr>
-            <w:tcW w:type="dxa" w:w="5624"/>
-            <w:tcBorders>
-              <w:top w:val="single" w:color="000000" w:sz="4"/>
-              <w:left w:val="single" w:color="000000" w:sz="4"/>
-              <w:bottom w:val="single" w:color="000000" w:sz="4"/>
-              <w:right w:val="single" w:color="000000" w:sz="4"/>
-            </w:tcBorders>
-            <w:tcMar>
-              <w:top w:type="dxa" w:w="60"/>
-              <w:left w:type="dxa" w:w="100"/>
-              <w:bottom w:type="dxa" w:w="60"/>
-              <w:right w:type="dxa" w:w="100"/>
-            </w:tcMar>
-          </w:tcPr>
-          <w:p>
-            <w:pPr>
-              <w:spacing w:after="0" w:line="260"/>
-            </w:pPr>
-            <w:r>
-              <w:rPr>
-                <w:rFonts w:ascii="Arial" w:cs="Arial" w:eastAsia="Arial" w:hAnsi="Arial"/>
-                <w:sz w:val="19"/>
-                <w:szCs w:val="19"/>
-              </w:rPr>
-              <w:t xml:space="preserve">Study notes: </w:t>
+            <w:tcW w:type="dxa" w:w="6168"/>
+            <w:tcBorders>
+              <w:top w:val="single" w:color="000000" w:sz="4"/>
+              <w:left w:val="single" w:color="000000" w:sz="4"/>
+              <w:bottom w:val="single" w:color="000000" w:sz="4"/>
+              <w:right w:val="single" w:color="000000" w:sz="4"/>
+            </w:tcBorders>
+            <w:tcMar>
+              <w:top w:type="dxa" w:w="60"/>
+              <w:left w:type="dxa" w:w="100"/>
+              <w:bottom w:type="dxa" w:w="60"/>
+              <w:right w:type="dxa" w:w="100"/>
+            </w:tcMar>
+          </w:tcPr>
+          <w:p>
+            <w:pPr>
+              <w:spacing w:after="0" w:line="260"/>
+            </w:pPr>
+            <w:r>
+              <w:rPr>
+                <w:rFonts w:ascii="Arial" w:cs="Arial" w:eastAsia="Arial" w:hAnsi="Arial"/>
+                <w:sz w:val="19"/>
+                <w:szCs w:val="19"/>
+              </w:rPr>
+              <w:t xml:space="preserve">Arabicisation (</w:t>
             </w:r>
             <w:r>
               <w:rPr>
@@ -13723,45 +13981,62 @@
                 <w:szCs w:val="20"/>
                 <w:rtl/>
               </w:rPr>
-              <w:t xml:space="preserve">خط</w:t>
-            </w:r>
-            <w:r>
-              <w:rPr>
-                <w:rFonts w:ascii="Arial" w:cs="Arial" w:eastAsia="Arial" w:hAnsi="Arial"/>
-                <w:sz w:val="19"/>
-                <w:szCs w:val="19"/>
-              </w:rPr>
-              <w:t xml:space="preserve">, a word with several meanings</w:t>
-            </w:r>
-          </w:p>
-        </w:tc>
-        <w:tc>
-          <w:tcPr>
-            <w:tcW w:type="dxa" w:w="3447"/>
-            <w:tcBorders>
-              <w:top w:val="single" w:color="000000" w:sz="4"/>
-              <w:left w:val="single" w:color="000000" w:sz="4"/>
-              <w:bottom w:val="single" w:color="000000" w:sz="4"/>
-              <w:right w:val="single" w:color="000000" w:sz="4"/>
-            </w:tcBorders>
-            <w:tcMar>
-              <w:top w:type="dxa" w:w="60"/>
-              <w:left w:type="dxa" w:w="100"/>
-              <w:bottom w:type="dxa" w:w="60"/>
-              <w:right w:type="dxa" w:w="100"/>
-            </w:tcMar>
-          </w:tcPr>
-          <w:p>
-            <w:pPr>
-              <w:spacing w:after="0" w:line="260"/>
-            </w:pPr>
-            <w:r>
-              <w:rPr>
-                <w:rFonts w:ascii="Arial" w:cs="Arial" w:eastAsia="Arial" w:hAnsi="Arial"/>
-                <w:sz w:val="19"/>
-                <w:szCs w:val="19"/>
-              </w:rPr>
-              <w:t xml:space="preserve">Chapter 7</w:t>
+              <w:t xml:space="preserve">استراتيجية</w:t>
+            </w:r>
+            <w:r>
+              <w:rPr>
+                <w:rFonts w:ascii="Arial" w:cs="Arial" w:eastAsia="Arial" w:hAnsi="Arial"/>
+                <w:sz w:val="19"/>
+                <w:szCs w:val="19"/>
+              </w:rPr>
+              <w:t xml:space="preserve">, </w:t>
+            </w:r>
+            <w:r>
+              <w:rPr>
+                <w:rFonts w:ascii="Arial" w:cs="Arial" w:hAnsi="Arial"/>
+                <w:sz w:val="19"/>
+                <w:szCs w:val="20"/>
+                <w:rtl/>
+              </w:rPr>
+              <w:t xml:space="preserve">تكنولوجيا</w:t>
+            </w:r>
+            <w:r>
+              <w:rPr>
+                <w:rFonts w:ascii="Arial" w:cs="Arial" w:eastAsia="Arial" w:hAnsi="Arial"/>
+                <w:sz w:val="19"/>
+                <w:szCs w:val="19"/>
+              </w:rPr>
+              <w:t xml:space="preserve">)</w:t>
+            </w:r>
+          </w:p>
+        </w:tc>
+        <w:tc>
+          <w:tcPr>
+            <w:tcW w:type="dxa" w:w="2903"/>
+            <w:tcBorders>
+              <w:top w:val="single" w:color="000000" w:sz="4"/>
+              <w:left w:val="single" w:color="000000" w:sz="4"/>
+              <w:bottom w:val="single" w:color="000000" w:sz="4"/>
+              <w:right w:val="single" w:color="000000" w:sz="4"/>
+            </w:tcBorders>
+            <w:tcMar>
+              <w:top w:type="dxa" w:w="60"/>
+              <w:left w:type="dxa" w:w="100"/>
+              <w:bottom w:type="dxa" w:w="60"/>
+              <w:right w:type="dxa" w:w="100"/>
+            </w:tcMar>
+          </w:tcPr>
+          <w:p>
+            <w:pPr>
+              <w:spacing w:after="0" w:line="260"/>
+            </w:pPr>
+            <w:r>
+              <w:rPr>
+                <w:rFonts w:ascii="Arial" w:cs="Arial" w:eastAsia="Arial" w:hAnsi="Arial"/>
+                <w:sz w:val="19"/>
+                <w:szCs w:val="19"/>
+              </w:rPr>
+              <w:t xml:space="preserve">Chapter 17</w:t>
             </w:r>
           </w:p>
         </w:tc>
@@ -13772,79 +14047,61 @@
         </w:trPr>
         <w:tc>
           <w:tcPr>
-            <w:tcW w:type="dxa" w:w="5624"/>
-            <w:tcBorders>
-              <w:top w:val="single" w:color="000000" w:sz="4"/>
-              <w:left w:val="single" w:color="000000" w:sz="4"/>
-              <w:bottom w:val="single" w:color="000000" w:sz="4"/>
-              <w:right w:val="single" w:color="000000" w:sz="4"/>
-            </w:tcBorders>
-            <w:tcMar>
-              <w:top w:type="dxa" w:w="60"/>
-              <w:left w:type="dxa" w:w="100"/>
-              <w:bottom w:type="dxa" w:w="60"/>
-              <w:right w:type="dxa" w:w="100"/>
-            </w:tcMar>
-          </w:tcPr>
-          <w:p>
-            <w:pPr>
-              <w:spacing w:after="0" w:line="260"/>
-            </w:pPr>
-            <w:r>
-              <w:rPr>
-                <w:rFonts w:ascii="Arial" w:cs="Arial" w:eastAsia="Arial" w:hAnsi="Arial"/>
-                <w:sz w:val="19"/>
-                <w:szCs w:val="19"/>
-              </w:rPr>
-              <w:t xml:space="preserve">Study notes: one verb, many partners (</w:t>
-            </w:r>
-            <w:r>
-              <w:rPr>
-                <w:rFonts w:ascii="Arial" w:cs="Arial" w:eastAsia="Arial" w:hAnsi="Arial"/>
-                <w:i/>
-                <w:iCs/>
-                <w:sz w:val="19"/>
-                <w:szCs w:val="19"/>
-              </w:rPr>
-              <w:t xml:space="preserve">deliver a letter, a speech, a verdict</w:t>
-            </w:r>
-            <w:r>
-              <w:rPr>
-                <w:rFonts w:ascii="Arial" w:cs="Arial" w:eastAsia="Arial" w:hAnsi="Arial"/>
-                <w:sz w:val="19"/>
-                <w:szCs w:val="19"/>
-              </w:rPr>
-              <w:t xml:space="preserve">)</w:t>
-            </w:r>
-          </w:p>
-        </w:tc>
-        <w:tc>
-          <w:tcPr>
-            <w:tcW w:type="dxa" w:w="3447"/>
-            <w:tcBorders>
-              <w:top w:val="single" w:color="000000" w:sz="4"/>
-              <w:left w:val="single" w:color="000000" w:sz="4"/>
-              <w:bottom w:val="single" w:color="000000" w:sz="4"/>
-              <w:right w:val="single" w:color="000000" w:sz="4"/>
-            </w:tcBorders>
-            <w:tcMar>
-              <w:top w:type="dxa" w:w="60"/>
-              <w:left w:type="dxa" w:w="100"/>
-              <w:bottom w:type="dxa" w:w="60"/>
-              <w:right w:type="dxa" w:w="100"/>
-            </w:tcMar>
-          </w:tcPr>
-          <w:p>
-            <w:pPr>
-              <w:spacing w:after="0" w:line="260"/>
-            </w:pPr>
-            <w:r>
-              <w:rPr>
-                <w:rFonts w:ascii="Arial" w:cs="Arial" w:eastAsia="Arial" w:hAnsi="Arial"/>
-                <w:sz w:val="19"/>
-                <w:szCs w:val="19"/>
-              </w:rPr>
-              <w:t xml:space="preserve">Chapter 8</w:t>
+            <w:tcW w:type="dxa" w:w="6168"/>
+            <w:tcBorders>
+              <w:top w:val="single" w:color="000000" w:sz="4"/>
+              <w:left w:val="single" w:color="000000" w:sz="4"/>
+              <w:bottom w:val="single" w:color="000000" w:sz="4"/>
+              <w:right w:val="single" w:color="000000" w:sz="4"/>
+            </w:tcBorders>
+            <w:tcMar>
+              <w:top w:type="dxa" w:w="60"/>
+              <w:left w:type="dxa" w:w="100"/>
+              <w:bottom w:type="dxa" w:w="60"/>
+              <w:right w:type="dxa" w:w="100"/>
+            </w:tcMar>
+          </w:tcPr>
+          <w:p>
+            <w:pPr>
+              <w:spacing w:after="0" w:line="260"/>
+            </w:pPr>
+            <w:r>
+              <w:rPr>
+                <w:rFonts w:ascii="Arial" w:cs="Arial" w:eastAsia="Arial" w:hAnsi="Arial"/>
+                <w:sz w:val="19"/>
+                <w:szCs w:val="19"/>
+              </w:rPr>
+              <w:t xml:space="preserve">News headlines; the inverted pyramid; hard and soft news; technical and literary texts</w:t>
+            </w:r>
+          </w:p>
+        </w:tc>
+        <w:tc>
+          <w:tcPr>
+            <w:tcW w:type="dxa" w:w="2903"/>
+            <w:tcBorders>
+              <w:top w:val="single" w:color="000000" w:sz="4"/>
+              <w:left w:val="single" w:color="000000" w:sz="4"/>
+              <w:bottom w:val="single" w:color="000000" w:sz="4"/>
+              <w:right w:val="single" w:color="000000" w:sz="4"/>
+            </w:tcBorders>
+            <w:tcMar>
+              <w:top w:type="dxa" w:w="60"/>
+              <w:left w:type="dxa" w:w="100"/>
+              <w:bottom w:type="dxa" w:w="60"/>
+              <w:right w:type="dxa" w:w="100"/>
+            </w:tcMar>
+          </w:tcPr>
+          <w:p>
+            <w:pPr>
+              <w:spacing w:after="0" w:line="260"/>
+            </w:pPr>
+            <w:r>
+              <w:rPr>
+                <w:rFonts w:ascii="Arial" w:cs="Arial" w:eastAsia="Arial" w:hAnsi="Arial"/>
+                <w:sz w:val="19"/>
+                <w:szCs w:val="19"/>
+              </w:rPr>
+              <w:t xml:space="preserve">Chapter 19</w:t>
             </w:r>
           </w:p>
         </w:tc>
@@ -13855,61 +14112,115 @@
         </w:trPr>
         <w:tc>
           <w:tcPr>
-            <w:tcW w:type="dxa" w:w="5624"/>
-            <w:tcBorders>
-              <w:top w:val="single" w:color="000000" w:sz="4"/>
-              <w:left w:val="single" w:color="000000" w:sz="4"/>
-              <w:bottom w:val="single" w:color="000000" w:sz="4"/>
-              <w:right w:val="single" w:color="000000" w:sz="4"/>
-            </w:tcBorders>
-            <w:tcMar>
-              <w:top w:type="dxa" w:w="60"/>
-              <w:left w:type="dxa" w:w="100"/>
-              <w:bottom w:type="dxa" w:w="60"/>
-              <w:right w:type="dxa" w:w="100"/>
-            </w:tcMar>
-          </w:tcPr>
-          <w:p>
-            <w:pPr>
-              <w:spacing w:after="0" w:line="260"/>
-            </w:pPr>
-            <w:r>
-              <w:rPr>
-                <w:rFonts w:ascii="Arial" w:cs="Arial" w:eastAsia="Arial" w:hAnsi="Arial"/>
-                <w:sz w:val="19"/>
-                <w:szCs w:val="19"/>
-              </w:rPr>
-              <w:t xml:space="preserve">Study notes: fixed expressions; how to spot an idiom; five ways to translate one; three more idioms</w:t>
-            </w:r>
-          </w:p>
-        </w:tc>
-        <w:tc>
-          <w:tcPr>
-            <w:tcW w:type="dxa" w:w="3447"/>
-            <w:tcBorders>
-              <w:top w:val="single" w:color="000000" w:sz="4"/>
-              <w:left w:val="single" w:color="000000" w:sz="4"/>
-              <w:bottom w:val="single" w:color="000000" w:sz="4"/>
-              <w:right w:val="single" w:color="000000" w:sz="4"/>
-            </w:tcBorders>
-            <w:tcMar>
-              <w:top w:type="dxa" w:w="60"/>
-              <w:left w:type="dxa" w:w="100"/>
-              <w:bottom w:type="dxa" w:w="60"/>
-              <w:right w:type="dxa" w:w="100"/>
-            </w:tcMar>
-          </w:tcPr>
-          <w:p>
-            <w:pPr>
-              <w:spacing w:after="0" w:line="260"/>
-            </w:pPr>
-            <w:r>
-              <w:rPr>
-                <w:rFonts w:ascii="Arial" w:cs="Arial" w:eastAsia="Arial" w:hAnsi="Arial"/>
-                <w:sz w:val="19"/>
-                <w:szCs w:val="19"/>
-              </w:rPr>
-              <w:t xml:space="preserve">Chapter 9</w:t>
+            <w:tcW w:type="dxa" w:w="6168"/>
+            <w:tcBorders>
+              <w:top w:val="single" w:color="000000" w:sz="4"/>
+              <w:left w:val="single" w:color="000000" w:sz="4"/>
+              <w:bottom w:val="single" w:color="000000" w:sz="4"/>
+              <w:right w:val="single" w:color="000000" w:sz="4"/>
+            </w:tcBorders>
+            <w:tcMar>
+              <w:top w:type="dxa" w:w="60"/>
+              <w:left w:type="dxa" w:w="100"/>
+              <w:bottom w:type="dxa" w:w="60"/>
+              <w:right w:type="dxa" w:w="100"/>
+            </w:tcMar>
+          </w:tcPr>
+          <w:p>
+            <w:pPr>
+              <w:spacing w:after="0" w:line="260"/>
+            </w:pPr>
+            <w:r>
+              <w:rPr>
+                <w:rFonts w:ascii="Arial" w:cs="Arial" w:eastAsia="Arial" w:hAnsi="Arial"/>
+                <w:sz w:val="19"/>
+                <w:szCs w:val="19"/>
+              </w:rPr>
+              <w:t xml:space="preserve">Medical terms (</w:t>
+            </w:r>
+            <w:r>
+              <w:rPr>
+                <w:rFonts w:ascii="Arial" w:cs="Arial" w:eastAsia="Arial" w:hAnsi="Arial"/>
+                <w:i/>
+                <w:iCs/>
+                <w:sz w:val="19"/>
+                <w:szCs w:val="19"/>
+              </w:rPr>
+              <w:t xml:space="preserve">allergic</w:t>
+            </w:r>
+            <w:r>
+              <w:rPr>
+                <w:rFonts w:ascii="Arial" w:cs="Arial" w:eastAsia="Arial" w:hAnsi="Arial"/>
+                <w:sz w:val="19"/>
+                <w:szCs w:val="19"/>
+              </w:rPr>
+              <w:t xml:space="preserve">, </w:t>
+            </w:r>
+            <w:r>
+              <w:rPr>
+                <w:rFonts w:ascii="Arial" w:cs="Arial" w:eastAsia="Arial" w:hAnsi="Arial"/>
+                <w:i/>
+                <w:iCs/>
+                <w:sz w:val="19"/>
+                <w:szCs w:val="19"/>
+              </w:rPr>
+              <w:t xml:space="preserve">allergen</w:t>
+            </w:r>
+            <w:r>
+              <w:rPr>
+                <w:rFonts w:ascii="Arial" w:cs="Arial" w:eastAsia="Arial" w:hAnsi="Arial"/>
+                <w:sz w:val="19"/>
+                <w:szCs w:val="19"/>
+              </w:rPr>
+              <w:t xml:space="preserve">, </w:t>
+            </w:r>
+            <w:r>
+              <w:rPr>
+                <w:rFonts w:ascii="Arial" w:cs="Arial" w:eastAsia="Arial" w:hAnsi="Arial"/>
+                <w:i/>
+                <w:iCs/>
+                <w:sz w:val="19"/>
+                <w:szCs w:val="19"/>
+              </w:rPr>
+              <w:t xml:space="preserve">contact eczema</w:t>
+            </w:r>
+            <w:r>
+              <w:rPr>
+                <w:rFonts w:ascii="Arial" w:cs="Arial" w:eastAsia="Arial" w:hAnsi="Arial"/>
+                <w:sz w:val="19"/>
+                <w:szCs w:val="19"/>
+              </w:rPr>
+              <w:t xml:space="preserve">)</w:t>
+            </w:r>
+          </w:p>
+        </w:tc>
+        <w:tc>
+          <w:tcPr>
+            <w:tcW w:type="dxa" w:w="2903"/>
+            <w:tcBorders>
+              <w:top w:val="single" w:color="000000" w:sz="4"/>
+              <w:left w:val="single" w:color="000000" w:sz="4"/>
+              <w:bottom w:val="single" w:color="000000" w:sz="4"/>
+              <w:right w:val="single" w:color="000000" w:sz="4"/>
+            </w:tcBorders>
+            <w:tcMar>
+              <w:top w:type="dxa" w:w="60"/>
+              <w:left w:type="dxa" w:w="100"/>
+              <w:bottom w:type="dxa" w:w="60"/>
+              <w:right w:type="dxa" w:w="100"/>
+            </w:tcMar>
+          </w:tcPr>
+          <w:p>
+            <w:pPr>
+              <w:spacing w:after="0" w:line="260"/>
+            </w:pPr>
+            <w:r>
+              <w:rPr>
+                <w:rFonts w:ascii="Arial" w:cs="Arial" w:eastAsia="Arial" w:hAnsi="Arial"/>
+                <w:sz w:val="19"/>
+                <w:szCs w:val="19"/>
+              </w:rPr>
+              <w:t xml:space="preserve">Chapter 21</w:t>
             </w:r>
           </w:p>
         </w:tc>
@@ -13920,79 +14231,61 @@
         </w:trPr>
         <w:tc>
           <w:tcPr>
-            <w:tcW w:type="dxa" w:w="5624"/>
-            <w:tcBorders>
-              <w:top w:val="single" w:color="000000" w:sz="4"/>
-              <w:left w:val="single" w:color="000000" w:sz="4"/>
-              <w:bottom w:val="single" w:color="000000" w:sz="4"/>
-              <w:right w:val="single" w:color="000000" w:sz="4"/>
-            </w:tcBorders>
-            <w:tcMar>
-              <w:top w:type="dxa" w:w="60"/>
-              <w:left w:type="dxa" w:w="100"/>
-              <w:bottom w:type="dxa" w:w="60"/>
-              <w:right w:type="dxa" w:w="100"/>
-            </w:tcMar>
-          </w:tcPr>
-          <w:p>
-            <w:pPr>
-              <w:spacing w:after="0" w:line="260"/>
-            </w:pPr>
-            <w:r>
-              <w:rPr>
-                <w:rFonts w:ascii="Arial" w:cs="Arial" w:eastAsia="Arial" w:hAnsi="Arial"/>
-                <w:sz w:val="19"/>
-                <w:szCs w:val="19"/>
-              </w:rPr>
-              <w:t xml:space="preserve">Study notes: Arabic words borrowed into English (</w:t>
-            </w:r>
-            <w:r>
-              <w:rPr>
-                <w:rFonts w:ascii="Arial" w:cs="Arial" w:eastAsia="Arial" w:hAnsi="Arial"/>
-                <w:i/>
-                <w:iCs/>
-                <w:sz w:val="19"/>
-                <w:szCs w:val="19"/>
-              </w:rPr>
-              <w:t xml:space="preserve">algebra, algorithm</w:t>
-            </w:r>
-            <w:r>
-              <w:rPr>
-                <w:rFonts w:ascii="Arial" w:cs="Arial" w:eastAsia="Arial" w:hAnsi="Arial"/>
-                <w:sz w:val="19"/>
-                <w:szCs w:val="19"/>
-              </w:rPr>
-              <w:t xml:space="preserve">)</w:t>
-            </w:r>
-          </w:p>
-        </w:tc>
-        <w:tc>
-          <w:tcPr>
-            <w:tcW w:type="dxa" w:w="3447"/>
-            <w:tcBorders>
-              <w:top w:val="single" w:color="000000" w:sz="4"/>
-              <w:left w:val="single" w:color="000000" w:sz="4"/>
-              <w:bottom w:val="single" w:color="000000" w:sz="4"/>
-              <w:right w:val="single" w:color="000000" w:sz="4"/>
-            </w:tcBorders>
-            <w:tcMar>
-              <w:top w:type="dxa" w:w="60"/>
-              <w:left w:type="dxa" w:w="100"/>
-              <w:bottom w:type="dxa" w:w="60"/>
-              <w:right w:type="dxa" w:w="100"/>
-            </w:tcMar>
-          </w:tcPr>
-          <w:p>
-            <w:pPr>
-              <w:spacing w:after="0" w:line="260"/>
-            </w:pPr>
-            <w:r>
-              <w:rPr>
-                <w:rFonts w:ascii="Arial" w:cs="Arial" w:eastAsia="Arial" w:hAnsi="Arial"/>
-                <w:sz w:val="19"/>
-                <w:szCs w:val="19"/>
-              </w:rPr>
-              <w:t xml:space="preserve">Chapter 14</w:t>
+            <w:tcW w:type="dxa" w:w="6168"/>
+            <w:tcBorders>
+              <w:top w:val="single" w:color="000000" w:sz="4"/>
+              <w:left w:val="single" w:color="000000" w:sz="4"/>
+              <w:bottom w:val="single" w:color="000000" w:sz="4"/>
+              <w:right w:val="single" w:color="000000" w:sz="4"/>
+            </w:tcBorders>
+            <w:tcMar>
+              <w:top w:type="dxa" w:w="60"/>
+              <w:left w:type="dxa" w:w="100"/>
+              <w:bottom w:type="dxa" w:w="60"/>
+              <w:right w:type="dxa" w:w="100"/>
+            </w:tcMar>
+          </w:tcPr>
+          <w:p>
+            <w:pPr>
+              <w:spacing w:after="0" w:line="260"/>
+            </w:pPr>
+            <w:r>
+              <w:rPr>
+                <w:rFonts w:ascii="Arial" w:cs="Arial" w:eastAsia="Arial" w:hAnsi="Arial"/>
+                <w:sz w:val="19"/>
+                <w:szCs w:val="19"/>
+              </w:rPr>
+              <w:t xml:space="preserve">Translation memory, termbases, the development of machine translation, localisation</w:t>
+            </w:r>
+          </w:p>
+        </w:tc>
+        <w:tc>
+          <w:tcPr>
+            <w:tcW w:type="dxa" w:w="2903"/>
+            <w:tcBorders>
+              <w:top w:val="single" w:color="000000" w:sz="4"/>
+              <w:left w:val="single" w:color="000000" w:sz="4"/>
+              <w:bottom w:val="single" w:color="000000" w:sz="4"/>
+              <w:right w:val="single" w:color="000000" w:sz="4"/>
+            </w:tcBorders>
+            <w:tcMar>
+              <w:top w:type="dxa" w:w="60"/>
+              <w:left w:type="dxa" w:w="100"/>
+              <w:bottom w:type="dxa" w:w="60"/>
+              <w:right w:type="dxa" w:w="100"/>
+            </w:tcMar>
+          </w:tcPr>
+          <w:p>
+            <w:pPr>
+              <w:spacing w:after="0" w:line="260"/>
+            </w:pPr>
+            <w:r>
+              <w:rPr>
+                <w:rFonts w:ascii="Arial" w:cs="Arial" w:eastAsia="Arial" w:hAnsi="Arial"/>
+                <w:sz w:val="19"/>
+                <w:szCs w:val="19"/>
+              </w:rPr>
+              <w:t xml:space="preserve">Chapter 22</w:t>
             </w:r>
           </w:p>
         </w:tc>
@@ -14003,95 +14296,458 @@
         </w:trPr>
         <w:tc>
           <w:tcPr>
-            <w:tcW w:type="dxa" w:w="5624"/>
-            <w:tcBorders>
-              <w:top w:val="single" w:color="000000" w:sz="4"/>
-              <w:left w:val="single" w:color="000000" w:sz="4"/>
-              <w:bottom w:val="single" w:color="000000" w:sz="4"/>
-              <w:right w:val="single" w:color="000000" w:sz="4"/>
-            </w:tcBorders>
-            <w:tcMar>
-              <w:top w:type="dxa" w:w="60"/>
-              <w:left w:type="dxa" w:w="100"/>
-              <w:bottom w:type="dxa" w:w="60"/>
-              <w:right w:type="dxa" w:w="100"/>
-            </w:tcMar>
-          </w:tcPr>
-          <w:p>
-            <w:pPr>
-              <w:spacing w:after="0" w:line="260"/>
-            </w:pPr>
-            <w:r>
-              <w:rPr>
-                <w:rFonts w:ascii="Arial" w:cs="Arial" w:eastAsia="Arial" w:hAnsi="Arial"/>
-                <w:sz w:val="19"/>
-                <w:szCs w:val="19"/>
-              </w:rPr>
-              <w:t xml:space="preserve">Study notes: Arabicisation (</w:t>
-            </w:r>
-            <w:r>
-              <w:rPr>
-                <w:rFonts w:ascii="Arial" w:cs="Arial" w:hAnsi="Arial"/>
-                <w:sz w:val="19"/>
-                <w:szCs w:val="20"/>
-                <w:rtl/>
-              </w:rPr>
-              <w:t xml:space="preserve">استراتيجية</w:t>
-            </w:r>
-            <w:r>
-              <w:rPr>
-                <w:rFonts w:ascii="Arial" w:cs="Arial" w:eastAsia="Arial" w:hAnsi="Arial"/>
-                <w:sz w:val="19"/>
-                <w:szCs w:val="19"/>
-              </w:rPr>
-              <w:t xml:space="preserve">, </w:t>
-            </w:r>
-            <w:r>
-              <w:rPr>
-                <w:rFonts w:ascii="Arial" w:cs="Arial" w:hAnsi="Arial"/>
-                <w:sz w:val="19"/>
-                <w:szCs w:val="20"/>
-                <w:rtl/>
-              </w:rPr>
-              <w:t xml:space="preserve">تكنولوجيا</w:t>
-            </w:r>
-            <w:r>
-              <w:rPr>
-                <w:rFonts w:ascii="Arial" w:cs="Arial" w:eastAsia="Arial" w:hAnsi="Arial"/>
-                <w:sz w:val="19"/>
-                <w:szCs w:val="19"/>
-              </w:rPr>
-              <w:t xml:space="preserve">)</w:t>
-            </w:r>
-          </w:p>
-        </w:tc>
-        <w:tc>
-          <w:tcPr>
-            <w:tcW w:type="dxa" w:w="3447"/>
-            <w:tcBorders>
-              <w:top w:val="single" w:color="000000" w:sz="4"/>
-              <w:left w:val="single" w:color="000000" w:sz="4"/>
-              <w:bottom w:val="single" w:color="000000" w:sz="4"/>
-              <w:right w:val="single" w:color="000000" w:sz="4"/>
-            </w:tcBorders>
-            <w:tcMar>
-              <w:top w:type="dxa" w:w="60"/>
-              <w:left w:type="dxa" w:w="100"/>
-              <w:bottom w:type="dxa" w:w="60"/>
-              <w:right w:type="dxa" w:w="100"/>
-            </w:tcMar>
-          </w:tcPr>
-          <w:p>
-            <w:pPr>
-              <w:spacing w:after="0" w:line="260"/>
-            </w:pPr>
-            <w:r>
-              <w:rPr>
-                <w:rFonts w:ascii="Arial" w:cs="Arial" w:eastAsia="Arial" w:hAnsi="Arial"/>
-                <w:sz w:val="19"/>
-                <w:szCs w:val="19"/>
-              </w:rPr>
-              <w:t xml:space="preserve">Chapter 17</w:t>
+            <w:tcW w:type="dxa" w:w="6168"/>
+            <w:tcBorders>
+              <w:top w:val="single" w:color="000000" w:sz="4"/>
+              <w:left w:val="single" w:color="000000" w:sz="4"/>
+              <w:bottom w:val="single" w:color="000000" w:sz="4"/>
+              <w:right w:val="single" w:color="000000" w:sz="4"/>
+            </w:tcBorders>
+            <w:tcMar>
+              <w:top w:type="dxa" w:w="60"/>
+              <w:left w:type="dxa" w:w="100"/>
+              <w:bottom w:type="dxa" w:w="60"/>
+              <w:right w:type="dxa" w:w="100"/>
+            </w:tcMar>
+          </w:tcPr>
+          <w:p>
+            <w:pPr>
+              <w:spacing w:after="0" w:line="260"/>
+            </w:pPr>
+            <w:r>
+              <w:rPr>
+                <w:rFonts w:ascii="Arial" w:cs="Arial" w:eastAsia="Arial" w:hAnsi="Arial"/>
+                <w:sz w:val="19"/>
+                <w:szCs w:val="19"/>
+              </w:rPr>
+              <w:t xml:space="preserve">The Arabic dubbing of </w:t>
+            </w:r>
+            <w:r>
+              <w:rPr>
+                <w:rFonts w:ascii="Arial" w:cs="Arial" w:eastAsia="Arial" w:hAnsi="Arial"/>
+                <w:i/>
+                <w:iCs/>
+                <w:sz w:val="19"/>
+                <w:szCs w:val="19"/>
+              </w:rPr>
+              <w:t xml:space="preserve">The Simpsons</w:t>
+            </w:r>
+          </w:p>
+        </w:tc>
+        <w:tc>
+          <w:tcPr>
+            <w:tcW w:type="dxa" w:w="2903"/>
+            <w:tcBorders>
+              <w:top w:val="single" w:color="000000" w:sz="4"/>
+              <w:left w:val="single" w:color="000000" w:sz="4"/>
+              <w:bottom w:val="single" w:color="000000" w:sz="4"/>
+              <w:right w:val="single" w:color="000000" w:sz="4"/>
+            </w:tcBorders>
+            <w:tcMar>
+              <w:top w:type="dxa" w:w="60"/>
+              <w:left w:type="dxa" w:w="100"/>
+              <w:bottom w:type="dxa" w:w="60"/>
+              <w:right w:type="dxa" w:w="100"/>
+            </w:tcMar>
+          </w:tcPr>
+          <w:p>
+            <w:pPr>
+              <w:spacing w:after="0" w:line="260"/>
+            </w:pPr>
+            <w:r>
+              <w:rPr>
+                <w:rFonts w:ascii="Arial" w:cs="Arial" w:eastAsia="Arial" w:hAnsi="Arial"/>
+                <w:sz w:val="19"/>
+                <w:szCs w:val="19"/>
+              </w:rPr>
+              <w:t xml:space="preserve">Chapter 26</w:t>
+            </w:r>
+          </w:p>
+        </w:tc>
+      </w:tr>
+    </w:tbl>
+    <w:p>
+      <w:pPr>
+        <w:spacing w:after="160"/>
+      </w:pPr>
+    </w:p>
+    <w:p>
+      <w:pPr>
+        <w:spacing w:after="140" w:line="300"/>
+        <w:jc w:val="both"/>
+      </w:pPr>
+      <w:r>
+        <w:rPr>
+          <w:rFonts w:ascii="Arial" w:cs="Arial" w:eastAsia="Arial" w:hAnsi="Arial"/>
+        </w:rPr>
+        <w:t xml:space="preserve">Her notes from the terminology course she took were used in Chapter 21, Steps 1 and 3 to 5: a term can be several words; read about a new field and ask a specialist; check a term’s parts against its context; confirm an equivalent in an original Arabic text; write a one-sentence definition; some concepts have two accepted names.</w:t>
+      </w:r>
+    </w:p>
+    <w:p>
+      <w:pPr>
+        <w:pStyle w:val="Heading2"/>
+      </w:pPr>
+      <w:r>
+        <w:t xml:space="preserve">7.2 Structure of the book</w:t>
+      </w:r>
+    </w:p>
+    <w:p>
+      <w:pPr>
+        <w:pStyle w:val="ListParagraph"/>
+        <w:numPr>
+          <w:ilvl w:val="0"/>
+          <w:numId w:val="2"/>
+        </w:numPr>
+        <w:spacing w:after="80" w:line="290"/>
+      </w:pPr>
+      <w:r>
+        <w:rPr>
+          <w:rFonts w:ascii="Arial" w:cs="Arial" w:eastAsia="Arial" w:hAnsi="Arial"/>
+          <w:b/>
+          <w:bCs/>
+        </w:rPr>
+        <w:t xml:space="preserve">The order of the book.</w:t>
+      </w:r>
+      <w:r>
+        <w:rPr>
+          <w:rFonts w:ascii="Arial" w:cs="Arial" w:eastAsia="Arial" w:hAnsi="Arial"/>
+        </w:rPr>
+        <w:t xml:space="preserve"> The 9 parts and 27 chapters run from easy to hard, so that each chapter uses only what the reader has already met. The dictionaries chapter was moved into Part 1 (Chapter 3), because a beginner needs a first tool before anything else.</w:t>
+      </w:r>
+    </w:p>
+    <w:p>
+      <w:pPr>
+        <w:pStyle w:val="ListParagraph"/>
+        <w:numPr>
+          <w:ilvl w:val="0"/>
+          <w:numId w:val="2"/>
+        </w:numPr>
+        <w:spacing w:after="80" w:line="290"/>
+      </w:pPr>
+      <w:r>
+        <w:rPr>
+          <w:rFonts w:ascii="Arial" w:cs="Arial" w:eastAsia="Arial" w:hAnsi="Arial"/>
+          <w:b/>
+          <w:bCs/>
+        </w:rPr>
+        <w:t xml:space="preserve">One pattern for every chapter.</w:t>
+      </w:r>
+      <w:r>
+        <w:rPr>
+          <w:rFonts w:ascii="Arial" w:cs="Arial" w:eastAsia="Arial" w:hAnsi="Arial"/>
+        </w:rPr>
+        <w:t xml:space="preserve"> Each chapter opens with </w:t>
+      </w:r>
+      <w:r>
+        <w:rPr>
+          <w:rFonts w:ascii="Arial" w:cs="Arial" w:eastAsia="Arial" w:hAnsi="Arial"/>
+          <w:b/>
+          <w:bCs/>
+        </w:rPr>
+        <w:t xml:space="preserve">Where we are</w:t>
+      </w:r>
+      <w:r>
+        <w:rPr>
+          <w:rFonts w:ascii="Arial" w:cs="Arial" w:eastAsia="Arial" w:hAnsi="Arial"/>
+        </w:rPr>
+        <w:t xml:space="preserve">, teaches in numbered steps (the problem first, then the solution), gives questions to </w:t>
+      </w:r>
+      <w:r>
+        <w:rPr>
+          <w:rFonts w:ascii="Arial" w:cs="Arial" w:eastAsia="Arial" w:hAnsi="Arial"/>
+          <w:b/>
+          <w:bCs/>
+        </w:rPr>
+        <w:t xml:space="preserve">Try it</w:t>
+      </w:r>
+      <w:r>
+        <w:rPr>
+          <w:rFonts w:ascii="Arial" w:cs="Arial" w:eastAsia="Arial" w:hAnsi="Arial"/>
+        </w:rPr>
+        <w:t xml:space="preserve"> with answers under </w:t>
+      </w:r>
+      <w:r>
+        <w:rPr>
+          <w:rFonts w:ascii="Arial" w:cs="Arial" w:eastAsia="Arial" w:hAnsi="Arial"/>
+          <w:b/>
+          <w:bCs/>
+        </w:rPr>
+        <w:t xml:space="preserve">Check your answers</w:t>
+      </w:r>
+      <w:r>
+        <w:rPr>
+          <w:rFonts w:ascii="Arial" w:cs="Arial" w:eastAsia="Arial" w:hAnsi="Arial"/>
+        </w:rPr>
+        <w:t xml:space="preserve">, and closes with </w:t>
+      </w:r>
+      <w:r>
+        <w:rPr>
+          <w:rFonts w:ascii="Arial" w:cs="Arial" w:eastAsia="Arial" w:hAnsi="Arial"/>
+          <w:b/>
+          <w:bCs/>
+        </w:rPr>
+        <w:t xml:space="preserve">Remember</w:t>
+      </w:r>
+      <w:r>
+        <w:rPr>
+          <w:rFonts w:ascii="Arial" w:cs="Arial" w:eastAsia="Arial" w:hAnsi="Arial"/>
+        </w:rPr>
+        <w:t xml:space="preserve">, </w:t>
+      </w:r>
+      <w:r>
+        <w:rPr>
+          <w:rFonts w:ascii="Arial" w:cs="Arial" w:eastAsia="Arial" w:hAnsi="Arial"/>
+          <w:b/>
+          <w:bCs/>
+        </w:rPr>
+        <w:t xml:space="preserve">Words to remember</w:t>
+      </w:r>
+      <w:r>
+        <w:rPr>
+          <w:rFonts w:ascii="Arial" w:cs="Arial" w:eastAsia="Arial" w:hAnsi="Arial"/>
+        </w:rPr>
+        <w:t xml:space="preserve"> and </w:t>
+      </w:r>
+      <w:r>
+        <w:rPr>
+          <w:rFonts w:ascii="Arial" w:cs="Arial" w:eastAsia="Arial" w:hAnsi="Arial"/>
+          <w:b/>
+          <w:bCs/>
+        </w:rPr>
+        <w:t xml:space="preserve">Next</w:t>
+      </w:r>
+      <w:r>
+        <w:rPr>
+          <w:rFonts w:ascii="Arial" w:cs="Arial" w:eastAsia="Arial" w:hAnsi="Arial"/>
+        </w:rPr>
+        <w:t xml:space="preserve">, which names the following chapter. The pattern lets a beginner know what to expect and never lose the path.</w:t>
+      </w:r>
+    </w:p>
+    <w:p>
+      <w:pPr>
+        <w:pStyle w:val="ListParagraph"/>
+        <w:numPr>
+          <w:ilvl w:val="0"/>
+          <w:numId w:val="2"/>
+        </w:numPr>
+        <w:spacing w:after="80" w:line="290"/>
+      </w:pPr>
+      <w:r>
+        <w:rPr>
+          <w:rFonts w:ascii="Arial" w:cs="Arial" w:eastAsia="Arial" w:hAnsi="Arial"/>
+          <w:b/>
+          <w:bCs/>
+        </w:rPr>
+        <w:t xml:space="preserve">The glossary.</w:t>
+      </w:r>
+      <w:r>
+        <w:rPr>
+          <w:rFonts w:ascii="Arial" w:cs="Arial" w:eastAsia="Arial" w:hAnsi="Arial"/>
+        </w:rPr>
+        <w:t xml:space="preserve"> The 113 terms come from the Words to remember boxes, in alphabetical order, each with its Arabic equivalent, definition and chapter. Where a term has two Arabic equivalents, they are joined with </w:t>
+      </w:r>
+      <w:r>
+        <w:rPr>
+          <w:rFonts w:ascii="Arial" w:cs="Arial" w:hAnsi="Arial"/>
+          <w:szCs w:val="23"/>
+          <w:rtl/>
+        </w:rPr>
+        <w:t xml:space="preserve">أو</w:t>
+      </w:r>
+      <w:r>
+        <w:rPr>
+          <w:rFonts w:ascii="Arial" w:cs="Arial" w:eastAsia="Arial" w:hAnsi="Arial"/>
+        </w:rPr>
+        <w:t xml:space="preserve"> and the first is the preferred one.</w:t>
+      </w:r>
+    </w:p>
+    <w:p>
+      <w:pPr>
+        <w:pStyle w:val="ListParagraph"/>
+        <w:numPr>
+          <w:ilvl w:val="0"/>
+          <w:numId w:val="2"/>
+        </w:numPr>
+        <w:spacing w:after="80" w:line="290"/>
+      </w:pPr>
+      <w:r>
+        <w:rPr>
+          <w:rFonts w:ascii="Arial" w:cs="Arial" w:eastAsia="Arial" w:hAnsi="Arial"/>
+          <w:b/>
+          <w:bCs/>
+        </w:rPr>
+        <w:t xml:space="preserve">The back matter.</w:t>
+      </w:r>
+      <w:r>
+        <w:rPr>
+          <w:rFonts w:ascii="Arial" w:cs="Arial" w:eastAsia="Arial" w:hAnsi="Arial"/>
+        </w:rPr>
+        <w:t xml:space="preserve"> The list of abbreviations, a Further reading list of five books, and the References (39 entries).</w:t>
+      </w:r>
+    </w:p>
+    <w:p>
+      <w:pPr>
+        <w:pStyle w:val="ListParagraph"/>
+        <w:numPr>
+          <w:ilvl w:val="0"/>
+          <w:numId w:val="2"/>
+        </w:numPr>
+        <w:spacing w:after="80" w:line="290"/>
+      </w:pPr>
+      <w:r>
+        <w:rPr>
+          <w:rFonts w:ascii="Arial" w:cs="Arial" w:eastAsia="Arial" w:hAnsi="Arial"/>
+          <w:b/>
+          <w:bCs/>
+        </w:rPr>
+        <w:t xml:space="preserve">The contents page and running heads</w:t>
+      </w:r>
+      <w:r>
+        <w:rPr>
+          <w:rFonts w:ascii="Arial" w:cs="Arial" w:eastAsia="Arial" w:hAnsi="Arial"/>
+        </w:rPr>
+        <w:t xml:space="preserve">, so that a reader always knows the part and the chapter.</w:t>
+      </w:r>
+    </w:p>
+    <w:p>
+      <w:pPr>
+        <w:spacing w:after="60"/>
+      </w:pPr>
+    </w:p>
+    <w:p>
+      <w:pPr>
+        <w:pStyle w:val="Heading2"/>
+      </w:pPr>
+      <w:r>
+        <w:t xml:space="preserve">7.3 Sections written for the handbook</w:t>
+      </w:r>
+    </w:p>
+    <w:p>
+      <w:pPr>
+        <w:spacing w:after="140" w:line="300"/>
+        <w:jc w:val="both"/>
+      </w:pPr>
+      <w:r>
+        <w:rPr>
+          <w:rFonts w:ascii="Arial" w:cs="Arial" w:eastAsia="Arial" w:hAnsi="Arial"/>
+        </w:rPr>
+        <w:t xml:space="preserve">The following were written where the team’s material did not cover a topic that the plan asked for. Each uses published sources, cited in brackets.</w:t>
+      </w:r>
+    </w:p>
+    <w:tbl>
+      <w:tblPr>
+        <w:tblW w:type="dxa" w:w="9071"/>
+        <w:tblBorders>
+          <w:top w:val="single" w:color="auto" w:sz="4"/>
+          <w:left w:val="single" w:color="auto" w:sz="4"/>
+          <w:bottom w:val="single" w:color="auto" w:sz="4"/>
+          <w:right w:val="single" w:color="auto" w:sz="4"/>
+          <w:insideH w:val="single" w:color="auto" w:sz="4"/>
+          <w:insideV w:val="single" w:color="auto" w:sz="4"/>
+        </w:tblBorders>
+      </w:tblPr>
+      <w:tblGrid>
+        <w:gridCol w:w="4173"/>
+        <w:gridCol w:w="2177"/>
+        <w:gridCol w:w="2721"/>
+      </w:tblGrid>
+      <w:tr>
+        <w:trPr>
+          <w:tblHeader/>
+        </w:trPr>
+        <w:tc>
+          <w:tcPr>
+            <w:tcW w:type="dxa" w:w="4173"/>
+            <w:tcBorders>
+              <w:top w:val="single" w:color="000000" w:sz="4"/>
+              <w:left w:val="single" w:color="000000" w:sz="4"/>
+              <w:bottom w:val="single" w:color="000000" w:sz="4"/>
+              <w:right w:val="single" w:color="000000" w:sz="4"/>
+            </w:tcBorders>
+            <w:tcMar>
+              <w:top w:type="dxa" w:w="60"/>
+              <w:left w:type="dxa" w:w="100"/>
+              <w:bottom w:type="dxa" w:w="60"/>
+              <w:right w:type="dxa" w:w="100"/>
+            </w:tcMar>
+          </w:tcPr>
+          <w:p>
+            <w:pPr>
+              <w:spacing w:after="0" w:line="260"/>
+            </w:pPr>
+            <w:r>
+              <w:rPr>
+                <w:rFonts w:ascii="Arial" w:cs="Arial" w:eastAsia="Arial" w:hAnsi="Arial"/>
+                <w:b/>
+                <w:bCs/>
+                <w:sz w:val="19"/>
+                <w:szCs w:val="19"/>
+              </w:rPr>
+              <w:t xml:space="preserve">Section</w:t>
+            </w:r>
+          </w:p>
+        </w:tc>
+        <w:tc>
+          <w:tcPr>
+            <w:tcW w:type="dxa" w:w="2177"/>
+            <w:tcBorders>
+              <w:top w:val="single" w:color="000000" w:sz="4"/>
+              <w:left w:val="single" w:color="000000" w:sz="4"/>
+              <w:bottom w:val="single" w:color="000000" w:sz="4"/>
+              <w:right w:val="single" w:color="000000" w:sz="4"/>
+            </w:tcBorders>
+            <w:tcMar>
+              <w:top w:type="dxa" w:w="60"/>
+              <w:left w:type="dxa" w:w="100"/>
+              <w:bottom w:type="dxa" w:w="60"/>
+              <w:right w:type="dxa" w:w="100"/>
+            </w:tcMar>
+          </w:tcPr>
+          <w:p>
+            <w:pPr>
+              <w:spacing w:after="0" w:line="260"/>
+            </w:pPr>
+            <w:r>
+              <w:rPr>
+                <w:rFonts w:ascii="Arial" w:cs="Arial" w:eastAsia="Arial" w:hAnsi="Arial"/>
+                <w:b/>
+                <w:bCs/>
+                <w:sz w:val="19"/>
+                <w:szCs w:val="19"/>
+              </w:rPr>
+              <w:t xml:space="preserve">Where it is now</w:t>
+            </w:r>
+          </w:p>
+        </w:tc>
+        <w:tc>
+          <w:tcPr>
+            <w:tcW w:type="dxa" w:w="2721"/>
+            <w:tcBorders>
+              <w:top w:val="single" w:color="000000" w:sz="4"/>
+              <w:left w:val="single" w:color="000000" w:sz="4"/>
+              <w:bottom w:val="single" w:color="000000" w:sz="4"/>
+              <w:right w:val="single" w:color="000000" w:sz="4"/>
+            </w:tcBorders>
+            <w:tcMar>
+              <w:top w:type="dxa" w:w="60"/>
+              <w:left w:type="dxa" w:w="100"/>
+              <w:bottom w:type="dxa" w:w="60"/>
+              <w:right w:type="dxa" w:w="100"/>
+            </w:tcMar>
+          </w:tcPr>
+          <w:p>
+            <w:pPr>
+              <w:spacing w:after="0" w:line="260"/>
+            </w:pPr>
+            <w:r>
+              <w:rPr>
+                <w:rFonts w:ascii="Arial" w:cs="Arial" w:eastAsia="Arial" w:hAnsi="Arial"/>
+                <w:b/>
+                <w:bCs/>
+                <w:sz w:val="19"/>
+                <w:szCs w:val="19"/>
+              </w:rPr>
+              <w:t xml:space="preserve">Main sources</w:t>
             </w:r>
           </w:p>
         </w:tc>
@@ -14102,61 +14758,91 @@
         </w:trPr>
         <w:tc>
           <w:tcPr>
-            <w:tcW w:type="dxa" w:w="5624"/>
-            <w:tcBorders>
-              <w:top w:val="single" w:color="000000" w:sz="4"/>
-              <w:left w:val="single" w:color="000000" w:sz="4"/>
-              <w:bottom w:val="single" w:color="000000" w:sz="4"/>
-              <w:right w:val="single" w:color="000000" w:sz="4"/>
-            </w:tcBorders>
-            <w:tcMar>
-              <w:top w:type="dxa" w:w="60"/>
-              <w:left w:type="dxa" w:w="100"/>
-              <w:bottom w:type="dxa" w:w="60"/>
-              <w:right w:type="dxa" w:w="100"/>
-            </w:tcMar>
-          </w:tcPr>
-          <w:p>
-            <w:pPr>
-              <w:spacing w:after="0" w:line="260"/>
-            </w:pPr>
-            <w:r>
-              <w:rPr>
-                <w:rFonts w:ascii="Arial" w:cs="Arial" w:eastAsia="Arial" w:hAnsi="Arial"/>
-                <w:sz w:val="19"/>
-                <w:szCs w:val="19"/>
-              </w:rPr>
-              <w:t xml:space="preserve">Study notes: news headlines, the inverted pyramid, hard and soft news, technical and literary texts</w:t>
-            </w:r>
-          </w:p>
-        </w:tc>
-        <w:tc>
-          <w:tcPr>
-            <w:tcW w:type="dxa" w:w="3447"/>
-            <w:tcBorders>
-              <w:top w:val="single" w:color="000000" w:sz="4"/>
-              <w:left w:val="single" w:color="000000" w:sz="4"/>
-              <w:bottom w:val="single" w:color="000000" w:sz="4"/>
-              <w:right w:val="single" w:color="000000" w:sz="4"/>
-            </w:tcBorders>
-            <w:tcMar>
-              <w:top w:type="dxa" w:w="60"/>
-              <w:left w:type="dxa" w:w="100"/>
-              <w:bottom w:type="dxa" w:w="60"/>
-              <w:right w:type="dxa" w:w="100"/>
-            </w:tcMar>
-          </w:tcPr>
-          <w:p>
-            <w:pPr>
-              <w:spacing w:after="0" w:line="260"/>
-            </w:pPr>
-            <w:r>
-              <w:rPr>
-                <w:rFonts w:ascii="Arial" w:cs="Arial" w:eastAsia="Arial" w:hAnsi="Arial"/>
-                <w:sz w:val="19"/>
-                <w:szCs w:val="19"/>
-              </w:rPr>
-              <w:t xml:space="preserve">Chapter 19</w:t>
+            <w:tcW w:type="dxa" w:w="4173"/>
+            <w:tcBorders>
+              <w:top w:val="single" w:color="000000" w:sz="4"/>
+              <w:left w:val="single" w:color="000000" w:sz="4"/>
+              <w:bottom w:val="single" w:color="000000" w:sz="4"/>
+              <w:right w:val="single" w:color="000000" w:sz="4"/>
+            </w:tcBorders>
+            <w:tcMar>
+              <w:top w:type="dxa" w:w="60"/>
+              <w:left w:type="dxa" w:w="100"/>
+              <w:bottom w:type="dxa" w:w="60"/>
+              <w:right w:type="dxa" w:w="100"/>
+            </w:tcMar>
+          </w:tcPr>
+          <w:p>
+            <w:pPr>
+              <w:spacing w:after="0" w:line="260"/>
+            </w:pPr>
+            <w:r>
+              <w:rPr>
+                <w:rFonts w:ascii="Arial" w:cs="Arial" w:eastAsia="Arial" w:hAnsi="Arial"/>
+                <w:sz w:val="19"/>
+                <w:szCs w:val="19"/>
+              </w:rPr>
+              <w:t xml:space="preserve">Start here: translation in daily life, the House of Wisdom, the four steps of a translation, the way through the book</w:t>
+            </w:r>
+          </w:p>
+        </w:tc>
+        <w:tc>
+          <w:tcPr>
+            <w:tcW w:type="dxa" w:w="2177"/>
+            <w:tcBorders>
+              <w:top w:val="single" w:color="000000" w:sz="4"/>
+              <w:left w:val="single" w:color="000000" w:sz="4"/>
+              <w:bottom w:val="single" w:color="000000" w:sz="4"/>
+              <w:right w:val="single" w:color="000000" w:sz="4"/>
+            </w:tcBorders>
+            <w:tcMar>
+              <w:top w:type="dxa" w:w="60"/>
+              <w:left w:type="dxa" w:w="100"/>
+              <w:bottom w:type="dxa" w:w="60"/>
+              <w:right w:type="dxa" w:w="100"/>
+            </w:tcMar>
+          </w:tcPr>
+          <w:p>
+            <w:pPr>
+              <w:spacing w:after="0" w:line="260"/>
+            </w:pPr>
+            <w:r>
+              <w:rPr>
+                <w:rFonts w:ascii="Arial" w:cs="Arial" w:eastAsia="Arial" w:hAnsi="Arial"/>
+                <w:sz w:val="19"/>
+                <w:szCs w:val="19"/>
+              </w:rPr>
+              <w:t xml:space="preserve">Front matter</w:t>
+            </w:r>
+          </w:p>
+        </w:tc>
+        <w:tc>
+          <w:tcPr>
+            <w:tcW w:type="dxa" w:w="2721"/>
+            <w:tcBorders>
+              <w:top w:val="single" w:color="000000" w:sz="4"/>
+              <w:left w:val="single" w:color="000000" w:sz="4"/>
+              <w:bottom w:val="single" w:color="000000" w:sz="4"/>
+              <w:right w:val="single" w:color="000000" w:sz="4"/>
+            </w:tcBorders>
+            <w:tcMar>
+              <w:top w:type="dxa" w:w="60"/>
+              <w:left w:type="dxa" w:w="100"/>
+              <w:bottom w:type="dxa" w:w="60"/>
+              <w:right w:type="dxa" w:w="100"/>
+            </w:tcMar>
+          </w:tcPr>
+          <w:p>
+            <w:pPr>
+              <w:spacing w:after="0" w:line="260"/>
+            </w:pPr>
+            <w:r>
+              <w:rPr>
+                <w:rFonts w:ascii="Arial" w:cs="Arial" w:eastAsia="Arial" w:hAnsi="Arial"/>
+                <w:sz w:val="19"/>
+                <w:szCs w:val="19"/>
+              </w:rPr>
+              <w:t xml:space="preserve">—</w:t>
             </w:r>
           </w:p>
         </w:tc>
@@ -14167,79 +14853,91 @@
         </w:trPr>
         <w:tc>
           <w:tcPr>
-            <w:tcW w:type="dxa" w:w="5624"/>
-            <w:tcBorders>
-              <w:top w:val="single" w:color="000000" w:sz="4"/>
-              <w:left w:val="single" w:color="000000" w:sz="4"/>
-              <w:bottom w:val="single" w:color="000000" w:sz="4"/>
-              <w:right w:val="single" w:color="000000" w:sz="4"/>
-            </w:tcBorders>
-            <w:tcMar>
-              <w:top w:type="dxa" w:w="60"/>
-              <w:left w:type="dxa" w:w="100"/>
-              <w:bottom w:type="dxa" w:w="60"/>
-              <w:right w:type="dxa" w:w="100"/>
-            </w:tcMar>
-          </w:tcPr>
-          <w:p>
-            <w:pPr>
-              <w:spacing w:after="0" w:line="260"/>
-            </w:pPr>
-            <w:r>
-              <w:rPr>
-                <w:rFonts w:ascii="Arial" w:cs="Arial" w:eastAsia="Arial" w:hAnsi="Arial"/>
-                <w:sz w:val="19"/>
-                <w:szCs w:val="19"/>
-              </w:rPr>
-              <w:t xml:space="preserve">Study notes: medical terms (</w:t>
-            </w:r>
-            <w:r>
-              <w:rPr>
-                <w:rFonts w:ascii="Arial" w:cs="Arial" w:eastAsia="Arial" w:hAnsi="Arial"/>
-                <w:i/>
-                <w:iCs/>
-                <w:sz w:val="19"/>
-                <w:szCs w:val="19"/>
-              </w:rPr>
-              <w:t xml:space="preserve">allergic, allergen, contact eczema</w:t>
-            </w:r>
-            <w:r>
-              <w:rPr>
-                <w:rFonts w:ascii="Arial" w:cs="Arial" w:eastAsia="Arial" w:hAnsi="Arial"/>
-                <w:sz w:val="19"/>
-                <w:szCs w:val="19"/>
-              </w:rPr>
-              <w:t xml:space="preserve">)</w:t>
-            </w:r>
-          </w:p>
-        </w:tc>
-        <w:tc>
-          <w:tcPr>
-            <w:tcW w:type="dxa" w:w="3447"/>
-            <w:tcBorders>
-              <w:top w:val="single" w:color="000000" w:sz="4"/>
-              <w:left w:val="single" w:color="000000" w:sz="4"/>
-              <w:bottom w:val="single" w:color="000000" w:sz="4"/>
-              <w:right w:val="single" w:color="000000" w:sz="4"/>
-            </w:tcBorders>
-            <w:tcMar>
-              <w:top w:type="dxa" w:w="60"/>
-              <w:left w:type="dxa" w:w="100"/>
-              <w:bottom w:type="dxa" w:w="60"/>
-              <w:right w:type="dxa" w:w="100"/>
-            </w:tcMar>
-          </w:tcPr>
-          <w:p>
-            <w:pPr>
-              <w:spacing w:after="0" w:line="260"/>
-            </w:pPr>
-            <w:r>
-              <w:rPr>
-                <w:rFonts w:ascii="Arial" w:cs="Arial" w:eastAsia="Arial" w:hAnsi="Arial"/>
-                <w:sz w:val="19"/>
-                <w:szCs w:val="19"/>
-              </w:rPr>
-              <w:t xml:space="preserve">Chapter 21</w:t>
+            <w:tcW w:type="dxa" w:w="4173"/>
+            <w:tcBorders>
+              <w:top w:val="single" w:color="000000" w:sz="4"/>
+              <w:left w:val="single" w:color="000000" w:sz="4"/>
+              <w:bottom w:val="single" w:color="000000" w:sz="4"/>
+              <w:right w:val="single" w:color="000000" w:sz="4"/>
+            </w:tcBorders>
+            <w:tcMar>
+              <w:top w:type="dxa" w:w="60"/>
+              <w:left w:type="dxa" w:w="100"/>
+              <w:bottom w:type="dxa" w:w="60"/>
+              <w:right w:type="dxa" w:w="100"/>
+            </w:tcMar>
+          </w:tcPr>
+          <w:p>
+            <w:pPr>
+              <w:spacing w:after="0" w:line="260"/>
+            </w:pPr>
+            <w:r>
+              <w:rPr>
+                <w:rFonts w:ascii="Arial" w:cs="Arial" w:eastAsia="Arial" w:hAnsi="Arial"/>
+                <w:sz w:val="19"/>
+                <w:szCs w:val="19"/>
+              </w:rPr>
+              <w:t xml:space="preserve">Printed and digital dictionaries</w:t>
+            </w:r>
+          </w:p>
+        </w:tc>
+        <w:tc>
+          <w:tcPr>
+            <w:tcW w:type="dxa" w:w="2177"/>
+            <w:tcBorders>
+              <w:top w:val="single" w:color="000000" w:sz="4"/>
+              <w:left w:val="single" w:color="000000" w:sz="4"/>
+              <w:bottom w:val="single" w:color="000000" w:sz="4"/>
+              <w:right w:val="single" w:color="000000" w:sz="4"/>
+            </w:tcBorders>
+            <w:tcMar>
+              <w:top w:type="dxa" w:w="60"/>
+              <w:left w:type="dxa" w:w="100"/>
+              <w:bottom w:type="dxa" w:w="60"/>
+              <w:right w:type="dxa" w:w="100"/>
+            </w:tcMar>
+          </w:tcPr>
+          <w:p>
+            <w:pPr>
+              <w:spacing w:after="0" w:line="260"/>
+            </w:pPr>
+            <w:r>
+              <w:rPr>
+                <w:rFonts w:ascii="Arial" w:cs="Arial" w:eastAsia="Arial" w:hAnsi="Arial"/>
+                <w:sz w:val="19"/>
+                <w:szCs w:val="19"/>
+              </w:rPr>
+              <w:t xml:space="preserve">Chapter 3</w:t>
+            </w:r>
+          </w:p>
+        </w:tc>
+        <w:tc>
+          <w:tcPr>
+            <w:tcW w:type="dxa" w:w="2721"/>
+            <w:tcBorders>
+              <w:top w:val="single" w:color="000000" w:sz="4"/>
+              <w:left w:val="single" w:color="000000" w:sz="4"/>
+              <w:bottom w:val="single" w:color="000000" w:sz="4"/>
+              <w:right w:val="single" w:color="000000" w:sz="4"/>
+            </w:tcBorders>
+            <w:tcMar>
+              <w:top w:type="dxa" w:w="60"/>
+              <w:left w:type="dxa" w:w="100"/>
+              <w:bottom w:type="dxa" w:w="60"/>
+              <w:right w:type="dxa" w:w="100"/>
+            </w:tcMar>
+          </w:tcPr>
+          <w:p>
+            <w:pPr>
+              <w:spacing w:after="0" w:line="260"/>
+            </w:pPr>
+            <w:r>
+              <w:rPr>
+                <w:rFonts w:ascii="Arial" w:cs="Arial" w:eastAsia="Arial" w:hAnsi="Arial"/>
+                <w:sz w:val="19"/>
+                <w:szCs w:val="19"/>
+              </w:rPr>
+              <w:t xml:space="preserve">Johnson; Wehr; the dictionaries named in the chapter</w:t>
             </w:r>
           </w:p>
         </w:tc>
@@ -14250,61 +14948,91 @@
         </w:trPr>
         <w:tc>
           <w:tcPr>
-            <w:tcW w:type="dxa" w:w="5624"/>
-            <w:tcBorders>
-              <w:top w:val="single" w:color="000000" w:sz="4"/>
-              <w:left w:val="single" w:color="000000" w:sz="4"/>
-              <w:bottom w:val="single" w:color="000000" w:sz="4"/>
-              <w:right w:val="single" w:color="000000" w:sz="4"/>
-            </w:tcBorders>
-            <w:tcMar>
-              <w:top w:type="dxa" w:w="60"/>
-              <w:left w:type="dxa" w:w="100"/>
-              <w:bottom w:type="dxa" w:w="60"/>
-              <w:right w:type="dxa" w:w="100"/>
-            </w:tcMar>
-          </w:tcPr>
-          <w:p>
-            <w:pPr>
-              <w:spacing w:after="0" w:line="260"/>
-            </w:pPr>
-            <w:r>
-              <w:rPr>
-                <w:rFonts w:ascii="Arial" w:cs="Arial" w:eastAsia="Arial" w:hAnsi="Arial"/>
-                <w:sz w:val="19"/>
-                <w:szCs w:val="19"/>
-              </w:rPr>
-              <w:t xml:space="preserve">Study notes: translation memory, termbases, CAT tools, the development of machine translation, localisation</w:t>
-            </w:r>
-          </w:p>
-        </w:tc>
-        <w:tc>
-          <w:tcPr>
-            <w:tcW w:type="dxa" w:w="3447"/>
-            <w:tcBorders>
-              <w:top w:val="single" w:color="000000" w:sz="4"/>
-              <w:left w:val="single" w:color="000000" w:sz="4"/>
-              <w:bottom w:val="single" w:color="000000" w:sz="4"/>
-              <w:right w:val="single" w:color="000000" w:sz="4"/>
-            </w:tcBorders>
-            <w:tcMar>
-              <w:top w:type="dxa" w:w="60"/>
-              <w:left w:type="dxa" w:w="100"/>
-              <w:bottom w:type="dxa" w:w="60"/>
-              <w:right w:type="dxa" w:w="100"/>
-            </w:tcMar>
-          </w:tcPr>
-          <w:p>
-            <w:pPr>
-              <w:spacing w:after="0" w:line="260"/>
-            </w:pPr>
-            <w:r>
-              <w:rPr>
-                <w:rFonts w:ascii="Arial" w:cs="Arial" w:eastAsia="Arial" w:hAnsi="Arial"/>
-                <w:sz w:val="19"/>
-                <w:szCs w:val="19"/>
-              </w:rPr>
-              <w:t xml:space="preserve">Chapter 22</w:t>
+            <w:tcW w:type="dxa" w:w="4173"/>
+            <w:tcBorders>
+              <w:top w:val="single" w:color="000000" w:sz="4"/>
+              <w:left w:val="single" w:color="000000" w:sz="4"/>
+              <w:bottom w:val="single" w:color="000000" w:sz="4"/>
+              <w:right w:val="single" w:color="000000" w:sz="4"/>
+            </w:tcBorders>
+            <w:tcMar>
+              <w:top w:type="dxa" w:w="60"/>
+              <w:left w:type="dxa" w:w="100"/>
+              <w:bottom w:type="dxa" w:w="60"/>
+              <w:right w:type="dxa" w:w="100"/>
+            </w:tcMar>
+          </w:tcPr>
+          <w:p>
+            <w:pPr>
+              <w:spacing w:after="0" w:line="260"/>
+            </w:pPr>
+            <w:r>
+              <w:rPr>
+                <w:rFonts w:ascii="Arial" w:cs="Arial" w:eastAsia="Arial" w:hAnsi="Arial"/>
+                <w:sz w:val="19"/>
+                <w:szCs w:val="19"/>
+              </w:rPr>
+              <w:t xml:space="preserve">Communicative translation, the middle way between literal and free translation</w:t>
+            </w:r>
+          </w:p>
+        </w:tc>
+        <w:tc>
+          <w:tcPr>
+            <w:tcW w:type="dxa" w:w="2177"/>
+            <w:tcBorders>
+              <w:top w:val="single" w:color="000000" w:sz="4"/>
+              <w:left w:val="single" w:color="000000" w:sz="4"/>
+              <w:bottom w:val="single" w:color="000000" w:sz="4"/>
+              <w:right w:val="single" w:color="000000" w:sz="4"/>
+            </w:tcBorders>
+            <w:tcMar>
+              <w:top w:type="dxa" w:w="60"/>
+              <w:left w:type="dxa" w:w="100"/>
+              <w:bottom w:type="dxa" w:w="60"/>
+              <w:right w:type="dxa" w:w="100"/>
+            </w:tcMar>
+          </w:tcPr>
+          <w:p>
+            <w:pPr>
+              <w:spacing w:after="0" w:line="260"/>
+            </w:pPr>
+            <w:r>
+              <w:rPr>
+                <w:rFonts w:ascii="Arial" w:cs="Arial" w:eastAsia="Arial" w:hAnsi="Arial"/>
+                <w:sz w:val="19"/>
+                <w:szCs w:val="19"/>
+              </w:rPr>
+              <w:t xml:space="preserve">Chapter 11, Step 4</w:t>
+            </w:r>
+          </w:p>
+        </w:tc>
+        <w:tc>
+          <w:tcPr>
+            <w:tcW w:type="dxa" w:w="2721"/>
+            <w:tcBorders>
+              <w:top w:val="single" w:color="000000" w:sz="4"/>
+              <w:left w:val="single" w:color="000000" w:sz="4"/>
+              <w:bottom w:val="single" w:color="000000" w:sz="4"/>
+              <w:right w:val="single" w:color="000000" w:sz="4"/>
+            </w:tcBorders>
+            <w:tcMar>
+              <w:top w:type="dxa" w:w="60"/>
+              <w:left w:type="dxa" w:w="100"/>
+              <w:bottom w:type="dxa" w:w="60"/>
+              <w:right w:type="dxa" w:w="100"/>
+            </w:tcMar>
+          </w:tcPr>
+          <w:p>
+            <w:pPr>
+              <w:spacing w:after="0" w:line="260"/>
+            </w:pPr>
+            <w:r>
+              <w:rPr>
+                <w:rFonts w:ascii="Arial" w:cs="Arial" w:eastAsia="Arial" w:hAnsi="Arial"/>
+                <w:sz w:val="19"/>
+                <w:szCs w:val="19"/>
+              </w:rPr>
+              <w:t xml:space="preserve">Newmark (1988)</w:t>
             </w:r>
           </w:p>
         </w:tc>
@@ -14315,71 +15043,91 @@
         </w:trPr>
         <w:tc>
           <w:tcPr>
-            <w:tcW w:type="dxa" w:w="5624"/>
-            <w:tcBorders>
-              <w:top w:val="single" w:color="000000" w:sz="4"/>
-              <w:left w:val="single" w:color="000000" w:sz="4"/>
-              <w:bottom w:val="single" w:color="000000" w:sz="4"/>
-              <w:right w:val="single" w:color="000000" w:sz="4"/>
-            </w:tcBorders>
-            <w:tcMar>
-              <w:top w:type="dxa" w:w="60"/>
-              <w:left w:type="dxa" w:w="100"/>
-              <w:bottom w:type="dxa" w:w="60"/>
-              <w:right w:type="dxa" w:w="100"/>
-            </w:tcMar>
-          </w:tcPr>
-          <w:p>
-            <w:pPr>
-              <w:spacing w:after="0" w:line="260"/>
-            </w:pPr>
-            <w:r>
-              <w:rPr>
-                <w:rFonts w:ascii="Arial" w:cs="Arial" w:eastAsia="Arial" w:hAnsi="Arial"/>
-                <w:sz w:val="19"/>
-                <w:szCs w:val="19"/>
-              </w:rPr>
-              <w:t xml:space="preserve">Study notes: the Arabic dubbing of </w:t>
-            </w:r>
-            <w:r>
-              <w:rPr>
-                <w:rFonts w:ascii="Arial" w:cs="Arial" w:eastAsia="Arial" w:hAnsi="Arial"/>
-                <w:i/>
-                <w:iCs/>
-                <w:sz w:val="19"/>
-                <w:szCs w:val="19"/>
-              </w:rPr>
-              <w:t xml:space="preserve">The Simpsons</w:t>
-            </w:r>
-          </w:p>
-        </w:tc>
-        <w:tc>
-          <w:tcPr>
-            <w:tcW w:type="dxa" w:w="3447"/>
-            <w:tcBorders>
-              <w:top w:val="single" w:color="000000" w:sz="4"/>
-              <w:left w:val="single" w:color="000000" w:sz="4"/>
-              <w:bottom w:val="single" w:color="000000" w:sz="4"/>
-              <w:right w:val="single" w:color="000000" w:sz="4"/>
-            </w:tcBorders>
-            <w:tcMar>
-              <w:top w:type="dxa" w:w="60"/>
-              <w:left w:type="dxa" w:w="100"/>
-              <w:bottom w:type="dxa" w:w="60"/>
-              <w:right w:type="dxa" w:w="100"/>
-            </w:tcMar>
-          </w:tcPr>
-          <w:p>
-            <w:pPr>
-              <w:spacing w:after="0" w:line="260"/>
-            </w:pPr>
-            <w:r>
-              <w:rPr>
-                <w:rFonts w:ascii="Arial" w:cs="Arial" w:eastAsia="Arial" w:hAnsi="Arial"/>
-                <w:sz w:val="19"/>
-                <w:szCs w:val="19"/>
-              </w:rPr>
-              <w:t xml:space="preserve">Chapter 26</w:t>
+            <w:tcW w:type="dxa" w:w="4173"/>
+            <w:tcBorders>
+              <w:top w:val="single" w:color="000000" w:sz="4"/>
+              <w:left w:val="single" w:color="000000" w:sz="4"/>
+              <w:bottom w:val="single" w:color="000000" w:sz="4"/>
+              <w:right w:val="single" w:color="000000" w:sz="4"/>
+            </w:tcBorders>
+            <w:tcMar>
+              <w:top w:type="dxa" w:w="60"/>
+              <w:left w:type="dxa" w:w="100"/>
+              <w:bottom w:type="dxa" w:w="60"/>
+              <w:right w:type="dxa" w:w="100"/>
+            </w:tcMar>
+          </w:tcPr>
+          <w:p>
+            <w:pPr>
+              <w:spacing w:after="0" w:line="260"/>
+            </w:pPr>
+            <w:r>
+              <w:rPr>
+                <w:rFonts w:ascii="Arial" w:cs="Arial" w:eastAsia="Arial" w:hAnsi="Arial"/>
+                <w:sz w:val="19"/>
+                <w:szCs w:val="19"/>
+              </w:rPr>
+              <w:t xml:space="preserve">The seven translation procedures</w:t>
+            </w:r>
+          </w:p>
+        </w:tc>
+        <w:tc>
+          <w:tcPr>
+            <w:tcW w:type="dxa" w:w="2177"/>
+            <w:tcBorders>
+              <w:top w:val="single" w:color="000000" w:sz="4"/>
+              <w:left w:val="single" w:color="000000" w:sz="4"/>
+              <w:bottom w:val="single" w:color="000000" w:sz="4"/>
+              <w:right w:val="single" w:color="000000" w:sz="4"/>
+            </w:tcBorders>
+            <w:tcMar>
+              <w:top w:type="dxa" w:w="60"/>
+              <w:left w:type="dxa" w:w="100"/>
+              <w:bottom w:type="dxa" w:w="60"/>
+              <w:right w:type="dxa" w:w="100"/>
+            </w:tcMar>
+          </w:tcPr>
+          <w:p>
+            <w:pPr>
+              <w:spacing w:after="0" w:line="260"/>
+            </w:pPr>
+            <w:r>
+              <w:rPr>
+                <w:rFonts w:ascii="Arial" w:cs="Arial" w:eastAsia="Arial" w:hAnsi="Arial"/>
+                <w:sz w:val="19"/>
+                <w:szCs w:val="19"/>
+              </w:rPr>
+              <w:t xml:space="preserve">Chapter 13</w:t>
+            </w:r>
+          </w:p>
+        </w:tc>
+        <w:tc>
+          <w:tcPr>
+            <w:tcW w:type="dxa" w:w="2721"/>
+            <w:tcBorders>
+              <w:top w:val="single" w:color="000000" w:sz="4"/>
+              <w:left w:val="single" w:color="000000" w:sz="4"/>
+              <w:bottom w:val="single" w:color="000000" w:sz="4"/>
+              <w:right w:val="single" w:color="000000" w:sz="4"/>
+            </w:tcBorders>
+            <w:tcMar>
+              <w:top w:type="dxa" w:w="60"/>
+              <w:left w:type="dxa" w:w="100"/>
+              <w:bottom w:type="dxa" w:w="60"/>
+              <w:right w:type="dxa" w:w="100"/>
+            </w:tcMar>
+          </w:tcPr>
+          <w:p>
+            <w:pPr>
+              <w:spacing w:after="0" w:line="260"/>
+            </w:pPr>
+            <w:r>
+              <w:rPr>
+                <w:rFonts w:ascii="Arial" w:cs="Arial" w:eastAsia="Arial" w:hAnsi="Arial"/>
+                <w:sz w:val="19"/>
+                <w:szCs w:val="19"/>
+              </w:rPr>
+              <w:t xml:space="preserve">Vinay &amp; Darbelnet (1958/1995); Newmark (1988)</w:t>
             </w:r>
           </w:p>
         </w:tc>
@@ -14390,61 +15138,91 @@
         </w:trPr>
         <w:tc>
           <w:tcPr>
-            <w:tcW w:type="dxa" w:w="5624"/>
-            <w:tcBorders>
-              <w:top w:val="single" w:color="000000" w:sz="4"/>
-              <w:left w:val="single" w:color="000000" w:sz="4"/>
-              <w:bottom w:val="single" w:color="000000" w:sz="4"/>
-              <w:right w:val="single" w:color="000000" w:sz="4"/>
-            </w:tcBorders>
-            <w:tcMar>
-              <w:top w:type="dxa" w:w="60"/>
-              <w:left w:type="dxa" w:w="100"/>
-              <w:bottom w:type="dxa" w:w="60"/>
-              <w:right w:type="dxa" w:w="100"/>
-            </w:tcMar>
-          </w:tcPr>
-          <w:p>
-            <w:pPr>
-              <w:spacing w:after="0" w:line="260"/>
-            </w:pPr>
-            <w:r>
-              <w:rPr>
-                <w:rFonts w:ascii="Arial" w:cs="Arial" w:eastAsia="Arial" w:hAnsi="Arial"/>
-                <w:sz w:val="19"/>
-                <w:szCs w:val="19"/>
-              </w:rPr>
-              <w:t xml:space="preserve">Terminology class notes, extracted by her from the terminology course she took: terms of several words; reading about a new field and asking a specialist; checking a term’s parts against its context; confirming an equivalent in an original Arabic text; one-sentence definitions; terms with two accepted names</w:t>
-            </w:r>
-          </w:p>
-        </w:tc>
-        <w:tc>
-          <w:tcPr>
-            <w:tcW w:type="dxa" w:w="3447"/>
-            <w:tcBorders>
-              <w:top w:val="single" w:color="000000" w:sz="4"/>
-              <w:left w:val="single" w:color="000000" w:sz="4"/>
-              <w:bottom w:val="single" w:color="000000" w:sz="4"/>
-              <w:right w:val="single" w:color="000000" w:sz="4"/>
-            </w:tcBorders>
-            <w:tcMar>
-              <w:top w:type="dxa" w:w="60"/>
-              <w:left w:type="dxa" w:w="100"/>
-              <w:bottom w:type="dxa" w:w="60"/>
-              <w:right w:type="dxa" w:w="100"/>
-            </w:tcMar>
-          </w:tcPr>
-          <w:p>
-            <w:pPr>
-              <w:spacing w:after="0" w:line="260"/>
-            </w:pPr>
-            <w:r>
-              <w:rPr>
-                <w:rFonts w:ascii="Arial" w:cs="Arial" w:eastAsia="Arial" w:hAnsi="Arial"/>
-                <w:sz w:val="19"/>
-                <w:szCs w:val="19"/>
-              </w:rPr>
-              <w:t xml:space="preserve">Chapter 21, Steps 1 and 3–5</w:t>
+            <w:tcW w:type="dxa" w:w="4173"/>
+            <w:tcBorders>
+              <w:top w:val="single" w:color="000000" w:sz="4"/>
+              <w:left w:val="single" w:color="000000" w:sz="4"/>
+              <w:bottom w:val="single" w:color="000000" w:sz="4"/>
+              <w:right w:val="single" w:color="000000" w:sz="4"/>
+            </w:tcBorders>
+            <w:tcMar>
+              <w:top w:type="dxa" w:w="60"/>
+              <w:left w:type="dxa" w:w="100"/>
+              <w:bottom w:type="dxa" w:w="60"/>
+              <w:right w:type="dxa" w:w="100"/>
+            </w:tcMar>
+          </w:tcPr>
+          <w:p>
+            <w:pPr>
+              <w:spacing w:after="0" w:line="260"/>
+            </w:pPr>
+            <w:r>
+              <w:rPr>
+                <w:rFonts w:ascii="Arial" w:cs="Arial" w:eastAsia="Arial" w:hAnsi="Arial"/>
+                <w:sz w:val="19"/>
+                <w:szCs w:val="19"/>
+              </w:rPr>
+              <w:t xml:space="preserve">Explicitation and implicitation; domestication and foreignisation; compensation</w:t>
+            </w:r>
+          </w:p>
+        </w:tc>
+        <w:tc>
+          <w:tcPr>
+            <w:tcW w:type="dxa" w:w="2177"/>
+            <w:tcBorders>
+              <w:top w:val="single" w:color="000000" w:sz="4"/>
+              <w:left w:val="single" w:color="000000" w:sz="4"/>
+              <w:bottom w:val="single" w:color="000000" w:sz="4"/>
+              <w:right w:val="single" w:color="000000" w:sz="4"/>
+            </w:tcBorders>
+            <w:tcMar>
+              <w:top w:type="dxa" w:w="60"/>
+              <w:left w:type="dxa" w:w="100"/>
+              <w:bottom w:type="dxa" w:w="60"/>
+              <w:right w:type="dxa" w:w="100"/>
+            </w:tcMar>
+          </w:tcPr>
+          <w:p>
+            <w:pPr>
+              <w:spacing w:after="0" w:line="260"/>
+            </w:pPr>
+            <w:r>
+              <w:rPr>
+                <w:rFonts w:ascii="Arial" w:cs="Arial" w:eastAsia="Arial" w:hAnsi="Arial"/>
+                <w:sz w:val="19"/>
+                <w:szCs w:val="19"/>
+              </w:rPr>
+              <w:t xml:space="preserve">Chapter 14, Steps 3 to 5</w:t>
+            </w:r>
+          </w:p>
+        </w:tc>
+        <w:tc>
+          <w:tcPr>
+            <w:tcW w:type="dxa" w:w="2721"/>
+            <w:tcBorders>
+              <w:top w:val="single" w:color="000000" w:sz="4"/>
+              <w:left w:val="single" w:color="000000" w:sz="4"/>
+              <w:bottom w:val="single" w:color="000000" w:sz="4"/>
+              <w:right w:val="single" w:color="000000" w:sz="4"/>
+            </w:tcBorders>
+            <w:tcMar>
+              <w:top w:type="dxa" w:w="60"/>
+              <w:left w:type="dxa" w:w="100"/>
+              <w:bottom w:type="dxa" w:w="60"/>
+              <w:right w:type="dxa" w:w="100"/>
+            </w:tcMar>
+          </w:tcPr>
+          <w:p>
+            <w:pPr>
+              <w:spacing w:after="0" w:line="260"/>
+            </w:pPr>
+            <w:r>
+              <w:rPr>
+                <w:rFonts w:ascii="Arial" w:cs="Arial" w:eastAsia="Arial" w:hAnsi="Arial"/>
+                <w:sz w:val="19"/>
+                <w:szCs w:val="19"/>
+              </w:rPr>
+              <w:t xml:space="preserve">Vinay &amp; Darbelnet; Venuti (1995); Dickins et al. (2016)</w:t>
             </w:r>
           </w:p>
         </w:tc>
@@ -14455,61 +15233,91 @@
         </w:trPr>
         <w:tc>
           <w:tcPr>
-            <w:tcW w:type="dxa" w:w="5624"/>
-            <w:tcBorders>
-              <w:top w:val="single" w:color="000000" w:sz="4"/>
-              <w:left w:val="single" w:color="000000" w:sz="4"/>
-              <w:bottom w:val="single" w:color="000000" w:sz="4"/>
-              <w:right w:val="single" w:color="000000" w:sz="4"/>
-            </w:tcBorders>
-            <w:tcMar>
-              <w:top w:type="dxa" w:w="60"/>
-              <w:left w:type="dxa" w:w="100"/>
-              <w:bottom w:type="dxa" w:w="60"/>
-              <w:right w:type="dxa" w:w="100"/>
-            </w:tcMar>
-          </w:tcPr>
-          <w:p>
-            <w:pPr>
-              <w:spacing w:after="0" w:line="260"/>
-            </w:pPr>
-            <w:r>
-              <w:rPr>
-                <w:rFonts w:ascii="Arial" w:cs="Arial" w:eastAsia="Arial" w:hAnsi="Arial"/>
-                <w:sz w:val="19"/>
-                <w:szCs w:val="19"/>
-              </w:rPr>
-              <w:t xml:space="preserve">Framework proposals: the translation brief; the terminology guide; genre guidance; common pitfalls; the risk matrix; UNTERM and digital tools</w:t>
-            </w:r>
-          </w:p>
-        </w:tc>
-        <w:tc>
-          <w:tcPr>
-            <w:tcW w:type="dxa" w:w="3447"/>
-            <w:tcBorders>
-              <w:top w:val="single" w:color="000000" w:sz="4"/>
-              <w:left w:val="single" w:color="000000" w:sz="4"/>
-              <w:bottom w:val="single" w:color="000000" w:sz="4"/>
-              <w:right w:val="single" w:color="000000" w:sz="4"/>
-            </w:tcBorders>
-            <w:tcMar>
-              <w:top w:type="dxa" w:w="60"/>
-              <w:left w:type="dxa" w:w="100"/>
-              <w:bottom w:type="dxa" w:w="60"/>
-              <w:right w:type="dxa" w:w="100"/>
-            </w:tcMar>
-          </w:tcPr>
-          <w:p>
-            <w:pPr>
-              <w:spacing w:after="0" w:line="260"/>
-            </w:pPr>
-            <w:r>
-              <w:rPr>
-                <w:rFonts w:ascii="Arial" w:cs="Arial" w:eastAsia="Arial" w:hAnsi="Arial"/>
-                <w:sz w:val="19"/>
-                <w:szCs w:val="19"/>
-              </w:rPr>
-              <w:t xml:space="preserve">Chapters 2, 17, 19, 21, 22, 23, 24</w:t>
+            <w:tcW w:type="dxa" w:w="4173"/>
+            <w:tcBorders>
+              <w:top w:val="single" w:color="000000" w:sz="4"/>
+              <w:left w:val="single" w:color="000000" w:sz="4"/>
+              <w:bottom w:val="single" w:color="000000" w:sz="4"/>
+              <w:right w:val="single" w:color="000000" w:sz="4"/>
+            </w:tcBorders>
+            <w:tcMar>
+              <w:top w:type="dxa" w:w="60"/>
+              <w:left w:type="dxa" w:w="100"/>
+              <w:bottom w:type="dxa" w:w="60"/>
+              <w:right w:type="dxa" w:w="100"/>
+            </w:tcMar>
+          </w:tcPr>
+          <w:p>
+            <w:pPr>
+              <w:spacing w:after="0" w:line="260"/>
+            </w:pPr>
+            <w:r>
+              <w:rPr>
+                <w:rFonts w:ascii="Arial" w:cs="Arial" w:eastAsia="Arial" w:hAnsi="Arial"/>
+                <w:sz w:val="19"/>
+                <w:szCs w:val="19"/>
+              </w:rPr>
+              <w:t xml:space="preserve">Words and points of view</w:t>
+            </w:r>
+          </w:p>
+        </w:tc>
+        <w:tc>
+          <w:tcPr>
+            <w:tcW w:type="dxa" w:w="2177"/>
+            <w:tcBorders>
+              <w:top w:val="single" w:color="000000" w:sz="4"/>
+              <w:left w:val="single" w:color="000000" w:sz="4"/>
+              <w:bottom w:val="single" w:color="000000" w:sz="4"/>
+              <w:right w:val="single" w:color="000000" w:sz="4"/>
+            </w:tcBorders>
+            <w:tcMar>
+              <w:top w:type="dxa" w:w="60"/>
+              <w:left w:type="dxa" w:w="100"/>
+              <w:bottom w:type="dxa" w:w="60"/>
+              <w:right w:type="dxa" w:w="100"/>
+            </w:tcMar>
+          </w:tcPr>
+          <w:p>
+            <w:pPr>
+              <w:spacing w:after="0" w:line="260"/>
+            </w:pPr>
+            <w:r>
+              <w:rPr>
+                <w:rFonts w:ascii="Arial" w:cs="Arial" w:eastAsia="Arial" w:hAnsi="Arial"/>
+                <w:sz w:val="19"/>
+                <w:szCs w:val="19"/>
+              </w:rPr>
+              <w:t xml:space="preserve">Chapter 20</w:t>
+            </w:r>
+          </w:p>
+        </w:tc>
+        <w:tc>
+          <w:tcPr>
+            <w:tcW w:type="dxa" w:w="2721"/>
+            <w:tcBorders>
+              <w:top w:val="single" w:color="000000" w:sz="4"/>
+              <w:left w:val="single" w:color="000000" w:sz="4"/>
+              <w:bottom w:val="single" w:color="000000" w:sz="4"/>
+              <w:right w:val="single" w:color="000000" w:sz="4"/>
+            </w:tcBorders>
+            <w:tcMar>
+              <w:top w:type="dxa" w:w="60"/>
+              <w:left w:type="dxa" w:w="100"/>
+              <w:bottom w:type="dxa" w:w="60"/>
+              <w:right w:type="dxa" w:w="100"/>
+            </w:tcMar>
+          </w:tcPr>
+          <w:p>
+            <w:pPr>
+              <w:spacing w:after="0" w:line="260"/>
+            </w:pPr>
+            <w:r>
+              <w:rPr>
+                <w:rFonts w:ascii="Arial" w:cs="Arial" w:eastAsia="Arial" w:hAnsi="Arial"/>
+                <w:sz w:val="19"/>
+                <w:szCs w:val="19"/>
+              </w:rPr>
+              <w:t xml:space="preserve">Fairclough (1992)</w:t>
             </w:r>
           </w:p>
         </w:tc>
@@ -14520,61 +15328,91 @@
         </w:trPr>
         <w:tc>
           <w:tcPr>
-            <w:tcW w:type="dxa" w:w="5624"/>
-            <w:tcBorders>
-              <w:top w:val="single" w:color="000000" w:sz="4"/>
-              <w:left w:val="single" w:color="000000" w:sz="4"/>
-              <w:bottom w:val="single" w:color="000000" w:sz="4"/>
-              <w:right w:val="single" w:color="000000" w:sz="4"/>
-            </w:tcBorders>
-            <w:tcMar>
-              <w:top w:type="dxa" w:w="60"/>
-              <w:left w:type="dxa" w:w="100"/>
-              <w:bottom w:type="dxa" w:w="60"/>
-              <w:right w:type="dxa" w:w="100"/>
-            </w:tcMar>
-          </w:tcPr>
-          <w:p>
-            <w:pPr>
-              <w:spacing w:after="0" w:line="260"/>
-            </w:pPr>
-            <w:r>
-              <w:rPr>
-                <w:rFonts w:ascii="Arial" w:cs="Arial" w:eastAsia="Arial" w:hAnsi="Arial"/>
-                <w:sz w:val="19"/>
-                <w:szCs w:val="19"/>
-              </w:rPr>
-              <w:t xml:space="preserve">Added from published sources where the team’s material had gaps: the seven procedures; communicative translation; explicitation and implicitation; genres; dictionaries; common mistakes</w:t>
-            </w:r>
-          </w:p>
-        </w:tc>
-        <w:tc>
-          <w:tcPr>
-            <w:tcW w:type="dxa" w:w="3447"/>
-            <w:tcBorders>
-              <w:top w:val="single" w:color="000000" w:sz="4"/>
-              <w:left w:val="single" w:color="000000" w:sz="4"/>
-              <w:bottom w:val="single" w:color="000000" w:sz="4"/>
-              <w:right w:val="single" w:color="000000" w:sz="4"/>
-            </w:tcBorders>
-            <w:tcMar>
-              <w:top w:type="dxa" w:w="60"/>
-              <w:left w:type="dxa" w:w="100"/>
-              <w:bottom w:type="dxa" w:w="60"/>
-              <w:right w:type="dxa" w:w="100"/>
-            </w:tcMar>
-          </w:tcPr>
-          <w:p>
-            <w:pPr>
-              <w:spacing w:after="0" w:line="260"/>
-            </w:pPr>
-            <w:r>
-              <w:rPr>
-                <w:rFonts w:ascii="Arial" w:cs="Arial" w:eastAsia="Arial" w:hAnsi="Arial"/>
-                <w:sz w:val="19"/>
-                <w:szCs w:val="19"/>
-              </w:rPr>
-              <w:t xml:space="preserve">Chapters 3, 11, 13, 14, 19, 23</w:t>
+            <w:tcW w:type="dxa" w:w="4173"/>
+            <w:tcBorders>
+              <w:top w:val="single" w:color="000000" w:sz="4"/>
+              <w:left w:val="single" w:color="000000" w:sz="4"/>
+              <w:bottom w:val="single" w:color="000000" w:sz="4"/>
+              <w:right w:val="single" w:color="000000" w:sz="4"/>
+            </w:tcBorders>
+            <w:tcMar>
+              <w:top w:type="dxa" w:w="60"/>
+              <w:left w:type="dxa" w:w="100"/>
+              <w:bottom w:type="dxa" w:w="60"/>
+              <w:right w:type="dxa" w:w="100"/>
+            </w:tcMar>
+          </w:tcPr>
+          <w:p>
+            <w:pPr>
+              <w:spacing w:after="0" w:line="260"/>
+            </w:pPr>
+            <w:r>
+              <w:rPr>
+                <w:rFonts w:ascii="Arial" w:cs="Arial" w:eastAsia="Arial" w:hAnsi="Arial"/>
+                <w:sz w:val="19"/>
+                <w:szCs w:val="19"/>
+              </w:rPr>
+              <w:t xml:space="preserve">Machine translation: what it does, its typical mistakes, correcting its output</w:t>
+            </w:r>
+          </w:p>
+        </w:tc>
+        <w:tc>
+          <w:tcPr>
+            <w:tcW w:type="dxa" w:w="2177"/>
+            <w:tcBorders>
+              <w:top w:val="single" w:color="000000" w:sz="4"/>
+              <w:left w:val="single" w:color="000000" w:sz="4"/>
+              <w:bottom w:val="single" w:color="000000" w:sz="4"/>
+              <w:right w:val="single" w:color="000000" w:sz="4"/>
+            </w:tcBorders>
+            <w:tcMar>
+              <w:top w:type="dxa" w:w="60"/>
+              <w:left w:type="dxa" w:w="100"/>
+              <w:bottom w:type="dxa" w:w="60"/>
+              <w:right w:type="dxa" w:w="100"/>
+            </w:tcMar>
+          </w:tcPr>
+          <w:p>
+            <w:pPr>
+              <w:spacing w:after="0" w:line="260"/>
+            </w:pPr>
+            <w:r>
+              <w:rPr>
+                <w:rFonts w:ascii="Arial" w:cs="Arial" w:eastAsia="Arial" w:hAnsi="Arial"/>
+                <w:sz w:val="19"/>
+                <w:szCs w:val="19"/>
+              </w:rPr>
+              <w:t xml:space="preserve">Chapter 22</w:t>
+            </w:r>
+          </w:p>
+        </w:tc>
+        <w:tc>
+          <w:tcPr>
+            <w:tcW w:type="dxa" w:w="2721"/>
+            <w:tcBorders>
+              <w:top w:val="single" w:color="000000" w:sz="4"/>
+              <w:left w:val="single" w:color="000000" w:sz="4"/>
+              <w:bottom w:val="single" w:color="000000" w:sz="4"/>
+              <w:right w:val="single" w:color="000000" w:sz="4"/>
+            </w:tcBorders>
+            <w:tcMar>
+              <w:top w:type="dxa" w:w="60"/>
+              <w:left w:type="dxa" w:w="100"/>
+              <w:bottom w:type="dxa" w:w="60"/>
+              <w:right w:type="dxa" w:w="100"/>
+            </w:tcMar>
+          </w:tcPr>
+          <w:p>
+            <w:pPr>
+              <w:spacing w:after="0" w:line="260"/>
+            </w:pPr>
+            <w:r>
+              <w:rPr>
+                <w:rFonts w:ascii="Arial" w:cs="Arial" w:eastAsia="Arial" w:hAnsi="Arial"/>
+                <w:sz w:val="19"/>
+                <w:szCs w:val="19"/>
+              </w:rPr>
+              <w:t xml:space="preserve">Kenny (2022)</w:t>
             </w:r>
           </w:p>
         </w:tc>
@@ -14585,61 +15423,91 @@
         </w:trPr>
         <w:tc>
           <w:tcPr>
-            <w:tcW w:type="dxa" w:w="5624"/>
-            <w:tcBorders>
-              <w:top w:val="single" w:color="000000" w:sz="4"/>
-              <w:left w:val="single" w:color="000000" w:sz="4"/>
-              <w:bottom w:val="single" w:color="000000" w:sz="4"/>
-              <w:right w:val="single" w:color="000000" w:sz="4"/>
-            </w:tcBorders>
-            <w:tcMar>
-              <w:top w:type="dxa" w:w="60"/>
-              <w:left w:type="dxa" w:w="100"/>
-              <w:bottom w:type="dxa" w:w="60"/>
-              <w:right w:type="dxa" w:w="100"/>
-            </w:tcMar>
-          </w:tcPr>
-          <w:p>
-            <w:pPr>
-              <w:spacing w:after="0" w:line="260"/>
-            </w:pPr>
-            <w:r>
-              <w:rPr>
-                <w:rFonts w:ascii="Arial" w:cs="Arial" w:eastAsia="Arial" w:hAnsi="Arial"/>
-                <w:sz w:val="19"/>
-                <w:szCs w:val="19"/>
-              </w:rPr>
-              <w:t xml:space="preserve">Ten “Did you know?” boxes and a “Next” line at the end of every chapter</w:t>
-            </w:r>
-          </w:p>
-        </w:tc>
-        <w:tc>
-          <w:tcPr>
-            <w:tcW w:type="dxa" w:w="3447"/>
-            <w:tcBorders>
-              <w:top w:val="single" w:color="000000" w:sz="4"/>
-              <w:left w:val="single" w:color="000000" w:sz="4"/>
-              <w:bottom w:val="single" w:color="000000" w:sz="4"/>
-              <w:right w:val="single" w:color="000000" w:sz="4"/>
-            </w:tcBorders>
-            <w:tcMar>
-              <w:top w:type="dxa" w:w="60"/>
-              <w:left w:type="dxa" w:w="100"/>
-              <w:bottom w:type="dxa" w:w="60"/>
-              <w:right w:type="dxa" w:w="100"/>
-            </w:tcMar>
-          </w:tcPr>
-          <w:p>
-            <w:pPr>
-              <w:spacing w:after="0" w:line="260"/>
-            </w:pPr>
-            <w:r>
-              <w:rPr>
-                <w:rFonts w:ascii="Arial" w:cs="Arial" w:eastAsia="Arial" w:hAnsi="Arial"/>
-                <w:sz w:val="19"/>
-                <w:szCs w:val="19"/>
-              </w:rPr>
-              <w:t xml:space="preserve">Chapters 1–4, 7, 17, 21, 22, 24, 26; every chapter</w:t>
+            <w:tcW w:type="dxa" w:w="4173"/>
+            <w:tcBorders>
+              <w:top w:val="single" w:color="000000" w:sz="4"/>
+              <w:left w:val="single" w:color="000000" w:sz="4"/>
+              <w:bottom w:val="single" w:color="000000" w:sz="4"/>
+              <w:right w:val="single" w:color="000000" w:sz="4"/>
+            </w:tcBorders>
+            <w:tcMar>
+              <w:top w:type="dxa" w:w="60"/>
+              <w:left w:type="dxa" w:w="100"/>
+              <w:bottom w:type="dxa" w:w="60"/>
+              <w:right w:type="dxa" w:w="100"/>
+            </w:tcMar>
+          </w:tcPr>
+          <w:p>
+            <w:pPr>
+              <w:spacing w:after="0" w:line="260"/>
+            </w:pPr>
+            <w:r>
+              <w:rPr>
+                <w:rFonts w:ascii="Arial" w:cs="Arial" w:eastAsia="Arial" w:hAnsi="Arial"/>
+                <w:sz w:val="19"/>
+                <w:szCs w:val="19"/>
+              </w:rPr>
+              <w:t xml:space="preserve">Revision and common mistakes</w:t>
+            </w:r>
+          </w:p>
+        </w:tc>
+        <w:tc>
+          <w:tcPr>
+            <w:tcW w:type="dxa" w:w="2177"/>
+            <w:tcBorders>
+              <w:top w:val="single" w:color="000000" w:sz="4"/>
+              <w:left w:val="single" w:color="000000" w:sz="4"/>
+              <w:bottom w:val="single" w:color="000000" w:sz="4"/>
+              <w:right w:val="single" w:color="000000" w:sz="4"/>
+            </w:tcBorders>
+            <w:tcMar>
+              <w:top w:type="dxa" w:w="60"/>
+              <w:left w:type="dxa" w:w="100"/>
+              <w:bottom w:type="dxa" w:w="60"/>
+              <w:right w:type="dxa" w:w="100"/>
+            </w:tcMar>
+          </w:tcPr>
+          <w:p>
+            <w:pPr>
+              <w:spacing w:after="0" w:line="260"/>
+            </w:pPr>
+            <w:r>
+              <w:rPr>
+                <w:rFonts w:ascii="Arial" w:cs="Arial" w:eastAsia="Arial" w:hAnsi="Arial"/>
+                <w:sz w:val="19"/>
+                <w:szCs w:val="19"/>
+              </w:rPr>
+              <w:t xml:space="preserve">Chapter 23</w:t>
+            </w:r>
+          </w:p>
+        </w:tc>
+        <w:tc>
+          <w:tcPr>
+            <w:tcW w:type="dxa" w:w="2721"/>
+            <w:tcBorders>
+              <w:top w:val="single" w:color="000000" w:sz="4"/>
+              <w:left w:val="single" w:color="000000" w:sz="4"/>
+              <w:bottom w:val="single" w:color="000000" w:sz="4"/>
+              <w:right w:val="single" w:color="000000" w:sz="4"/>
+            </w:tcBorders>
+            <w:tcMar>
+              <w:top w:type="dxa" w:w="60"/>
+              <w:left w:type="dxa" w:w="100"/>
+              <w:bottom w:type="dxa" w:w="60"/>
+              <w:right w:type="dxa" w:w="100"/>
+            </w:tcMar>
+          </w:tcPr>
+          <w:p>
+            <w:pPr>
+              <w:spacing w:after="0" w:line="260"/>
+            </w:pPr>
+            <w:r>
+              <w:rPr>
+                <w:rFonts w:ascii="Arial" w:cs="Arial" w:eastAsia="Arial" w:hAnsi="Arial"/>
+                <w:sz w:val="19"/>
+                <w:szCs w:val="19"/>
+              </w:rPr>
+              <w:t xml:space="preserve">Mossop (2014)</w:t>
             </w:r>
           </w:p>
         </w:tc>
@@ -14650,61 +15518,91 @@
         </w:trPr>
         <w:tc>
           <w:tcPr>
-            <w:tcW w:type="dxa" w:w="5624"/>
-            <w:tcBorders>
-              <w:top w:val="single" w:color="000000" w:sz="4"/>
-              <w:left w:val="single" w:color="000000" w:sz="4"/>
-              <w:bottom w:val="single" w:color="000000" w:sz="4"/>
-              <w:right w:val="single" w:color="000000" w:sz="4"/>
-            </w:tcBorders>
-            <w:tcMar>
-              <w:top w:type="dxa" w:w="60"/>
-              <w:left w:type="dxa" w:w="100"/>
-              <w:bottom w:type="dxa" w:w="60"/>
-              <w:right w:type="dxa" w:w="100"/>
-            </w:tcMar>
-          </w:tcPr>
-          <w:p>
-            <w:pPr>
-              <w:spacing w:after="0" w:line="260"/>
-            </w:pPr>
-            <w:r>
-              <w:rPr>
-                <w:rFonts w:ascii="Arial" w:cs="Arial" w:eastAsia="Arial" w:hAnsi="Arial"/>
-                <w:sz w:val="19"/>
-                <w:szCs w:val="19"/>
-              </w:rPr>
-              <w:t xml:space="preserve">Removed everything tied to a date, an event or a product, so that the book can be used every year</w:t>
-            </w:r>
-          </w:p>
-        </w:tc>
-        <w:tc>
-          <w:tcPr>
-            <w:tcW w:type="dxa" w:w="3447"/>
-            <w:tcBorders>
-              <w:top w:val="single" w:color="000000" w:sz="4"/>
-              <w:left w:val="single" w:color="000000" w:sz="4"/>
-              <w:bottom w:val="single" w:color="000000" w:sz="4"/>
-              <w:right w:val="single" w:color="000000" w:sz="4"/>
-            </w:tcBorders>
-            <w:tcMar>
-              <w:top w:type="dxa" w:w="60"/>
-              <w:left w:type="dxa" w:w="100"/>
-              <w:bottom w:type="dxa" w:w="60"/>
-              <w:right w:type="dxa" w:w="100"/>
-            </w:tcMar>
-          </w:tcPr>
-          <w:p>
-            <w:pPr>
-              <w:spacing w:after="0" w:line="260"/>
-            </w:pPr>
-            <w:r>
-              <w:rPr>
-                <w:rFonts w:ascii="Arial" w:cs="Arial" w:eastAsia="Arial" w:hAnsi="Arial"/>
-                <w:sz w:val="19"/>
-                <w:szCs w:val="19"/>
-              </w:rPr>
-              <w:t xml:space="preserve">Whole book</w:t>
+            <w:tcW w:type="dxa" w:w="4173"/>
+            <w:tcBorders>
+              <w:top w:val="single" w:color="000000" w:sz="4"/>
+              <w:left w:val="single" w:color="000000" w:sz="4"/>
+              <w:bottom w:val="single" w:color="000000" w:sz="4"/>
+              <w:right w:val="single" w:color="000000" w:sz="4"/>
+            </w:tcBorders>
+            <w:tcMar>
+              <w:top w:type="dxa" w:w="60"/>
+              <w:left w:type="dxa" w:w="100"/>
+              <w:bottom w:type="dxa" w:w="60"/>
+              <w:right w:type="dxa" w:w="100"/>
+            </w:tcMar>
+          </w:tcPr>
+          <w:p>
+            <w:pPr>
+              <w:spacing w:after="0" w:line="260"/>
+            </w:pPr>
+            <w:r>
+              <w:rPr>
+                <w:rFonts w:ascii="Arial" w:cs="Arial" w:eastAsia="Arial" w:hAnsi="Arial"/>
+                <w:sz w:val="19"/>
+                <w:szCs w:val="19"/>
+              </w:rPr>
+              <w:t xml:space="preserve">Subtitle timing and spotting, SDH, a five-step method, rules for Arabic subtitles</w:t>
+            </w:r>
+          </w:p>
+        </w:tc>
+        <w:tc>
+          <w:tcPr>
+            <w:tcW w:type="dxa" w:w="2177"/>
+            <w:tcBorders>
+              <w:top w:val="single" w:color="000000" w:sz="4"/>
+              <w:left w:val="single" w:color="000000" w:sz="4"/>
+              <w:bottom w:val="single" w:color="000000" w:sz="4"/>
+              <w:right w:val="single" w:color="000000" w:sz="4"/>
+            </w:tcBorders>
+            <w:tcMar>
+              <w:top w:type="dxa" w:w="60"/>
+              <w:left w:type="dxa" w:w="100"/>
+              <w:bottom w:type="dxa" w:w="60"/>
+              <w:right w:type="dxa" w:w="100"/>
+            </w:tcMar>
+          </w:tcPr>
+          <w:p>
+            <w:pPr>
+              <w:spacing w:after="0" w:line="260"/>
+            </w:pPr>
+            <w:r>
+              <w:rPr>
+                <w:rFonts w:ascii="Arial" w:cs="Arial" w:eastAsia="Arial" w:hAnsi="Arial"/>
+                <w:sz w:val="19"/>
+                <w:szCs w:val="19"/>
+              </w:rPr>
+              <w:t xml:space="preserve">Chapter 27</w:t>
+            </w:r>
+          </w:p>
+        </w:tc>
+        <w:tc>
+          <w:tcPr>
+            <w:tcW w:type="dxa" w:w="2721"/>
+            <w:tcBorders>
+              <w:top w:val="single" w:color="000000" w:sz="4"/>
+              <w:left w:val="single" w:color="000000" w:sz="4"/>
+              <w:bottom w:val="single" w:color="000000" w:sz="4"/>
+              <w:right w:val="single" w:color="000000" w:sz="4"/>
+            </w:tcBorders>
+            <w:tcMar>
+              <w:top w:type="dxa" w:w="60"/>
+              <w:left w:type="dxa" w:w="100"/>
+              <w:bottom w:type="dxa" w:w="60"/>
+              <w:right w:type="dxa" w:w="100"/>
+            </w:tcMar>
+          </w:tcPr>
+          <w:p>
+            <w:pPr>
+              <w:spacing w:after="0" w:line="260"/>
+            </w:pPr>
+            <w:r>
+              <w:rPr>
+                <w:rFonts w:ascii="Arial" w:cs="Arial" w:eastAsia="Arial" w:hAnsi="Arial"/>
+                <w:sz w:val="19"/>
+                <w:szCs w:val="19"/>
+              </w:rPr>
+              <w:t xml:space="preserve">Díaz Cintas &amp; Remael (2021)</w:t>
             </w:r>
           </w:p>
         </w:tc>
@@ -14715,1037 +15613,91 @@
         </w:trPr>
         <w:tc>
           <w:tcPr>
-            <w:tcW w:type="dxa" w:w="5624"/>
-            <w:tcBorders>
-              <w:top w:val="single" w:color="000000" w:sz="4"/>
-              <w:left w:val="single" w:color="000000" w:sz="4"/>
-              <w:bottom w:val="single" w:color="000000" w:sz="4"/>
-              <w:right w:val="single" w:color="000000" w:sz="4"/>
-            </w:tcBorders>
-            <w:tcMar>
-              <w:top w:type="dxa" w:w="60"/>
-              <w:left w:type="dxa" w:w="100"/>
-              <w:bottom w:type="dxa" w:w="60"/>
-              <w:right w:type="dxa" w:w="100"/>
-            </w:tcMar>
-          </w:tcPr>
-          <w:p>
-            <w:pPr>
-              <w:spacing w:after="0" w:line="260"/>
-            </w:pPr>
-            <w:r>
-              <w:rPr>
-                <w:rFonts w:ascii="Arial" w:cs="Arial" w:eastAsia="Arial" w:hAnsi="Arial"/>
-                <w:sz w:val="19"/>
-                <w:szCs w:val="19"/>
-              </w:rPr>
-              <w:t xml:space="preserve">Wrote two one-page guides: The translator’s workflow (with Do and Don’t boxes) and When in doubt</w:t>
-            </w:r>
-          </w:p>
-        </w:tc>
-        <w:tc>
-          <w:tcPr>
-            <w:tcW w:type="dxa" w:w="3447"/>
-            <w:tcBorders>
-              <w:top w:val="single" w:color="000000" w:sz="4"/>
-              <w:left w:val="single" w:color="000000" w:sz="4"/>
-              <w:bottom w:val="single" w:color="000000" w:sz="4"/>
-              <w:right w:val="single" w:color="000000" w:sz="4"/>
-            </w:tcBorders>
-            <w:tcMar>
-              <w:top w:type="dxa" w:w="60"/>
-              <w:left w:type="dxa" w:w="100"/>
-              <w:bottom w:type="dxa" w:w="60"/>
-              <w:right w:type="dxa" w:w="100"/>
-            </w:tcMar>
-          </w:tcPr>
-          <w:p>
-            <w:pPr>
-              <w:spacing w:after="0" w:line="260"/>
-            </w:pPr>
-            <w:r>
-              <w:rPr>
-                <w:rFonts w:ascii="Arial" w:cs="Arial" w:eastAsia="Arial" w:hAnsi="Arial"/>
-                <w:sz w:val="19"/>
-                <w:szCs w:val="19"/>
-              </w:rPr>
-              <w:t xml:space="preserve">End of Part 1; before the closing section</w:t>
-            </w:r>
-          </w:p>
-        </w:tc>
-      </w:tr>
-      <w:tr>
-        <w:trPr>
-          <w:cantSplit/>
-        </w:trPr>
-        <w:tc>
-          <w:tcPr>
-            <w:tcW w:type="dxa" w:w="5624"/>
-            <w:tcBorders>
-              <w:top w:val="single" w:color="000000" w:sz="4"/>
-              <w:left w:val="single" w:color="000000" w:sz="4"/>
-              <w:bottom w:val="single" w:color="000000" w:sz="4"/>
-              <w:right w:val="single" w:color="000000" w:sz="4"/>
-            </w:tcBorders>
-            <w:tcMar>
-              <w:top w:type="dxa" w:w="60"/>
-              <w:left w:type="dxa" w:w="100"/>
-              <w:bottom w:type="dxa" w:w="60"/>
-              <w:right w:type="dxa" w:w="100"/>
-            </w:tcMar>
-          </w:tcPr>
-          <w:p>
-            <w:pPr>
-              <w:spacing w:after="0" w:line="260"/>
-            </w:pPr>
-            <w:r>
-              <w:rPr>
-                <w:rFonts w:ascii="Arial" w:cs="Arial" w:eastAsia="Arial" w:hAnsi="Arial"/>
-                <w:sz w:val="19"/>
-                <w:szCs w:val="19"/>
-              </w:rPr>
-              <w:t xml:space="preserve">Wrote a Translation quality checklist and a final task, Put it all together, which takes one short press release through every step of the book</w:t>
-            </w:r>
-          </w:p>
-        </w:tc>
-        <w:tc>
-          <w:tcPr>
-            <w:tcW w:type="dxa" w:w="3447"/>
-            <w:tcBorders>
-              <w:top w:val="single" w:color="000000" w:sz="4"/>
-              <w:left w:val="single" w:color="000000" w:sz="4"/>
-              <w:bottom w:val="single" w:color="000000" w:sz="4"/>
-              <w:right w:val="single" w:color="000000" w:sz="4"/>
-            </w:tcBorders>
-            <w:tcMar>
-              <w:top w:type="dxa" w:w="60"/>
-              <w:left w:type="dxa" w:w="100"/>
-              <w:bottom w:type="dxa" w:w="60"/>
-              <w:right w:type="dxa" w:w="100"/>
-            </w:tcMar>
-          </w:tcPr>
-          <w:p>
-            <w:pPr>
-              <w:spacing w:after="0" w:line="260"/>
-            </w:pPr>
-            <w:r>
-              <w:rPr>
-                <w:rFonts w:ascii="Arial" w:cs="Arial" w:eastAsia="Arial" w:hAnsi="Arial"/>
-                <w:sz w:val="19"/>
-                <w:szCs w:val="19"/>
-              </w:rPr>
-              <w:t xml:space="preserve">End of Part 8; after Chapter 27</w:t>
-            </w:r>
-          </w:p>
-        </w:tc>
-      </w:tr>
-      <w:tr>
-        <w:trPr>
-          <w:cantSplit/>
-        </w:trPr>
-        <w:tc>
-          <w:tcPr>
-            <w:tcW w:type="dxa" w:w="5624"/>
-            <w:tcBorders>
-              <w:top w:val="single" w:color="000000" w:sz="4"/>
-              <w:left w:val="single" w:color="000000" w:sz="4"/>
-              <w:bottom w:val="single" w:color="000000" w:sz="4"/>
-              <w:right w:val="single" w:color="000000" w:sz="4"/>
-            </w:tcBorders>
-            <w:tcMar>
-              <w:top w:type="dxa" w:w="60"/>
-              <w:left w:type="dxa" w:w="100"/>
-              <w:bottom w:type="dxa" w:w="60"/>
-              <w:right w:type="dxa" w:w="100"/>
-            </w:tcMar>
-          </w:tcPr>
-          <w:p>
-            <w:pPr>
-              <w:spacing w:after="0" w:line="260"/>
-            </w:pPr>
-            <w:r>
-              <w:rPr>
-                <w:rFonts w:ascii="Arial" w:cs="Arial" w:eastAsia="Arial" w:hAnsi="Arial"/>
-                <w:sz w:val="19"/>
-                <w:szCs w:val="19"/>
-              </w:rPr>
-              <w:t xml:space="preserve">Revised the wording of rules and claims so that they read as tendencies, not absolute laws, and marked the preferred Arabic term where two exist</w:t>
-            </w:r>
-          </w:p>
-        </w:tc>
-        <w:tc>
-          <w:tcPr>
-            <w:tcW w:type="dxa" w:w="3447"/>
-            <w:tcBorders>
-              <w:top w:val="single" w:color="000000" w:sz="4"/>
-              <w:left w:val="single" w:color="000000" w:sz="4"/>
-              <w:bottom w:val="single" w:color="000000" w:sz="4"/>
-              <w:right w:val="single" w:color="000000" w:sz="4"/>
-            </w:tcBorders>
-            <w:tcMar>
-              <w:top w:type="dxa" w:w="60"/>
-              <w:left w:type="dxa" w:w="100"/>
-              <w:bottom w:type="dxa" w:w="60"/>
-              <w:right w:type="dxa" w:w="100"/>
-            </w:tcMar>
-          </w:tcPr>
-          <w:p>
-            <w:pPr>
-              <w:spacing w:after="0" w:line="260"/>
-            </w:pPr>
-            <w:r>
-              <w:rPr>
-                <w:rFonts w:ascii="Arial" w:cs="Arial" w:eastAsia="Arial" w:hAnsi="Arial"/>
-                <w:sz w:val="19"/>
-                <w:szCs w:val="19"/>
-              </w:rPr>
-              <w:t xml:space="preserve">Chapters 4, 10, 11, 20, 22, 27; Glossary</w:t>
-            </w:r>
-          </w:p>
-        </w:tc>
-      </w:tr>
-      <w:tr>
-        <w:trPr>
-          <w:cantSplit/>
-        </w:trPr>
-        <w:tc>
-          <w:tcPr>
-            <w:tcW w:type="dxa" w:w="5624"/>
-            <w:tcBorders>
-              <w:top w:val="single" w:color="000000" w:sz="4"/>
-              <w:left w:val="single" w:color="000000" w:sz="4"/>
-              <w:bottom w:val="single" w:color="000000" w:sz="4"/>
-              <w:right w:val="single" w:color="000000" w:sz="4"/>
-            </w:tcBorders>
-            <w:tcMar>
-              <w:top w:type="dxa" w:w="60"/>
-              <w:left w:type="dxa" w:w="100"/>
-              <w:bottom w:type="dxa" w:w="60"/>
-              <w:right w:type="dxa" w:w="100"/>
-            </w:tcMar>
-          </w:tcPr>
-          <w:p>
-            <w:pPr>
-              <w:spacing w:after="0" w:line="260"/>
-            </w:pPr>
-            <w:r>
-              <w:rPr>
-                <w:rFonts w:ascii="Arial" w:cs="Arial" w:eastAsia="Arial" w:hAnsi="Arial"/>
-                <w:sz w:val="19"/>
-                <w:szCs w:val="19"/>
-              </w:rPr>
-              <w:t xml:space="preserve">Replaced the invented subtitling lines with famous, cited film lines (</w:t>
-            </w:r>
-            <w:r>
-              <w:rPr>
-                <w:rFonts w:ascii="Arial" w:cs="Arial" w:eastAsia="Arial" w:hAnsi="Arial"/>
-                <w:i/>
-                <w:iCs/>
-                <w:sz w:val="19"/>
-                <w:szCs w:val="19"/>
-              </w:rPr>
-              <w:t xml:space="preserve">The Godfather</w:t>
-            </w:r>
-            <w:r>
-              <w:rPr>
-                <w:rFonts w:ascii="Arial" w:cs="Arial" w:eastAsia="Arial" w:hAnsi="Arial"/>
-                <w:sz w:val="19"/>
-                <w:szCs w:val="19"/>
-              </w:rPr>
-              <w:t xml:space="preserve">; </w:t>
-            </w:r>
-            <w:r>
-              <w:rPr>
-                <w:rFonts w:ascii="Arial" w:cs="Arial" w:eastAsia="Arial" w:hAnsi="Arial"/>
-                <w:i/>
-                <w:iCs/>
-                <w:sz w:val="19"/>
-                <w:szCs w:val="19"/>
-              </w:rPr>
-              <w:t xml:space="preserve">Gone with the Wind</w:t>
-            </w:r>
-            <w:r>
-              <w:rPr>
-                <w:rFonts w:ascii="Arial" w:cs="Arial" w:eastAsia="Arial" w:hAnsi="Arial"/>
-                <w:sz w:val="19"/>
-                <w:szCs w:val="19"/>
-              </w:rPr>
-              <w:t xml:space="preserve">), each explained</w:t>
-            </w:r>
-          </w:p>
-        </w:tc>
-        <w:tc>
-          <w:tcPr>
-            <w:tcW w:type="dxa" w:w="3447"/>
-            <w:tcBorders>
-              <w:top w:val="single" w:color="000000" w:sz="4"/>
-              <w:left w:val="single" w:color="000000" w:sz="4"/>
-              <w:bottom w:val="single" w:color="000000" w:sz="4"/>
-              <w:right w:val="single" w:color="000000" w:sz="4"/>
-            </w:tcBorders>
-            <w:tcMar>
-              <w:top w:type="dxa" w:w="60"/>
-              <w:left w:type="dxa" w:w="100"/>
-              <w:bottom w:type="dxa" w:w="60"/>
-              <w:right w:type="dxa" w:w="100"/>
-            </w:tcMar>
-          </w:tcPr>
-          <w:p>
-            <w:pPr>
-              <w:spacing w:after="0" w:line="260"/>
-            </w:pPr>
-            <w:r>
-              <w:rPr>
-                <w:rFonts w:ascii="Arial" w:cs="Arial" w:eastAsia="Arial" w:hAnsi="Arial"/>
-                <w:sz w:val="19"/>
-                <w:szCs w:val="19"/>
-              </w:rPr>
-              <w:t xml:space="preserve">Chapter 27</w:t>
-            </w:r>
-          </w:p>
-        </w:tc>
-      </w:tr>
-      <w:tr>
-        <w:trPr>
-          <w:cantSplit/>
-        </w:trPr>
-        <w:tc>
-          <w:tcPr>
-            <w:tcW w:type="dxa" w:w="5624"/>
-            <w:tcBorders>
-              <w:top w:val="single" w:color="000000" w:sz="4"/>
-              <w:left w:val="single" w:color="000000" w:sz="4"/>
-              <w:bottom w:val="single" w:color="000000" w:sz="4"/>
-              <w:right w:val="single" w:color="000000" w:sz="4"/>
-            </w:tcBorders>
-            <w:tcMar>
-              <w:top w:type="dxa" w:w="60"/>
-              <w:left w:type="dxa" w:w="100"/>
-              <w:bottom w:type="dxa" w:w="60"/>
-              <w:right w:type="dxa" w:w="100"/>
-            </w:tcMar>
-          </w:tcPr>
-          <w:p>
-            <w:pPr>
-              <w:spacing w:after="0" w:line="260"/>
-            </w:pPr>
-            <w:r>
-              <w:rPr>
-                <w:rFonts w:ascii="Arial" w:cs="Arial" w:eastAsia="Arial" w:hAnsi="Arial"/>
-                <w:sz w:val="19"/>
-                <w:szCs w:val="19"/>
-              </w:rPr>
-              <w:t xml:space="preserve">Reviewed every example against the team’s documents and her notes: team examples kept and corrected; weak examples replaced, preferably with team examples; challenge questions added</w:t>
-            </w:r>
-          </w:p>
-        </w:tc>
-        <w:tc>
-          <w:tcPr>
-            <w:tcW w:type="dxa" w:w="3447"/>
-            <w:tcBorders>
-              <w:top w:val="single" w:color="000000" w:sz="4"/>
-              <w:left w:val="single" w:color="000000" w:sz="4"/>
-              <w:bottom w:val="single" w:color="000000" w:sz="4"/>
-              <w:right w:val="single" w:color="000000" w:sz="4"/>
-            </w:tcBorders>
-            <w:tcMar>
-              <w:top w:type="dxa" w:w="60"/>
-              <w:left w:type="dxa" w:w="100"/>
-              <w:bottom w:type="dxa" w:w="60"/>
-              <w:right w:type="dxa" w:w="100"/>
-            </w:tcMar>
-          </w:tcPr>
-          <w:p>
-            <w:pPr>
-              <w:spacing w:after="0" w:line="260"/>
-            </w:pPr>
-            <w:r>
-              <w:rPr>
-                <w:rFonts w:ascii="Arial" w:cs="Arial" w:eastAsia="Arial" w:hAnsi="Arial"/>
-                <w:sz w:val="19"/>
-                <w:szCs w:val="19"/>
-              </w:rPr>
-              <w:t xml:space="preserve">Chapters 1–27</w:t>
-            </w:r>
-          </w:p>
-        </w:tc>
-      </w:tr>
-      <w:tr>
-        <w:trPr>
-          <w:cantSplit/>
-        </w:trPr>
-        <w:tc>
-          <w:tcPr>
-            <w:tcW w:type="dxa" w:w="5624"/>
-            <w:tcBorders>
-              <w:top w:val="single" w:color="000000" w:sz="4"/>
-              <w:left w:val="single" w:color="000000" w:sz="4"/>
-              <w:bottom w:val="single" w:color="000000" w:sz="4"/>
-              <w:right w:val="single" w:color="000000" w:sz="4"/>
-            </w:tcBorders>
-            <w:tcMar>
-              <w:top w:type="dxa" w:w="60"/>
-              <w:left w:type="dxa" w:w="100"/>
-              <w:bottom w:type="dxa" w:w="60"/>
-              <w:right w:type="dxa" w:w="100"/>
-            </w:tcMar>
-          </w:tcPr>
-          <w:p>
-            <w:pPr>
-              <w:spacing w:after="0" w:line="260"/>
-            </w:pPr>
-            <w:r>
-              <w:rPr>
-                <w:rFonts w:ascii="Arial" w:cs="Arial" w:eastAsia="Arial" w:hAnsi="Arial"/>
-                <w:sz w:val="19"/>
-                <w:szCs w:val="19"/>
-              </w:rPr>
-              <w:t xml:space="preserve">Wrote the opening example of Start here, a real translation decision from a news report (</w:t>
-            </w:r>
-            <w:r>
-              <w:rPr>
-                <w:rFonts w:ascii="Arial" w:cs="Arial" w:eastAsia="Arial" w:hAnsi="Arial"/>
-                <w:i/>
-                <w:iCs/>
-                <w:sz w:val="19"/>
-                <w:szCs w:val="19"/>
-              </w:rPr>
-              <w:t xml:space="preserve">The government came under pressure to reconsider the decision.</w:t>
-            </w:r>
-            <w:r>
-              <w:rPr>
-                <w:rFonts w:ascii="Arial" w:cs="Arial" w:eastAsia="Arial" w:hAnsi="Arial"/>
-                <w:sz w:val="19"/>
-                <w:szCs w:val="19"/>
-              </w:rPr>
-              <w:t xml:space="preserve"> → </w:t>
-            </w:r>
-            <w:r>
-              <w:rPr>
-                <w:rFonts w:ascii="Arial" w:cs="Arial" w:hAnsi="Arial"/>
-                <w:sz w:val="19"/>
-                <w:szCs w:val="20"/>
-                <w:rtl/>
-              </w:rPr>
-              <w:t xml:space="preserve">تعرّضت الحكومة لضغوط لإعادة النظر في القرار</w:t>
-            </w:r>
-            <w:r>
-              <w:rPr>
-                <w:rFonts w:ascii="Arial" w:cs="Arial" w:eastAsia="Arial" w:hAnsi="Arial"/>
-                <w:sz w:val="19"/>
-                <w:szCs w:val="19"/>
-              </w:rPr>
-              <w:t xml:space="preserve">)</w:t>
-            </w:r>
-          </w:p>
-        </w:tc>
-        <w:tc>
-          <w:tcPr>
-            <w:tcW w:type="dxa" w:w="3447"/>
-            <w:tcBorders>
-              <w:top w:val="single" w:color="000000" w:sz="4"/>
-              <w:left w:val="single" w:color="000000" w:sz="4"/>
-              <w:bottom w:val="single" w:color="000000" w:sz="4"/>
-              <w:right w:val="single" w:color="000000" w:sz="4"/>
-            </w:tcBorders>
-            <w:tcMar>
-              <w:top w:type="dxa" w:w="60"/>
-              <w:left w:type="dxa" w:w="100"/>
-              <w:bottom w:type="dxa" w:w="60"/>
-              <w:right w:type="dxa" w:w="100"/>
-            </w:tcMar>
-          </w:tcPr>
-          <w:p>
-            <w:pPr>
-              <w:spacing w:after="0" w:line="260"/>
-            </w:pPr>
-            <w:r>
-              <w:rPr>
-                <w:rFonts w:ascii="Arial" w:cs="Arial" w:eastAsia="Arial" w:hAnsi="Arial"/>
-                <w:sz w:val="19"/>
-                <w:szCs w:val="19"/>
-              </w:rPr>
-              <w:t xml:space="preserve">Start here</w:t>
-            </w:r>
-          </w:p>
-        </w:tc>
-      </w:tr>
-      <w:tr>
-        <w:trPr>
-          <w:cantSplit/>
-        </w:trPr>
-        <w:tc>
-          <w:tcPr>
-            <w:tcW w:type="dxa" w:w="5624"/>
-            <w:tcBorders>
-              <w:top w:val="single" w:color="000000" w:sz="4"/>
-              <w:left w:val="single" w:color="000000" w:sz="4"/>
-              <w:bottom w:val="single" w:color="000000" w:sz="4"/>
-              <w:right w:val="single" w:color="000000" w:sz="4"/>
-            </w:tcBorders>
-            <w:tcMar>
-              <w:top w:type="dxa" w:w="60"/>
-              <w:left w:type="dxa" w:w="100"/>
-              <w:bottom w:type="dxa" w:w="60"/>
-              <w:right w:type="dxa" w:w="100"/>
-            </w:tcMar>
-          </w:tcPr>
-          <w:p>
-            <w:pPr>
-              <w:spacing w:after="0" w:line="260"/>
-            </w:pPr>
-            <w:r>
-              <w:rPr>
-                <w:rFonts w:ascii="Arial" w:cs="Arial" w:eastAsia="Arial" w:hAnsi="Arial"/>
-                <w:sz w:val="19"/>
-                <w:szCs w:val="19"/>
-              </w:rPr>
-              <w:t xml:space="preserve">Wrote the examples added where the team’s material had none, and replaced weak ones: for example </w:t>
-            </w:r>
-            <w:r>
-              <w:rPr>
-                <w:rFonts w:ascii="Arial" w:cs="Arial" w:eastAsia="Arial" w:hAnsi="Arial"/>
-                <w:i/>
-                <w:iCs/>
-                <w:sz w:val="19"/>
-                <w:szCs w:val="19"/>
-              </w:rPr>
-              <w:t xml:space="preserve">the White House</w:t>
-            </w:r>
-            <w:r>
-              <w:rPr>
-                <w:rFonts w:ascii="Arial" w:cs="Arial" w:eastAsia="Arial" w:hAnsi="Arial"/>
-                <w:sz w:val="19"/>
-                <w:szCs w:val="19"/>
-              </w:rPr>
-              <w:t xml:space="preserve"> → </w:t>
-            </w:r>
-            <w:r>
-              <w:rPr>
-                <w:rFonts w:ascii="Arial" w:cs="Arial" w:hAnsi="Arial"/>
-                <w:sz w:val="19"/>
-                <w:szCs w:val="20"/>
-                <w:rtl/>
-              </w:rPr>
-              <w:t xml:space="preserve">البيت الأبيض</w:t>
-            </w:r>
-            <w:r>
-              <w:rPr>
-                <w:rFonts w:ascii="Arial" w:cs="Arial" w:eastAsia="Arial" w:hAnsi="Arial"/>
-                <w:sz w:val="19"/>
-                <w:szCs w:val="19"/>
-              </w:rPr>
-              <w:t xml:space="preserve">, </w:t>
-            </w:r>
-            <w:r>
-              <w:rPr>
-                <w:rFonts w:ascii="Arial" w:cs="Arial" w:eastAsia="Arial" w:hAnsi="Arial"/>
-                <w:i/>
-                <w:iCs/>
-                <w:sz w:val="19"/>
-                <w:szCs w:val="19"/>
-              </w:rPr>
-              <w:t xml:space="preserve">You can’t miss it</w:t>
-            </w:r>
-            <w:r>
-              <w:rPr>
-                <w:rFonts w:ascii="Arial" w:cs="Arial" w:eastAsia="Arial" w:hAnsi="Arial"/>
-                <w:sz w:val="19"/>
-                <w:szCs w:val="19"/>
-              </w:rPr>
-              <w:t xml:space="preserve"> → </w:t>
-            </w:r>
-            <w:r>
-              <w:rPr>
-                <w:rFonts w:ascii="Arial" w:cs="Arial" w:hAnsi="Arial"/>
-                <w:sz w:val="19"/>
-                <w:szCs w:val="20"/>
-                <w:rtl/>
-              </w:rPr>
-              <w:t xml:space="preserve">ستجده بسهولة</w:t>
-            </w:r>
-            <w:r>
-              <w:rPr>
-                <w:rFonts w:ascii="Arial" w:cs="Arial" w:eastAsia="Arial" w:hAnsi="Arial"/>
-                <w:sz w:val="19"/>
-                <w:szCs w:val="19"/>
-              </w:rPr>
-              <w:t xml:space="preserve">, </w:t>
-            </w:r>
-            <w:r>
-              <w:rPr>
-                <w:rFonts w:ascii="Arial" w:cs="Arial" w:hAnsi="Arial"/>
-                <w:sz w:val="19"/>
-                <w:szCs w:val="20"/>
-                <w:rtl/>
-              </w:rPr>
-              <w:t xml:space="preserve">خال</w:t>
-            </w:r>
-            <w:r>
-              <w:rPr>
-                <w:rFonts w:ascii="Arial" w:cs="Arial" w:eastAsia="Arial" w:hAnsi="Arial"/>
-                <w:sz w:val="19"/>
-                <w:szCs w:val="19"/>
-              </w:rPr>
-              <w:t xml:space="preserve"> and </w:t>
-            </w:r>
-            <w:r>
-              <w:rPr>
-                <w:rFonts w:ascii="Arial" w:cs="Arial" w:hAnsi="Arial"/>
-                <w:sz w:val="19"/>
-                <w:szCs w:val="20"/>
-                <w:rtl/>
-              </w:rPr>
-              <w:t xml:space="preserve">عمّ</w:t>
-            </w:r>
-            <w:r>
-              <w:rPr>
-                <w:rFonts w:ascii="Arial" w:cs="Arial" w:eastAsia="Arial" w:hAnsi="Arial"/>
-                <w:sz w:val="19"/>
-                <w:szCs w:val="19"/>
-              </w:rPr>
-              <w:t xml:space="preserve"> → </w:t>
-            </w:r>
-            <w:r>
-              <w:rPr>
-                <w:rFonts w:ascii="Arial" w:cs="Arial" w:eastAsia="Arial" w:hAnsi="Arial"/>
-                <w:i/>
-                <w:iCs/>
-                <w:sz w:val="19"/>
-                <w:szCs w:val="19"/>
-              </w:rPr>
-              <w:t xml:space="preserve">uncle</w:t>
-            </w:r>
-            <w:r>
-              <w:rPr>
-                <w:rFonts w:ascii="Arial" w:cs="Arial" w:eastAsia="Arial" w:hAnsi="Arial"/>
-                <w:sz w:val="19"/>
-                <w:szCs w:val="19"/>
-              </w:rPr>
-              <w:t xml:space="preserve">, and three challenge questions</w:t>
-            </w:r>
-          </w:p>
-        </w:tc>
-        <w:tc>
-          <w:tcPr>
-            <w:tcW w:type="dxa" w:w="3447"/>
-            <w:tcBorders>
-              <w:top w:val="single" w:color="000000" w:sz="4"/>
-              <w:left w:val="single" w:color="000000" w:sz="4"/>
-              <w:bottom w:val="single" w:color="000000" w:sz="4"/>
-              <w:right w:val="single" w:color="000000" w:sz="4"/>
-            </w:tcBorders>
-            <w:tcMar>
-              <w:top w:type="dxa" w:w="60"/>
-              <w:left w:type="dxa" w:w="100"/>
-              <w:bottom w:type="dxa" w:w="60"/>
-              <w:right w:type="dxa" w:w="100"/>
-            </w:tcMar>
-          </w:tcPr>
-          <w:p>
-            <w:pPr>
-              <w:spacing w:after="0" w:line="260"/>
-            </w:pPr>
-            <w:r>
-              <w:rPr>
-                <w:rFonts w:ascii="Arial" w:cs="Arial" w:eastAsia="Arial" w:hAnsi="Arial"/>
-                <w:sz w:val="19"/>
-                <w:szCs w:val="19"/>
-              </w:rPr>
-              <w:t xml:space="preserve">Chapters 10, 13, 14, 15</w:t>
-            </w:r>
-          </w:p>
-        </w:tc>
-      </w:tr>
-      <w:tr>
-        <w:trPr>
-          <w:cantSplit/>
-        </w:trPr>
-        <w:tc>
-          <w:tcPr>
-            <w:tcW w:type="dxa" w:w="5624"/>
-            <w:tcBorders>
-              <w:top w:val="single" w:color="000000" w:sz="4"/>
-              <w:left w:val="single" w:color="000000" w:sz="4"/>
-              <w:bottom w:val="single" w:color="000000" w:sz="4"/>
-              <w:right w:val="single" w:color="000000" w:sz="4"/>
-            </w:tcBorders>
-            <w:tcMar>
-              <w:top w:type="dxa" w:w="60"/>
-              <w:left w:type="dxa" w:w="100"/>
-              <w:bottom w:type="dxa" w:w="60"/>
-              <w:right w:type="dxa" w:w="100"/>
-            </w:tcMar>
-          </w:tcPr>
-          <w:p>
-            <w:pPr>
-              <w:spacing w:after="0" w:line="260"/>
-            </w:pPr>
-            <w:r>
-              <w:rPr>
-                <w:rFonts w:ascii="Arial" w:cs="Arial" w:eastAsia="Arial" w:hAnsi="Arial"/>
-                <w:sz w:val="19"/>
-                <w:szCs w:val="19"/>
-              </w:rPr>
-              <w:t xml:space="preserve">Added Kuwaiti expressions, with their English equivalents, from the Kuwaiti expressions dictionary</w:t>
-            </w:r>
-          </w:p>
-        </w:tc>
-        <w:tc>
-          <w:tcPr>
-            <w:tcW w:type="dxa" w:w="3447"/>
-            <w:tcBorders>
-              <w:top w:val="single" w:color="000000" w:sz="4"/>
-              <w:left w:val="single" w:color="000000" w:sz="4"/>
-              <w:bottom w:val="single" w:color="000000" w:sz="4"/>
-              <w:right w:val="single" w:color="000000" w:sz="4"/>
-            </w:tcBorders>
-            <w:tcMar>
-              <w:top w:type="dxa" w:w="60"/>
-              <w:left w:type="dxa" w:w="100"/>
-              <w:bottom w:type="dxa" w:w="60"/>
-              <w:right w:type="dxa" w:w="100"/>
-            </w:tcMar>
-          </w:tcPr>
-          <w:p>
-            <w:pPr>
-              <w:spacing w:after="0" w:line="260"/>
-            </w:pPr>
-            <w:r>
-              <w:rPr>
-                <w:rFonts w:ascii="Arial" w:cs="Arial" w:eastAsia="Arial" w:hAnsi="Arial"/>
-                <w:sz w:val="19"/>
-                <w:szCs w:val="19"/>
-              </w:rPr>
-              <w:t xml:space="preserve">Chapters 9, 15, 27</w:t>
-            </w:r>
-          </w:p>
-        </w:tc>
-      </w:tr>
-      <w:tr>
-        <w:trPr>
-          <w:cantSplit/>
-        </w:trPr>
-        <w:tc>
-          <w:tcPr>
-            <w:tcW w:type="dxa" w:w="5624"/>
-            <w:tcBorders>
-              <w:top w:val="single" w:color="000000" w:sz="4"/>
-              <w:left w:val="single" w:color="000000" w:sz="4"/>
-              <w:bottom w:val="single" w:color="000000" w:sz="4"/>
-              <w:right w:val="single" w:color="000000" w:sz="4"/>
-            </w:tcBorders>
-            <w:tcMar>
-              <w:top w:type="dxa" w:w="60"/>
-              <w:left w:type="dxa" w:w="100"/>
-              <w:bottom w:type="dxa" w:w="60"/>
-              <w:right w:type="dxa" w:w="100"/>
-            </w:tcMar>
-          </w:tcPr>
-          <w:p>
-            <w:pPr>
-              <w:spacing w:after="0" w:line="260"/>
-            </w:pPr>
-            <w:r>
-              <w:rPr>
-                <w:rFonts w:ascii="Arial" w:cs="Arial" w:eastAsia="Arial" w:hAnsi="Arial"/>
-                <w:sz w:val="19"/>
-                <w:szCs w:val="19"/>
-              </w:rPr>
-              <w:t xml:space="preserve">Replaced the subtitling examples with famous, cited film lines, each explained</w:t>
-            </w:r>
-          </w:p>
-        </w:tc>
-        <w:tc>
-          <w:tcPr>
-            <w:tcW w:type="dxa" w:w="3447"/>
-            <w:tcBorders>
-              <w:top w:val="single" w:color="000000" w:sz="4"/>
-              <w:left w:val="single" w:color="000000" w:sz="4"/>
-              <w:bottom w:val="single" w:color="000000" w:sz="4"/>
-              <w:right w:val="single" w:color="000000" w:sz="4"/>
-            </w:tcBorders>
-            <w:tcMar>
-              <w:top w:type="dxa" w:w="60"/>
-              <w:left w:type="dxa" w:w="100"/>
-              <w:bottom w:type="dxa" w:w="60"/>
-              <w:right w:type="dxa" w:w="100"/>
-            </w:tcMar>
-          </w:tcPr>
-          <w:p>
-            <w:pPr>
-              <w:spacing w:after="0" w:line="260"/>
-            </w:pPr>
-            <w:r>
-              <w:rPr>
-                <w:rFonts w:ascii="Arial" w:cs="Arial" w:eastAsia="Arial" w:hAnsi="Arial"/>
-                <w:sz w:val="19"/>
-                <w:szCs w:val="19"/>
-              </w:rPr>
-              <w:t xml:space="preserve">Chapter 27</w:t>
-            </w:r>
-          </w:p>
-        </w:tc>
-      </w:tr>
-      <w:tr>
-        <w:trPr>
-          <w:cantSplit/>
-        </w:trPr>
-        <w:tc>
-          <w:tcPr>
-            <w:tcW w:type="dxa" w:w="5624"/>
-            <w:tcBorders>
-              <w:top w:val="single" w:color="000000" w:sz="4"/>
-              <w:left w:val="single" w:color="000000" w:sz="4"/>
-              <w:bottom w:val="single" w:color="000000" w:sz="4"/>
-              <w:right w:val="single" w:color="000000" w:sz="4"/>
-            </w:tcBorders>
-            <w:tcMar>
-              <w:top w:type="dxa" w:w="60"/>
-              <w:left w:type="dxa" w:w="100"/>
-              <w:bottom w:type="dxa" w:w="60"/>
-              <w:right w:type="dxa" w:w="100"/>
-            </w:tcMar>
-          </w:tcPr>
-          <w:p>
-            <w:pPr>
-              <w:spacing w:after="0" w:line="260"/>
-            </w:pPr>
-            <w:r>
-              <w:rPr>
-                <w:rFonts w:ascii="Arial" w:cs="Arial" w:eastAsia="Arial" w:hAnsi="Arial"/>
-                <w:sz w:val="19"/>
-                <w:szCs w:val="19"/>
-              </w:rPr>
-              <w:t xml:space="preserve">Corrected Arabic terms: Genre → </w:t>
-            </w:r>
-            <w:r>
-              <w:rPr>
-                <w:rFonts w:ascii="Arial" w:cs="Arial" w:hAnsi="Arial"/>
-                <w:sz w:val="19"/>
-                <w:szCs w:val="20"/>
-                <w:rtl/>
-              </w:rPr>
-              <w:t xml:space="preserve">نوع النص</w:t>
-            </w:r>
-            <w:r>
-              <w:rPr>
-                <w:rFonts w:ascii="Arial" w:cs="Arial" w:eastAsia="Arial" w:hAnsi="Arial"/>
-                <w:sz w:val="19"/>
-                <w:szCs w:val="19"/>
-              </w:rPr>
-              <w:t xml:space="preserve">; Ideology → </w:t>
-            </w:r>
-            <w:r>
-              <w:rPr>
-                <w:rFonts w:ascii="Arial" w:cs="Arial" w:hAnsi="Arial"/>
-                <w:sz w:val="19"/>
-                <w:szCs w:val="20"/>
-                <w:rtl/>
-              </w:rPr>
-              <w:t xml:space="preserve">المنظومة الفكرية (الأيديولوجيا)</w:t>
-            </w:r>
-            <w:r>
-              <w:rPr>
-                <w:rFonts w:ascii="Arial" w:cs="Arial" w:eastAsia="Arial" w:hAnsi="Arial"/>
-                <w:sz w:val="19"/>
-                <w:szCs w:val="19"/>
-              </w:rPr>
-              <w:t xml:space="preserve">; Loaded word → </w:t>
-            </w:r>
-            <w:r>
-              <w:rPr>
-                <w:rFonts w:ascii="Arial" w:cs="Arial" w:hAnsi="Arial"/>
-                <w:sz w:val="19"/>
-                <w:szCs w:val="20"/>
-                <w:rtl/>
-              </w:rPr>
-              <w:t xml:space="preserve">كلمة مشحونة دلالياً</w:t>
-            </w:r>
-            <w:r>
-              <w:rPr>
-                <w:rFonts w:ascii="Arial" w:cs="Arial" w:eastAsia="Arial" w:hAnsi="Arial"/>
-                <w:sz w:val="19"/>
-                <w:szCs w:val="19"/>
-              </w:rPr>
-              <w:t xml:space="preserve">; two equivalents joined with </w:t>
-            </w:r>
-            <w:r>
-              <w:rPr>
-                <w:rFonts w:ascii="Arial" w:cs="Arial" w:hAnsi="Arial"/>
-                <w:sz w:val="19"/>
-                <w:szCs w:val="20"/>
-                <w:rtl/>
-              </w:rPr>
-              <w:t xml:space="preserve">أو</w:t>
-            </w:r>
-            <w:r>
-              <w:rPr>
-                <w:rFonts w:ascii="Arial" w:cs="Arial" w:eastAsia="Arial" w:hAnsi="Arial"/>
-                <w:sz w:val="19"/>
-                <w:szCs w:val="19"/>
-              </w:rPr>
-              <w:t xml:space="preserve">, the preferred one first</w:t>
-            </w:r>
-          </w:p>
-        </w:tc>
-        <w:tc>
-          <w:tcPr>
-            <w:tcW w:type="dxa" w:w="3447"/>
-            <w:tcBorders>
-              <w:top w:val="single" w:color="000000" w:sz="4"/>
-              <w:left w:val="single" w:color="000000" w:sz="4"/>
-              <w:bottom w:val="single" w:color="000000" w:sz="4"/>
-              <w:right w:val="single" w:color="000000" w:sz="4"/>
-            </w:tcBorders>
-            <w:tcMar>
-              <w:top w:type="dxa" w:w="60"/>
-              <w:left w:type="dxa" w:w="100"/>
-              <w:bottom w:type="dxa" w:w="60"/>
-              <w:right w:type="dxa" w:w="100"/>
-            </w:tcMar>
-          </w:tcPr>
-          <w:p>
-            <w:pPr>
-              <w:spacing w:after="0" w:line="260"/>
-            </w:pPr>
-            <w:r>
-              <w:rPr>
-                <w:rFonts w:ascii="Arial" w:cs="Arial" w:eastAsia="Arial" w:hAnsi="Arial"/>
-                <w:sz w:val="19"/>
-                <w:szCs w:val="19"/>
-              </w:rPr>
-              <w:t xml:space="preserve">Chapters 19, 20; Glossary</w:t>
-            </w:r>
-          </w:p>
-        </w:tc>
-      </w:tr>
-      <w:tr>
-        <w:trPr>
-          <w:cantSplit/>
-        </w:trPr>
-        <w:tc>
-          <w:tcPr>
-            <w:tcW w:type="dxa" w:w="5624"/>
-            <w:tcBorders>
-              <w:top w:val="single" w:color="000000" w:sz="4"/>
-              <w:left w:val="single" w:color="000000" w:sz="4"/>
-              <w:bottom w:val="single" w:color="000000" w:sz="4"/>
-              <w:right w:val="single" w:color="000000" w:sz="4"/>
-            </w:tcBorders>
-            <w:tcMar>
-              <w:top w:type="dxa" w:w="60"/>
-              <w:left w:type="dxa" w:w="100"/>
-              <w:bottom w:type="dxa" w:w="60"/>
-              <w:right w:type="dxa" w:w="100"/>
-            </w:tcMar>
-          </w:tcPr>
-          <w:p>
-            <w:pPr>
-              <w:spacing w:after="0" w:line="260"/>
-            </w:pPr>
-            <w:r>
-              <w:rPr>
-                <w:rFonts w:ascii="Arial" w:cs="Arial" w:eastAsia="Arial" w:hAnsi="Arial"/>
-                <w:sz w:val="19"/>
-                <w:szCs w:val="19"/>
-              </w:rPr>
-              <w:t xml:space="preserve">Made every Try it clearer: a line explaining its purpose, questions that name the skill, and answers that explain why</w:t>
-            </w:r>
-          </w:p>
-        </w:tc>
-        <w:tc>
-          <w:tcPr>
-            <w:tcW w:type="dxa" w:w="3447"/>
-            <w:tcBorders>
-              <w:top w:val="single" w:color="000000" w:sz="4"/>
-              <w:left w:val="single" w:color="000000" w:sz="4"/>
-              <w:bottom w:val="single" w:color="000000" w:sz="4"/>
-              <w:right w:val="single" w:color="000000" w:sz="4"/>
-            </w:tcBorders>
-            <w:tcMar>
-              <w:top w:type="dxa" w:w="60"/>
-              <w:left w:type="dxa" w:w="100"/>
-              <w:bottom w:type="dxa" w:w="60"/>
-              <w:right w:type="dxa" w:w="100"/>
-            </w:tcMar>
-          </w:tcPr>
-          <w:p>
-            <w:pPr>
-              <w:spacing w:after="0" w:line="260"/>
-            </w:pPr>
-            <w:r>
-              <w:rPr>
-                <w:rFonts w:ascii="Arial" w:cs="Arial" w:eastAsia="Arial" w:hAnsi="Arial"/>
-                <w:sz w:val="19"/>
-                <w:szCs w:val="19"/>
-              </w:rPr>
-              <w:t xml:space="preserve">Every chapter</w:t>
-            </w:r>
-          </w:p>
-        </w:tc>
-      </w:tr>
-      <w:tr>
-        <w:trPr>
-          <w:cantSplit/>
-        </w:trPr>
-        <w:tc>
-          <w:tcPr>
-            <w:tcW w:type="dxa" w:w="5624"/>
-            <w:tcBorders>
-              <w:top w:val="single" w:color="000000" w:sz="4"/>
-              <w:left w:val="single" w:color="000000" w:sz="4"/>
-              <w:bottom w:val="single" w:color="000000" w:sz="4"/>
-              <w:right w:val="single" w:color="000000" w:sz="4"/>
-            </w:tcBorders>
-            <w:tcMar>
-              <w:top w:type="dxa" w:w="60"/>
-              <w:left w:type="dxa" w:w="100"/>
-              <w:bottom w:type="dxa" w:w="60"/>
-              <w:right w:type="dxa" w:w="100"/>
-            </w:tcMar>
-          </w:tcPr>
-          <w:p>
-            <w:pPr>
-              <w:spacing w:after="0" w:line="260"/>
-            </w:pPr>
-            <w:r>
-              <w:rPr>
-                <w:rFonts w:ascii="Arial" w:cs="Arial" w:eastAsia="Arial" w:hAnsi="Arial"/>
-                <w:sz w:val="19"/>
-                <w:szCs w:val="19"/>
-              </w:rPr>
-              <w:t xml:space="preserve">Designed the two covers (Midnight and Light), the page layout and the QR code; designed and developed the Translation Team’s website</w:t>
-            </w:r>
-          </w:p>
-        </w:tc>
-        <w:tc>
-          <w:tcPr>
-            <w:tcW w:type="dxa" w:w="3447"/>
-            <w:tcBorders>
-              <w:top w:val="single" w:color="000000" w:sz="4"/>
-              <w:left w:val="single" w:color="000000" w:sz="4"/>
-              <w:bottom w:val="single" w:color="000000" w:sz="4"/>
-              <w:right w:val="single" w:color="000000" w:sz="4"/>
-            </w:tcBorders>
-            <w:tcMar>
-              <w:top w:type="dxa" w:w="60"/>
-              <w:left w:type="dxa" w:w="100"/>
-              <w:bottom w:type="dxa" w:w="60"/>
-              <w:right w:type="dxa" w:w="100"/>
-            </w:tcMar>
-          </w:tcPr>
-          <w:p>
-            <w:pPr>
-              <w:spacing w:after="0" w:line="260"/>
-            </w:pPr>
-            <w:r>
-              <w:rPr>
-                <w:rFonts w:ascii="Arial" w:cs="Arial" w:eastAsia="Arial" w:hAnsi="Arial"/>
-                <w:sz w:val="19"/>
-                <w:szCs w:val="19"/>
-              </w:rPr>
-              <w:t xml:space="preserve">Covers; inside pages; website</w:t>
+            <w:tcW w:type="dxa" w:w="4173"/>
+            <w:tcBorders>
+              <w:top w:val="single" w:color="000000" w:sz="4"/>
+              <w:left w:val="single" w:color="000000" w:sz="4"/>
+              <w:bottom w:val="single" w:color="000000" w:sz="4"/>
+              <w:right w:val="single" w:color="000000" w:sz="4"/>
+            </w:tcBorders>
+            <w:tcMar>
+              <w:top w:type="dxa" w:w="60"/>
+              <w:left w:type="dxa" w:w="100"/>
+              <w:bottom w:type="dxa" w:w="60"/>
+              <w:right w:type="dxa" w:w="100"/>
+            </w:tcMar>
+          </w:tcPr>
+          <w:p>
+            <w:pPr>
+              <w:spacing w:after="0" w:line="260"/>
+            </w:pPr>
+            <w:r>
+              <w:rPr>
+                <w:rFonts w:ascii="Arial" w:cs="Arial" w:eastAsia="Arial" w:hAnsi="Arial"/>
+                <w:sz w:val="19"/>
+                <w:szCs w:val="19"/>
+              </w:rPr>
+              <w:t xml:space="preserve">Your journey continues: daily habits, learning from real translations, where a translator can go next</w:t>
+            </w:r>
+          </w:p>
+        </w:tc>
+        <w:tc>
+          <w:tcPr>
+            <w:tcW w:type="dxa" w:w="2177"/>
+            <w:tcBorders>
+              <w:top w:val="single" w:color="000000" w:sz="4"/>
+              <w:left w:val="single" w:color="000000" w:sz="4"/>
+              <w:bottom w:val="single" w:color="000000" w:sz="4"/>
+              <w:right w:val="single" w:color="000000" w:sz="4"/>
+            </w:tcBorders>
+            <w:tcMar>
+              <w:top w:type="dxa" w:w="60"/>
+              <w:left w:type="dxa" w:w="100"/>
+              <w:bottom w:type="dxa" w:w="60"/>
+              <w:right w:type="dxa" w:w="100"/>
+            </w:tcMar>
+          </w:tcPr>
+          <w:p>
+            <w:pPr>
+              <w:spacing w:after="0" w:line="260"/>
+            </w:pPr>
+            <w:r>
+              <w:rPr>
+                <w:rFonts w:ascii="Arial" w:cs="Arial" w:eastAsia="Arial" w:hAnsi="Arial"/>
+                <w:sz w:val="19"/>
+                <w:szCs w:val="19"/>
+              </w:rPr>
+              <w:t xml:space="preserve">End of the book</w:t>
+            </w:r>
+          </w:p>
+        </w:tc>
+        <w:tc>
+          <w:tcPr>
+            <w:tcW w:type="dxa" w:w="2721"/>
+            <w:tcBorders>
+              <w:top w:val="single" w:color="000000" w:sz="4"/>
+              <w:left w:val="single" w:color="000000" w:sz="4"/>
+              <w:bottom w:val="single" w:color="000000" w:sz="4"/>
+              <w:right w:val="single" w:color="000000" w:sz="4"/>
+            </w:tcBorders>
+            <w:tcMar>
+              <w:top w:type="dxa" w:w="60"/>
+              <w:left w:type="dxa" w:w="100"/>
+              <w:bottom w:type="dxa" w:w="60"/>
+              <w:right w:type="dxa" w:w="100"/>
+            </w:tcMar>
+          </w:tcPr>
+          <w:p>
+            <w:pPr>
+              <w:spacing w:after="0" w:line="260"/>
+            </w:pPr>
+            <w:r>
+              <w:rPr>
+                <w:rFonts w:ascii="Arial" w:cs="Arial" w:eastAsia="Arial" w:hAnsi="Arial"/>
+                <w:sz w:val="19"/>
+                <w:szCs w:val="19"/>
+              </w:rPr>
+              <w:t xml:space="preserve">—</w:t>
             </w:r>
           </w:p>
         </w:tc>
@@ -15761,7 +15713,777 @@
         <w:pStyle w:val="Heading2"/>
       </w:pPr>
       <w:r>
-        <w:t xml:space="preserve">7.1 Her proposals not taken, and why</w:t>
+        <w:t xml:space="preserve">7.4 Examples and Arabic terms</w:t>
+      </w:r>
+    </w:p>
+    <w:p>
+      <w:pPr>
+        <w:pStyle w:val="ListParagraph"/>
+        <w:numPr>
+          <w:ilvl w:val="0"/>
+          <w:numId w:val="2"/>
+        </w:numPr>
+        <w:spacing w:after="80" w:line="290"/>
+      </w:pPr>
+      <w:r>
+        <w:rPr>
+          <w:rFonts w:ascii="Arial" w:cs="Arial" w:eastAsia="Arial" w:hAnsi="Arial"/>
+          <w:b/>
+          <w:bCs/>
+        </w:rPr>
+        <w:t xml:space="preserve">Opening example.</w:t>
+      </w:r>
+      <w:r>
+        <w:rPr>
+          <w:rFonts w:ascii="Arial" w:cs="Arial" w:eastAsia="Arial" w:hAnsi="Arial"/>
+        </w:rPr>
+        <w:t xml:space="preserve"> Start here opens with a real translation decision from a news report: </w:t>
+      </w:r>
+      <w:r>
+        <w:rPr>
+          <w:rFonts w:ascii="Arial" w:cs="Arial" w:eastAsia="Arial" w:hAnsi="Arial"/>
+          <w:i/>
+          <w:iCs/>
+        </w:rPr>
+        <w:t xml:space="preserve">The government came under pressure to reconsider the decision.</w:t>
+      </w:r>
+      <w:r>
+        <w:rPr>
+          <w:rFonts w:ascii="Arial" w:cs="Arial" w:eastAsia="Arial" w:hAnsi="Arial"/>
+        </w:rPr>
+        <w:t xml:space="preserve"> → </w:t>
+      </w:r>
+      <w:r>
+        <w:rPr>
+          <w:rFonts w:ascii="Arial" w:cs="Arial" w:hAnsi="Arial"/>
+          <w:szCs w:val="23"/>
+          <w:rtl/>
+        </w:rPr>
+        <w:t xml:space="preserve">تعرّضت الحكومة لضغوط لإعادة النظر في القرار</w:t>
+      </w:r>
+      <w:r>
+        <w:rPr>
+          <w:rFonts w:ascii="Arial" w:cs="Arial" w:eastAsia="Arial" w:hAnsi="Arial"/>
+        </w:rPr>
+        <w:t xml:space="preserve">, against the word-for-word version. It shows a beginner in one look what a translator does: understand, decide and rebuild.</w:t>
+      </w:r>
+    </w:p>
+    <w:p>
+      <w:pPr>
+        <w:pStyle w:val="ListParagraph"/>
+        <w:numPr>
+          <w:ilvl w:val="0"/>
+          <w:numId w:val="2"/>
+        </w:numPr>
+        <w:spacing w:after="80" w:line="290"/>
+      </w:pPr>
+      <w:r>
+        <w:rPr>
+          <w:rFonts w:ascii="Arial" w:cs="Arial" w:eastAsia="Arial" w:hAnsi="Arial"/>
+          <w:b/>
+          <w:bCs/>
+        </w:rPr>
+        <w:t xml:space="preserve">Every example was checked</w:t>
+      </w:r>
+      <w:r>
+        <w:rPr>
+          <w:rFonts w:ascii="Arial" w:cs="Arial" w:eastAsia="Arial" w:hAnsi="Arial"/>
+        </w:rPr>
+        <w:t xml:space="preserve"> against the team’s documents and her notes. Examples from the team were kept, with their errors corrected (Section 6.2). Examples that were weak were replaced, preferably with examples from the team’s files.</w:t>
+      </w:r>
+    </w:p>
+    <w:p>
+      <w:pPr>
+        <w:pStyle w:val="ListParagraph"/>
+        <w:numPr>
+          <w:ilvl w:val="0"/>
+          <w:numId w:val="2"/>
+        </w:numPr>
+        <w:spacing w:after="80" w:line="290"/>
+      </w:pPr>
+      <w:r>
+        <w:rPr>
+          <w:rFonts w:ascii="Arial" w:cs="Arial" w:eastAsia="Arial" w:hAnsi="Arial"/>
+          <w:b/>
+          <w:bCs/>
+        </w:rPr>
+        <w:t xml:space="preserve">Examples added</w:t>
+      </w:r>
+      <w:r>
+        <w:rPr>
+          <w:rFonts w:ascii="Arial" w:cs="Arial" w:eastAsia="Arial" w:hAnsi="Arial"/>
+        </w:rPr>
+        <w:t xml:space="preserve"> where the team’s material had none: </w:t>
+      </w:r>
+      <w:r>
+        <w:rPr>
+          <w:rFonts w:ascii="Arial" w:cs="Arial" w:eastAsia="Arial" w:hAnsi="Arial"/>
+          <w:i/>
+          <w:iCs/>
+        </w:rPr>
+        <w:t xml:space="preserve">the White House</w:t>
+      </w:r>
+      <w:r>
+        <w:rPr>
+          <w:rFonts w:ascii="Arial" w:cs="Arial" w:eastAsia="Arial" w:hAnsi="Arial"/>
+        </w:rPr>
+        <w:t xml:space="preserve"> → </w:t>
+      </w:r>
+      <w:r>
+        <w:rPr>
+          <w:rFonts w:ascii="Arial" w:cs="Arial" w:hAnsi="Arial"/>
+          <w:szCs w:val="23"/>
+          <w:rtl/>
+        </w:rPr>
+        <w:t xml:space="preserve">البيت الأبيض</w:t>
+      </w:r>
+      <w:r>
+        <w:rPr>
+          <w:rFonts w:ascii="Arial" w:cs="Arial" w:eastAsia="Arial" w:hAnsi="Arial"/>
+        </w:rPr>
+        <w:t xml:space="preserve"> (an established equivalent), </w:t>
+      </w:r>
+      <w:r>
+        <w:rPr>
+          <w:rFonts w:ascii="Arial" w:cs="Arial" w:eastAsia="Arial" w:hAnsi="Arial"/>
+          <w:i/>
+          <w:iCs/>
+        </w:rPr>
+        <w:t xml:space="preserve">You can’t miss it</w:t>
+      </w:r>
+      <w:r>
+        <w:rPr>
+          <w:rFonts w:ascii="Arial" w:cs="Arial" w:eastAsia="Arial" w:hAnsi="Arial"/>
+        </w:rPr>
+        <w:t xml:space="preserve"> → </w:t>
+      </w:r>
+      <w:r>
+        <w:rPr>
+          <w:rFonts w:ascii="Arial" w:cs="Arial" w:hAnsi="Arial"/>
+          <w:szCs w:val="23"/>
+          <w:rtl/>
+        </w:rPr>
+        <w:t xml:space="preserve">ستجده بسهولة</w:t>
+      </w:r>
+      <w:r>
+        <w:rPr>
+          <w:rFonts w:ascii="Arial" w:cs="Arial" w:eastAsia="Arial" w:hAnsi="Arial"/>
+        </w:rPr>
+        <w:t xml:space="preserve">, </w:t>
+      </w:r>
+      <w:r>
+        <w:rPr>
+          <w:rFonts w:ascii="Arial" w:cs="Arial" w:eastAsia="Arial" w:hAnsi="Arial"/>
+          <w:i/>
+          <w:iCs/>
+        </w:rPr>
+        <w:t xml:space="preserve">Parking for residents only</w:t>
+      </w:r>
+      <w:r>
+        <w:rPr>
+          <w:rFonts w:ascii="Arial" w:cs="Arial" w:eastAsia="Arial" w:hAnsi="Arial"/>
+        </w:rPr>
+        <w:t xml:space="preserve"> → </w:t>
+      </w:r>
+      <w:r>
+        <w:rPr>
+          <w:rFonts w:ascii="Arial" w:cs="Arial" w:hAnsi="Arial"/>
+          <w:szCs w:val="23"/>
+          <w:rtl/>
+        </w:rPr>
+        <w:t xml:space="preserve">ممنوع الوقوف لغير السكان</w:t>
+      </w:r>
+      <w:r>
+        <w:rPr>
+          <w:rFonts w:ascii="Arial" w:cs="Arial" w:eastAsia="Arial" w:hAnsi="Arial"/>
+        </w:rPr>
+        <w:t xml:space="preserve">, and the comparison in Chapter 11 of a too literal, a natural and a too free translation.</w:t>
+      </w:r>
+    </w:p>
+    <w:p>
+      <w:pPr>
+        <w:pStyle w:val="ListParagraph"/>
+        <w:numPr>
+          <w:ilvl w:val="0"/>
+          <w:numId w:val="2"/>
+        </w:numPr>
+        <w:spacing w:after="80" w:line="290"/>
+      </w:pPr>
+      <w:r>
+        <w:rPr>
+          <w:rFonts w:ascii="Arial" w:cs="Arial" w:eastAsia="Arial" w:hAnsi="Arial"/>
+          <w:b/>
+          <w:bCs/>
+        </w:rPr>
+        <w:t xml:space="preserve">Three challenge questions</w:t>
+      </w:r>
+      <w:r>
+        <w:rPr>
+          <w:rFonts w:ascii="Arial" w:cs="Arial" w:eastAsia="Arial" w:hAnsi="Arial"/>
+        </w:rPr>
+        <w:t xml:space="preserve"> (Chapters 10, 14 and 15), each with a real sentence and two possible translations: the reader chooses the one that suits the audience and explains why.</w:t>
+      </w:r>
+    </w:p>
+    <w:p>
+      <w:pPr>
+        <w:pStyle w:val="ListParagraph"/>
+        <w:numPr>
+          <w:ilvl w:val="0"/>
+          <w:numId w:val="2"/>
+        </w:numPr>
+        <w:spacing w:after="80" w:line="290"/>
+      </w:pPr>
+      <w:r>
+        <w:rPr>
+          <w:rFonts w:ascii="Arial" w:cs="Arial" w:eastAsia="Arial" w:hAnsi="Arial"/>
+          <w:b/>
+          <w:bCs/>
+        </w:rPr>
+        <w:t xml:space="preserve">Subtitling examples.</w:t>
+      </w:r>
+      <w:r>
+        <w:rPr>
+          <w:rFonts w:ascii="Arial" w:cs="Arial" w:eastAsia="Arial" w:hAnsi="Arial"/>
+        </w:rPr>
+        <w:t xml:space="preserve"> The subtitling examples are two famous, cited film lines, each explained: </w:t>
+      </w:r>
+      <w:r>
+        <w:rPr>
+          <w:rFonts w:ascii="Arial" w:cs="Arial" w:eastAsia="Arial" w:hAnsi="Arial"/>
+          <w:i/>
+          <w:iCs/>
+        </w:rPr>
+        <w:t xml:space="preserve">The Godfather</w:t>
+      </w:r>
+      <w:r>
+        <w:rPr>
+          <w:rFonts w:ascii="Arial" w:cs="Arial" w:eastAsia="Arial" w:hAnsi="Arial"/>
+        </w:rPr>
+        <w:t xml:space="preserve"> (condensing through Arabic syntax) and </w:t>
+      </w:r>
+      <w:r>
+        <w:rPr>
+          <w:rFonts w:ascii="Arial" w:cs="Arial" w:eastAsia="Arial" w:hAnsi="Arial"/>
+          <w:i/>
+          <w:iCs/>
+        </w:rPr>
+        <w:t xml:space="preserve">Gone with the Wind</w:t>
+      </w:r>
+      <w:r>
+        <w:rPr>
+          <w:rFonts w:ascii="Arial" w:cs="Arial" w:eastAsia="Arial" w:hAnsi="Arial"/>
+        </w:rPr>
+        <w:t xml:space="preserve"> (softening strong language).</w:t>
+      </w:r>
+    </w:p>
+    <w:p>
+      <w:pPr>
+        <w:pStyle w:val="ListParagraph"/>
+        <w:numPr>
+          <w:ilvl w:val="0"/>
+          <w:numId w:val="2"/>
+        </w:numPr>
+        <w:spacing w:after="80" w:line="290"/>
+      </w:pPr>
+      <w:r>
+        <w:rPr>
+          <w:rFonts w:ascii="Arial" w:cs="Arial" w:eastAsia="Arial" w:hAnsi="Arial"/>
+          <w:b/>
+          <w:bCs/>
+        </w:rPr>
+        <w:t xml:space="preserve">Kuwaiti expressions.</w:t>
+      </w:r>
+      <w:r>
+        <w:rPr>
+          <w:rFonts w:ascii="Arial" w:cs="Arial" w:eastAsia="Arial" w:hAnsi="Arial"/>
+        </w:rPr>
+        <w:t xml:space="preserve"> Six expressions were chosen from the Kuwaiti expressions dictionary, following the proposal of Loulwah Bin Saeed (Section 4.1), and placed in Chapters 9, 15 and 27, with their English equivalents.</w:t>
+      </w:r>
+    </w:p>
+    <w:p>
+      <w:pPr>
+        <w:pStyle w:val="ListParagraph"/>
+        <w:numPr>
+          <w:ilvl w:val="0"/>
+          <w:numId w:val="2"/>
+        </w:numPr>
+        <w:spacing w:after="80" w:line="290"/>
+      </w:pPr>
+      <w:r>
+        <w:rPr>
+          <w:rFonts w:ascii="Arial" w:cs="Arial" w:eastAsia="Arial" w:hAnsi="Arial"/>
+          <w:b/>
+          <w:bCs/>
+        </w:rPr>
+        <w:t xml:space="preserve">Arabic terms corrected.</w:t>
+      </w:r>
+      <w:r>
+        <w:rPr>
+          <w:rFonts w:ascii="Arial" w:cs="Arial" w:eastAsia="Arial" w:hAnsi="Arial"/>
+        </w:rPr>
+        <w:t xml:space="preserve"> Genre → </w:t>
+      </w:r>
+      <w:r>
+        <w:rPr>
+          <w:rFonts w:ascii="Arial" w:cs="Arial" w:hAnsi="Arial"/>
+          <w:szCs w:val="23"/>
+          <w:rtl/>
+        </w:rPr>
+        <w:t xml:space="preserve">نوع النص</w:t>
+      </w:r>
+      <w:r>
+        <w:rPr>
+          <w:rFonts w:ascii="Arial" w:cs="Arial" w:eastAsia="Arial" w:hAnsi="Arial"/>
+        </w:rPr>
+        <w:t xml:space="preserve">; Ideology → </w:t>
+      </w:r>
+      <w:r>
+        <w:rPr>
+          <w:rFonts w:ascii="Arial" w:cs="Arial" w:hAnsi="Arial"/>
+          <w:szCs w:val="23"/>
+          <w:rtl/>
+        </w:rPr>
+        <w:t xml:space="preserve">المنظومة الفكرية (الأيديولوجيا)</w:t>
+      </w:r>
+      <w:r>
+        <w:rPr>
+          <w:rFonts w:ascii="Arial" w:cs="Arial" w:eastAsia="Arial" w:hAnsi="Arial"/>
+        </w:rPr>
+        <w:t xml:space="preserve">; Loaded word → </w:t>
+      </w:r>
+      <w:r>
+        <w:rPr>
+          <w:rFonts w:ascii="Arial" w:cs="Arial" w:hAnsi="Arial"/>
+          <w:szCs w:val="23"/>
+          <w:rtl/>
+        </w:rPr>
+        <w:t xml:space="preserve">كلمة مشحونة دلالياً</w:t>
+      </w:r>
+      <w:r>
+        <w:rPr>
+          <w:rFonts w:ascii="Arial" w:cs="Arial" w:eastAsia="Arial" w:hAnsi="Arial"/>
+        </w:rPr>
+        <w:t xml:space="preserve">.</w:t>
+      </w:r>
+    </w:p>
+    <w:p>
+      <w:pPr>
+        <w:pStyle w:val="ListParagraph"/>
+        <w:numPr>
+          <w:ilvl w:val="0"/>
+          <w:numId w:val="2"/>
+        </w:numPr>
+        <w:spacing w:after="80" w:line="290"/>
+      </w:pPr>
+      <w:r>
+        <w:rPr>
+          <w:rFonts w:ascii="Arial" w:cs="Arial" w:eastAsia="Arial" w:hAnsi="Arial"/>
+          <w:b/>
+          <w:bCs/>
+        </w:rPr>
+        <w:t xml:space="preserve">Rules framed as tendencies.</w:t>
+      </w:r>
+      <w:r>
+        <w:rPr>
+          <w:rFonts w:ascii="Arial" w:cs="Arial" w:eastAsia="Arial" w:hAnsi="Arial"/>
+        </w:rPr>
+        <w:t xml:space="preserve"> Statements such as “prefer a verbal sentence” and “use Modern Standard Arabic” now say that the text type, the audience, the purpose and the medium can change the choice (Chapters 4, 10, 20, 22 and 27); the subtitle conventions are marked as conventions, not rules.</w:t>
+      </w:r>
+    </w:p>
+    <w:p>
+      <w:pPr>
+        <w:pStyle w:val="ListParagraph"/>
+        <w:numPr>
+          <w:ilvl w:val="0"/>
+          <w:numId w:val="2"/>
+        </w:numPr>
+        <w:spacing w:after="80" w:line="290"/>
+      </w:pPr>
+      <w:r>
+        <w:rPr>
+          <w:rFonts w:ascii="Arial" w:cs="Arial" w:eastAsia="Arial" w:hAnsi="Arial"/>
+          <w:b/>
+          <w:bCs/>
+        </w:rPr>
+        <w:t xml:space="preserve">Try it made clearer.</w:t>
+      </w:r>
+      <w:r>
+        <w:rPr>
+          <w:rFonts w:ascii="Arial" w:cs="Arial" w:eastAsia="Arial" w:hAnsi="Arial"/>
+        </w:rPr>
+        <w:t xml:space="preserve"> Every Try it opens with a line saying what it is for, its questions name the skill being practised, and its answers explain why.</w:t>
+      </w:r>
+    </w:p>
+    <w:p>
+      <w:pPr>
+        <w:spacing w:after="60"/>
+      </w:pPr>
+    </w:p>
+    <w:p>
+      <w:pPr>
+        <w:pStyle w:val="Heading2"/>
+      </w:pPr>
+      <w:r>
+        <w:t xml:space="preserve">7.5 Guides and features for the reader</w:t>
+      </w:r>
+    </w:p>
+    <w:p>
+      <w:pPr>
+        <w:pStyle w:val="ListParagraph"/>
+        <w:numPr>
+          <w:ilvl w:val="0"/>
+          <w:numId w:val="2"/>
+        </w:numPr>
+        <w:spacing w:after="80" w:line="290"/>
+      </w:pPr>
+      <w:r>
+        <w:rPr>
+          <w:rFonts w:ascii="Arial" w:cs="Arial" w:eastAsia="Arial" w:hAnsi="Arial"/>
+          <w:b/>
+          <w:bCs/>
+        </w:rPr>
+        <w:t xml:space="preserve">The translator’s workflow</w:t>
+      </w:r>
+      <w:r>
+        <w:rPr>
+          <w:rFonts w:ascii="Arial" w:cs="Arial" w:eastAsia="Arial" w:hAnsi="Arial"/>
+        </w:rPr>
+        <w:t xml:space="preserve"> (end of Part 1): seven steps from reading to delivery, each linked to its chapter, with Do and Don’t boxes.</w:t>
+      </w:r>
+    </w:p>
+    <w:p>
+      <w:pPr>
+        <w:pStyle w:val="ListParagraph"/>
+        <w:numPr>
+          <w:ilvl w:val="0"/>
+          <w:numId w:val="2"/>
+        </w:numPr>
+        <w:spacing w:after="80" w:line="290"/>
+      </w:pPr>
+      <w:r>
+        <w:rPr>
+          <w:rFonts w:ascii="Arial" w:cs="Arial" w:eastAsia="Arial" w:hAnsi="Arial"/>
+          <w:b/>
+          <w:bCs/>
+        </w:rPr>
+        <w:t xml:space="preserve">When in doubt</w:t>
+      </w:r>
+      <w:r>
+        <w:rPr>
+          <w:rFonts w:ascii="Arial" w:cs="Arial" w:eastAsia="Arial" w:hAnsi="Arial"/>
+        </w:rPr>
+        <w:t xml:space="preserve"> (before the closing section): what to do with an unknown word, with two possible translations, and with an answer from a machine.</w:t>
+      </w:r>
+    </w:p>
+    <w:p>
+      <w:pPr>
+        <w:pStyle w:val="ListParagraph"/>
+        <w:numPr>
+          <w:ilvl w:val="0"/>
+          <w:numId w:val="2"/>
+        </w:numPr>
+        <w:spacing w:after="80" w:line="290"/>
+      </w:pPr>
+      <w:r>
+        <w:rPr>
+          <w:rFonts w:ascii="Arial" w:cs="Arial" w:eastAsia="Arial" w:hAnsi="Arial"/>
+          <w:b/>
+          <w:bCs/>
+        </w:rPr>
+        <w:t xml:space="preserve">Translation quality checklist</w:t>
+      </w:r>
+      <w:r>
+        <w:rPr>
+          <w:rFonts w:ascii="Arial" w:cs="Arial" w:eastAsia="Arial" w:hAnsi="Arial"/>
+        </w:rPr>
+        <w:t xml:space="preserve"> (end of Part 8): meaning, language, terms and names, details, and the final reading.</w:t>
+      </w:r>
+    </w:p>
+    <w:p>
+      <w:pPr>
+        <w:pStyle w:val="ListParagraph"/>
+        <w:numPr>
+          <w:ilvl w:val="0"/>
+          <w:numId w:val="2"/>
+        </w:numPr>
+        <w:spacing w:after="80" w:line="290"/>
+      </w:pPr>
+      <w:r>
+        <w:rPr>
+          <w:rFonts w:ascii="Arial" w:cs="Arial" w:eastAsia="Arial" w:hAnsi="Arial"/>
+          <w:b/>
+          <w:bCs/>
+        </w:rPr>
+        <w:t xml:space="preserve">Put it all together</w:t>
+      </w:r>
+      <w:r>
+        <w:rPr>
+          <w:rFonts w:ascii="Arial" w:cs="Arial" w:eastAsia="Arial" w:hAnsi="Arial"/>
+        </w:rPr>
+        <w:t xml:space="preserve"> (after Chapter 27): one short press release taken through every step of the book, from the brief to a short commentary.</w:t>
+      </w:r>
+    </w:p>
+    <w:p>
+      <w:pPr>
+        <w:pStyle w:val="ListParagraph"/>
+        <w:numPr>
+          <w:ilvl w:val="0"/>
+          <w:numId w:val="2"/>
+        </w:numPr>
+        <w:spacing w:after="80" w:line="290"/>
+      </w:pPr>
+      <w:r>
+        <w:rPr>
+          <w:rFonts w:ascii="Arial" w:cs="Arial" w:eastAsia="Arial" w:hAnsi="Arial"/>
+          <w:b/>
+          <w:bCs/>
+        </w:rPr>
+        <w:t xml:space="preserve">Ten “Did you know?” boxes</w:t>
+      </w:r>
+      <w:r>
+        <w:rPr>
+          <w:rFonts w:ascii="Arial" w:cs="Arial" w:eastAsia="Arial" w:hAnsi="Arial"/>
+        </w:rPr>
+        <w:t xml:space="preserve"> with short, true stories (the Rosetta Stone; the Universal Declaration of Human Rights; </w:t>
+      </w:r>
+      <w:r>
+        <w:rPr>
+          <w:rFonts w:ascii="Arial" w:cs="Arial" w:hAnsi="Arial"/>
+          <w:szCs w:val="23"/>
+          <w:rtl/>
+        </w:rPr>
+        <w:t xml:space="preserve">كتاب العين</w:t>
+      </w:r>
+      <w:r>
+        <w:rPr>
+          <w:rFonts w:ascii="Arial" w:cs="Arial" w:eastAsia="Arial" w:hAnsi="Arial"/>
+        </w:rPr>
+        <w:t xml:space="preserve">; Arabic numerals; the verb </w:t>
+      </w:r>
+      <w:r>
+        <w:rPr>
+          <w:rFonts w:ascii="Arial" w:cs="Arial" w:eastAsia="Arial" w:hAnsi="Arial"/>
+          <w:i/>
+          <w:iCs/>
+        </w:rPr>
+        <w:t xml:space="preserve">run</w:t>
+      </w:r>
+      <w:r>
+        <w:rPr>
+          <w:rFonts w:ascii="Arial" w:cs="Arial" w:eastAsia="Arial" w:hAnsi="Arial"/>
+        </w:rPr>
+        <w:t xml:space="preserve">; the journey of </w:t>
+      </w:r>
+      <w:r>
+        <w:rPr>
+          <w:rFonts w:ascii="Arial" w:cs="Arial" w:eastAsia="Arial" w:hAnsi="Arial"/>
+          <w:i/>
+          <w:iCs/>
+        </w:rPr>
+        <w:t xml:space="preserve">coffee</w:t>
+      </w:r>
+      <w:r>
+        <w:rPr>
+          <w:rFonts w:ascii="Arial" w:cs="Arial" w:eastAsia="Arial" w:hAnsi="Arial"/>
+        </w:rPr>
+        <w:t xml:space="preserve">; the Damascus academy; the 1954 machine-translation demonstration; the </w:t>
+      </w:r>
+      <w:r>
+        <w:rPr>
+          <w:rFonts w:ascii="Arial" w:cs="Arial" w:eastAsia="Arial" w:hAnsi="Arial"/>
+          <w:i/>
+          <w:iCs/>
+        </w:rPr>
+        <w:t xml:space="preserve">Mars Climate Orbiter</w:t>
+      </w:r>
+      <w:r>
+        <w:rPr>
+          <w:rFonts w:ascii="Arial" w:cs="Arial" w:eastAsia="Arial" w:hAnsi="Arial"/>
+        </w:rPr>
+        <w:t xml:space="preserve">; silent-film intertitles), so that the reader sees why translation matters. The intertitles come from the audiovisual translation notes.</w:t>
+      </w:r>
+    </w:p>
+    <w:p>
+      <w:pPr>
+        <w:spacing w:after="60"/>
+      </w:pPr>
+    </w:p>
+    <w:p>
+      <w:pPr>
+        <w:pStyle w:val="Heading2"/>
+      </w:pPr>
+      <w:r>
+        <w:t xml:space="preserve">7.6 Checking and corrections</w:t>
+      </w:r>
+    </w:p>
+    <w:p>
+      <w:pPr>
+        <w:pStyle w:val="ListParagraph"/>
+        <w:numPr>
+          <w:ilvl w:val="0"/>
+          <w:numId w:val="2"/>
+        </w:numPr>
+        <w:spacing w:after="80" w:line="290"/>
+      </w:pPr>
+      <w:r>
+        <w:rPr>
+          <w:rFonts w:ascii="Arial" w:cs="Arial" w:eastAsia="Arial" w:hAnsi="Arial"/>
+        </w:rPr>
+        <w:t xml:space="preserve">The whole book was reviewed in two full rounds, with 192 and then 102 corrections: definitions and concepts, Arabic grammar and terminology, examples that did not illustrate their point, cross-references, English, neutrality and citations.</w:t>
+      </w:r>
+    </w:p>
+    <w:p>
+      <w:pPr>
+        <w:pStyle w:val="ListParagraph"/>
+        <w:numPr>
+          <w:ilvl w:val="0"/>
+          <w:numId w:val="2"/>
+        </w:numPr>
+        <w:spacing w:after="80" w:line="290"/>
+      </w:pPr>
+      <w:r>
+        <w:rPr>
+          <w:rFonts w:ascii="Arial" w:cs="Arial" w:eastAsia="Arial" w:hAnsi="Arial"/>
+        </w:rPr>
+        <w:t xml:space="preserve">All 39 references and every direct quotation were checked twice against published information (authors, years, titles, publishers, DOIs and page numbers). Every citation in the text is matched to an entry in the References.</w:t>
+      </w:r>
+    </w:p>
+    <w:p>
+      <w:pPr>
+        <w:pStyle w:val="ListParagraph"/>
+        <w:numPr>
+          <w:ilvl w:val="0"/>
+          <w:numId w:val="2"/>
+        </w:numPr>
+        <w:spacing w:after="80" w:line="290"/>
+      </w:pPr>
+      <w:r>
+        <w:rPr>
+          <w:rFonts w:ascii="Arial" w:cs="Arial" w:eastAsia="Arial" w:hAnsi="Arial"/>
+        </w:rPr>
+        <w:t xml:space="preserve">After each round, every Arabic example was checked, so that none was lost or changed by mistake.</w:t>
+      </w:r>
+    </w:p>
+    <w:p>
+      <w:pPr>
+        <w:pStyle w:val="ListParagraph"/>
+        <w:numPr>
+          <w:ilvl w:val="0"/>
+          <w:numId w:val="2"/>
+        </w:numPr>
+        <w:spacing w:after="80" w:line="290"/>
+      </w:pPr>
+      <w:r>
+        <w:rPr>
+          <w:rFonts w:ascii="Arial" w:cs="Arial" w:eastAsia="Arial" w:hAnsi="Arial"/>
+        </w:rPr>
+        <w:t xml:space="preserve">Chapter numbers and cross-references were updated after the order of the book changed.</w:t>
+      </w:r>
+    </w:p>
+    <w:p>
+      <w:pPr>
+        <w:pStyle w:val="ListParagraph"/>
+        <w:numPr>
+          <w:ilvl w:val="0"/>
+          <w:numId w:val="2"/>
+        </w:numPr>
+        <w:spacing w:after="80" w:line="290"/>
+      </w:pPr>
+      <w:r>
+        <w:rPr>
+          <w:rFonts w:ascii="Arial" w:cs="Arial" w:eastAsia="Arial" w:hAnsi="Arial"/>
+        </w:rPr>
+        <w:t xml:space="preserve">Material tied to a date, an event or a product was reduced where possible, so that the book can be used year after year.</w:t>
+      </w:r>
+    </w:p>
+    <w:p>
+      <w:pPr>
+        <w:spacing w:after="60"/>
+      </w:pPr>
+    </w:p>
+    <w:p>
+      <w:pPr>
+        <w:pStyle w:val="Heading2"/>
+      </w:pPr>
+      <w:r>
+        <w:t xml:space="preserve">7.7 Design and website</w:t>
+      </w:r>
+    </w:p>
+    <w:p>
+      <w:pPr>
+        <w:pStyle w:val="ListParagraph"/>
+        <w:numPr>
+          <w:ilvl w:val="0"/>
+          <w:numId w:val="2"/>
+        </w:numPr>
+        <w:spacing w:after="80" w:line="290"/>
+      </w:pPr>
+      <w:r>
+        <w:rPr>
+          <w:rFonts w:ascii="Arial" w:cs="Arial" w:eastAsia="Arial" w:hAnsi="Arial"/>
+        </w:rPr>
+        <w:t xml:space="preserve">The two covers (Midnight and Light), designed with the club’s own logo.</w:t>
+      </w:r>
+    </w:p>
+    <w:p>
+      <w:pPr>
+        <w:pStyle w:val="ListParagraph"/>
+        <w:numPr>
+          <w:ilvl w:val="0"/>
+          <w:numId w:val="2"/>
+        </w:numPr>
+        <w:spacing w:after="80" w:line="290"/>
+      </w:pPr>
+      <w:r>
+        <w:rPr>
+          <w:rFonts w:ascii="Arial" w:cs="Arial" w:eastAsia="Arial" w:hAnsi="Arial"/>
+        </w:rPr>
+        <w:t xml:space="preserve">The page layout: light pages, a running head, roman numerals for the opening pages, and a size of 98 pages.</w:t>
+      </w:r>
+    </w:p>
+    <w:p>
+      <w:pPr>
+        <w:pStyle w:val="ListParagraph"/>
+        <w:numPr>
+          <w:ilvl w:val="0"/>
+          <w:numId w:val="2"/>
+        </w:numPr>
+        <w:spacing w:after="80" w:line="290"/>
+      </w:pPr>
+      <w:r>
+        <w:rPr>
+          <w:rFonts w:ascii="Arial" w:cs="Arial" w:eastAsia="Arial" w:hAnsi="Arial"/>
+        </w:rPr>
+        <w:t xml:space="preserve">The QR code on the back cover and on the last page of the book, which leads to the Translation Team’s website.</w:t>
+      </w:r>
+    </w:p>
+    <w:p>
+      <w:pPr>
+        <w:pStyle w:val="ListParagraph"/>
+        <w:numPr>
+          <w:ilvl w:val="0"/>
+          <w:numId w:val="2"/>
+        </w:numPr>
+        <w:spacing w:after="80" w:line="290"/>
+      </w:pPr>
+      <w:r>
+        <w:rPr>
+          <w:rFonts w:ascii="Arial" w:cs="Arial" w:eastAsia="Arial" w:hAnsi="Arial"/>
+        </w:rPr>
+        <w:t xml:space="preserve">The Translation Team’s website, which she created.</w:t>
+      </w:r>
+    </w:p>
+    <w:p>
+      <w:pPr>
+        <w:spacing w:after="60"/>
+      </w:pPr>
+    </w:p>
+    <w:p>
+      <w:pPr>
+        <w:pStyle w:val="Heading2"/>
+      </w:pPr>
+      <w:r>
+        <w:t xml:space="preserve">7.8 Her proposals not taken, and why</w:t>
       </w:r>
     </w:p>
     <w:tbl>
@@ -16009,7 +16731,7 @@
                 <w:sz w:val="19"/>
                 <w:szCs w:val="19"/>
               </w:rPr>
-              <w:t xml:space="preserve">The practice section, answer key and checklists</w:t>
+              <w:t xml:space="preserve">Quick-reference genre checklists for each text type</w:t>
             </w:r>
           </w:p>
         </w:tc>
@@ -16039,7 +16761,7 @@
                 <w:sz w:val="19"/>
                 <w:szCs w:val="19"/>
               </w:rPr>
-              <w:t xml:space="preserve">Written, then removed to keep the handbook short.</w:t>
+              <w:t xml:space="preserve">Replaced by one Translation quality checklist (end of Part 8) and the genre guidance in Chapter 19.</w:t>
             </w:r>
           </w:p>
         </w:tc>
@@ -16433,7 +17155,7 @@
                 <w:sz w:val="19"/>
                 <w:szCs w:val="19"/>
               </w:rPr>
-              <w:t xml:space="preserve">Scholars’ names in the running text</w:t>
+              <w:t xml:space="preserve">Most scholars’ names in the running text</w:t>
             </w:r>
           </w:p>
         </w:tc>
@@ -16628,7 +17350,7 @@
                 <w:sz w:val="19"/>
                 <w:szCs w:val="19"/>
               </w:rPr>
-              <w:t xml:space="preserve">Examples tied to a date or event</w:t>
+              <w:t xml:space="preserve">Most examples tied to a date or event</w:t>
             </w:r>
           </w:p>
         </w:tc>
@@ -16724,6 +17446,71 @@
                 <w:szCs w:val="19"/>
               </w:rPr>
               <w:t xml:space="preserve">Not final or not confirmed.</w:t>
+            </w:r>
+          </w:p>
+        </w:tc>
+      </w:tr>
+      <w:tr>
+        <w:trPr>
+          <w:cantSplit/>
+        </w:trPr>
+        <w:tc>
+          <w:tcPr>
+            <w:tcW w:type="dxa" w:w="3810"/>
+            <w:tcBorders>
+              <w:top w:val="single" w:color="000000" w:sz="4"/>
+              <w:left w:val="single" w:color="000000" w:sz="4"/>
+              <w:bottom w:val="single" w:color="000000" w:sz="4"/>
+              <w:right w:val="single" w:color="000000" w:sz="4"/>
+            </w:tcBorders>
+            <w:tcMar>
+              <w:top w:type="dxa" w:w="60"/>
+              <w:left w:type="dxa" w:w="100"/>
+              <w:bottom w:type="dxa" w:w="60"/>
+              <w:right w:type="dxa" w:w="100"/>
+            </w:tcMar>
+          </w:tcPr>
+          <w:p>
+            <w:pPr>
+              <w:spacing w:after="0" w:line="260"/>
+            </w:pPr>
+            <w:r>
+              <w:rPr>
+                <w:rFonts w:ascii="Arial" w:cs="Arial" w:eastAsia="Arial" w:hAnsi="Arial"/>
+                <w:sz w:val="19"/>
+                <w:szCs w:val="19"/>
+              </w:rPr>
+              <w:t xml:space="preserve">The acknowledgements and the Contributors list</w:t>
+            </w:r>
+          </w:p>
+        </w:tc>
+        <w:tc>
+          <w:tcPr>
+            <w:tcW w:type="dxa" w:w="5261"/>
+            <w:tcBorders>
+              <w:top w:val="single" w:color="000000" w:sz="4"/>
+              <w:left w:val="single" w:color="000000" w:sz="4"/>
+              <w:bottom w:val="single" w:color="000000" w:sz="4"/>
+              <w:right w:val="single" w:color="000000" w:sz="4"/>
+            </w:tcBorders>
+            <w:tcMar>
+              <w:top w:type="dxa" w:w="60"/>
+              <w:left w:type="dxa" w:w="100"/>
+              <w:bottom w:type="dxa" w:w="60"/>
+              <w:right w:type="dxa" w:w="100"/>
+            </w:tcMar>
+          </w:tcPr>
+          <w:p>
+            <w:pPr>
+              <w:spacing w:after="0" w:line="260"/>
+            </w:pPr>
+            <w:r>
+              <w:rPr>
+                <w:rFonts w:ascii="Arial" w:cs="Arial" w:eastAsia="Arial" w:hAnsi="Arial"/>
+                <w:sz w:val="19"/>
+                <w:szCs w:val="19"/>
+              </w:rPr>
+              <w:t xml:space="preserve">Left out of this draft; contributors will be credited in the final version.</w:t>
             </w:r>
           </w:p>
         </w:tc>
@@ -16820,6 +17607,55 @@
           <w:color w:val="C00000"/>
         </w:rPr>
         <w:t xml:space="preserve">Whether the material not yet received should go into this edition: Loulwah’s Principles of Translation notes, the Gamal article and AVT Theory; Masooma’s Translation Texts and stylistics summary; the three sample analyses.</w:t>
+      </w:r>
+    </w:p>
+    <w:p>
+      <w:pPr>
+        <w:pStyle w:val="ListParagraph"/>
+        <w:numPr>
+          <w:ilvl w:val="0"/>
+          <w:numId w:val="2"/>
+        </w:numPr>
+        <w:spacing w:after="80" w:line="290"/>
+      </w:pPr>
+      <w:r>
+        <w:rPr>
+          <w:rFonts w:ascii="Arial" w:cs="Arial" w:eastAsia="Arial" w:hAnsi="Arial"/>
+          <w:color w:val="C00000"/>
+        </w:rPr>
+        <w:t xml:space="preserve">Who shared the Kuwaiti expressions dictionary, and its author, publisher and year, so that it can be cited in full.</w:t>
+      </w:r>
+    </w:p>
+    <w:p>
+      <w:pPr>
+        <w:pStyle w:val="ListParagraph"/>
+        <w:numPr>
+          <w:ilvl w:val="0"/>
+          <w:numId w:val="2"/>
+        </w:numPr>
+        <w:spacing w:after="80" w:line="290"/>
+      </w:pPr>
+      <w:r>
+        <w:rPr>
+          <w:rFonts w:ascii="Arial" w:cs="Arial" w:eastAsia="Arial" w:hAnsi="Arial"/>
+          <w:color w:val="C00000"/>
+        </w:rPr>
+        <w:t xml:space="preserve">The author and publication details of the text </w:t>
+      </w:r>
+      <w:r>
+        <w:rPr>
+          <w:rFonts w:ascii="Arial" w:cs="Arial" w:hAnsi="Arial"/>
+          <w:szCs w:val="23"/>
+          <w:rtl/>
+        </w:rPr>
+        <w:t xml:space="preserve">الترجمة: ماهيتها وكيفيتها</w:t>
+      </w:r>
+      <w:r>
+        <w:rPr>
+          <w:rFonts w:ascii="Arial" w:cs="Arial" w:eastAsia="Arial" w:hAnsi="Arial"/>
+          <w:color w:val="C00000"/>
+        </w:rPr>
+        <w:t xml:space="preserve">, so that the two idioms taken from it can be cited in full.</w:t>
       </w:r>
     </w:p>
     <w:p>

--- a/Handbook-Contributions-Report.docx
+++ b/Handbook-Contributions-Report.docx
@@ -74,7 +74,7 @@
           <w:sz w:val="22"/>
           <w:szCs w:val="22"/>
         </w:rPr>
-        <w:t xml:space="preserve">Prepared by Shaikhah Alkhaledi</w:t>
+        <w:t xml:space="preserve">Prepared by Shaikha Alkhaldi</w:t>
       </w:r>
     </w:p>
     <w:p>
@@ -145,7 +145,7 @@
         <w:rPr>
           <w:rFonts w:ascii="Arial" w:cs="Arial" w:eastAsia="Arial" w:hAnsi="Arial"/>
         </w:rPr>
-        <w:t xml:space="preserve">This working report explains how each team member’s material was used in the draft handbook: what was taken, what was edited, what was left out, and why. Section 7 lists the work done on the handbook itself, under the name of Shaikhah Alkhaledi.</w:t>
+        <w:t xml:space="preserve">This working report explains how each team member’s material was used in the draft handbook: what was taken, what was edited, what was left out, and why. Section 7 lists the work done on the handbook itself, under the name of Shaikha Alkhaldi.</w:t>
       </w:r>
     </w:p>
     <w:p>
@@ -592,7 +592,7 @@
                 <w:sz w:val="19"/>
                 <w:szCs w:val="19"/>
               </w:rPr>
-              <w:t xml:space="preserve">Written by Shaikhah Alkhaledi</w:t>
+              <w:t xml:space="preserve">Written by Shaikha Alkhaldi</w:t>
             </w:r>
           </w:p>
         </w:tc>
@@ -735,7 +735,7 @@
                 <w:sz w:val="19"/>
                 <w:szCs w:val="19"/>
               </w:rPr>
-              <w:t xml:space="preserve">Shaikhah’s notes: three kinds of translation, the translator as a reader; the Rosetta Stone</w:t>
+              <w:t xml:space="preserve">Shaikha’s notes: three kinds of translation, the translator as a reader; the Rosetta Stone</w:t>
             </w:r>
           </w:p>
         </w:tc>
@@ -830,7 +830,7 @@
                 <w:sz w:val="19"/>
                 <w:szCs w:val="19"/>
               </w:rPr>
-              <w:t xml:space="preserve">Shaikhah’s framework: the three questions (client, purpose, audience); a worked first translation</w:t>
+              <w:t xml:space="preserve">Shaikha’s framework: the three questions (client, purpose, audience); a worked first translation</w:t>
             </w:r>
           </w:p>
         </w:tc>
@@ -925,7 +925,7 @@
                 <w:sz w:val="19"/>
                 <w:szCs w:val="19"/>
               </w:rPr>
-              <w:t xml:space="preserve">Written by Shaikhah Alkhaledi from published sources; </w:t>
+              <w:t xml:space="preserve">Written by Shaikha Alkhaldi from published sources; </w:t>
             </w:r>
             <w:r>
               <w:rPr>
@@ -1029,7 +1029,7 @@
                 <w:sz w:val="19"/>
                 <w:szCs w:val="19"/>
               </w:rPr>
-              <w:t xml:space="preserve">Shaikhah’s notes: </w:t>
+              <w:t xml:space="preserve">Shaikha’s notes: </w:t>
             </w:r>
             <w:r>
               <w:rPr>
@@ -1309,7 +1309,7 @@
                 <w:sz w:val="19"/>
                 <w:szCs w:val="19"/>
               </w:rPr>
-              <w:t xml:space="preserve">Shaikhah’s notes: lexical gaps, false equivalents, rare words</w:t>
+              <w:t xml:space="preserve">Shaikha’s notes: lexical gaps, false equivalents, rare words</w:t>
             </w:r>
           </w:p>
         </w:tc>
@@ -1404,7 +1404,7 @@
                 <w:sz w:val="19"/>
                 <w:szCs w:val="19"/>
               </w:rPr>
-              <w:t xml:space="preserve">Shaikhah’s notes: </w:t>
+              <w:t xml:space="preserve">Shaikha’s notes: </w:t>
             </w:r>
             <w:r>
               <w:rPr>
@@ -1526,7 +1526,7 @@
                 <w:sz w:val="19"/>
                 <w:szCs w:val="19"/>
               </w:rPr>
-              <w:t xml:space="preserve">Shaikhah’s notes: </w:t>
+              <w:t xml:space="preserve">Shaikha’s notes: </w:t>
             </w:r>
             <w:r>
               <w:rPr>
@@ -1684,7 +1684,7 @@
                 <w:sz w:val="19"/>
                 <w:szCs w:val="19"/>
               </w:rPr>
-              <w:t xml:space="preserve">Shaikhah’s notes: fixed expressions, spotting idioms, five ways to translate them; 180 notes and </w:t>
+              <w:t xml:space="preserve">Shaikha’s notes: fixed expressions, spotting idioms, five ways to translate them; 180 notes and </w:t>
             </w:r>
             <w:r>
               <w:rPr>
@@ -2078,7 +2078,7 @@
                 <w:sz w:val="19"/>
                 <w:szCs w:val="19"/>
               </w:rPr>
-              <w:t xml:space="preserve">Samiuallah (plan); written by Shaikhah Alkhaledi from published sources</w:t>
+              <w:t xml:space="preserve">Samiuallah (plan); written by Shaikha Alkhaldi from published sources</w:t>
             </w:r>
           </w:p>
         </w:tc>
@@ -2267,7 +2267,7 @@
                 <w:sz w:val="19"/>
                 <w:szCs w:val="19"/>
               </w:rPr>
-              <w:t xml:space="preserve">Explicitation and implicitation (Teams chat); further strategies; Shaikhah’s notes: Arabic words in English</w:t>
+              <w:t xml:space="preserve">Explicitation and implicitation (Teams chat); further strategies; Shaikha’s notes: Arabic words in English</w:t>
             </w:r>
           </w:p>
         </w:tc>
@@ -2552,7 +2552,7 @@
                 <w:sz w:val="19"/>
                 <w:szCs w:val="19"/>
               </w:rPr>
-              <w:t xml:space="preserve">Shaikhah’s notes: Arabicisation examples; Masooma’s slides: </w:t>
+              <w:t xml:space="preserve">Shaikha’s notes: Arabicisation examples; Masooma’s slides: </w:t>
             </w:r>
             <w:r>
               <w:rPr>
@@ -2756,7 +2756,7 @@
                 <w:sz w:val="19"/>
                 <w:szCs w:val="19"/>
               </w:rPr>
-              <w:t xml:space="preserve">Samiuallah (plan); Shaikhah (framework)</w:t>
+              <w:t xml:space="preserve">Samiuallah (plan); Shaikha (framework)</w:t>
             </w:r>
           </w:p>
         </w:tc>
@@ -2786,7 +2786,7 @@
                 <w:sz w:val="19"/>
                 <w:szCs w:val="19"/>
               </w:rPr>
-              <w:t xml:space="preserve">Shaikhah’s notes: news headlines, the inverted pyramid, technical and literary texts</w:t>
+              <w:t xml:space="preserve">Shaikha’s notes: news headlines, the inverted pyramid, technical and literary texts</w:t>
             </w:r>
           </w:p>
         </w:tc>
@@ -2899,7 +2899,7 @@
                 <w:sz w:val="19"/>
                 <w:szCs w:val="19"/>
               </w:rPr>
-              <w:t xml:space="preserve">Written by Shaikhah Alkhaledi from published sources</w:t>
+              <w:t xml:space="preserve">Written by Shaikha Alkhaldi from published sources</w:t>
             </w:r>
           </w:p>
         </w:tc>
@@ -2994,7 +2994,7 @@
                 <w:sz w:val="19"/>
                 <w:szCs w:val="19"/>
               </w:rPr>
-              <w:t xml:space="preserve">Shaikhah’s terminology class notes: the research steps; Shaikhah’s notes: medical examples; UNTERM, Arabterm, a sample term list; the Damascus academy</w:t>
+              <w:t xml:space="preserve">Shaikha’s terminology class notes: the research steps; Shaikha’s notes: medical examples; UNTERM, Arabterm, a sample term list; the Damascus academy</w:t>
             </w:r>
           </w:p>
         </w:tc>
@@ -3089,7 +3089,7 @@
                 <w:sz w:val="19"/>
                 <w:szCs w:val="19"/>
               </w:rPr>
-              <w:t xml:space="preserve">Shaikhah’s notes: translation memory, CAT tools, localisation; the 1954 demonstration</w:t>
+              <w:t xml:space="preserve">Shaikha’s notes: translation memory, CAT tools, localisation; the 1954 demonstration</w:t>
             </w:r>
           </w:p>
         </w:tc>
@@ -3154,7 +3154,7 @@
                 <w:sz w:val="19"/>
                 <w:szCs w:val="19"/>
               </w:rPr>
-              <w:t xml:space="preserve">Masooma (idea); Samiuallah (plan); Shaikhah (framework)</w:t>
+              <w:t xml:space="preserve">Masooma (idea); Samiuallah (plan); Shaikha (framework)</w:t>
             </w:r>
           </w:p>
         </w:tc>
@@ -3184,7 +3184,7 @@
                 <w:sz w:val="19"/>
                 <w:szCs w:val="19"/>
               </w:rPr>
-              <w:t xml:space="preserve">Written by Shaikhah Alkhaledi from published sources</w:t>
+              <w:t xml:space="preserve">Written by Shaikha Alkhaldi from published sources</w:t>
             </w:r>
           </w:p>
         </w:tc>
@@ -3249,7 +3249,7 @@
                 <w:sz w:val="19"/>
                 <w:szCs w:val="19"/>
               </w:rPr>
-              <w:t xml:space="preserve">Shaikhah (framework)</w:t>
+              <w:t xml:space="preserve">Shaikha (framework)</w:t>
             </w:r>
           </w:p>
         </w:tc>
@@ -3479,7 +3479,7 @@
                 <w:sz w:val="19"/>
                 <w:szCs w:val="19"/>
               </w:rPr>
-              <w:t xml:space="preserve">Shaikhah’s notes: the Arabic dubbing of </w:t>
+              <w:t xml:space="preserve">Shaikha’s notes: the Arabic dubbing of </w:t>
             </w:r>
             <w:r>
               <w:rPr>
@@ -3657,7 +3657,7 @@
                 <w:sz w:val="19"/>
                 <w:szCs w:val="19"/>
               </w:rPr>
-              <w:t xml:space="preserve">Written by Shaikhah Alkhaledi</w:t>
+              <w:t xml:space="preserve">Written by Shaikha Alkhaldi</w:t>
             </w:r>
           </w:p>
         </w:tc>
@@ -6275,7 +6275,7 @@
         <w:pStyle w:val="Heading2"/>
       </w:pPr>
       <w:r>
-        <w:t xml:space="preserve">4.5 Added by Shaikhah Alkhaledi to her chapters</w:t>
+        <w:t xml:space="preserve">4.5 Added by Shaikha Alkhaldi to her chapters</w:t>
       </w:r>
     </w:p>
     <w:p>
@@ -9372,7 +9372,7 @@
         <w:pStyle w:val="Heading2"/>
       </w:pPr>
       <w:r>
-        <w:t xml:space="preserve">5.5 Added by Shaikhah Alkhaledi to her chapter</w:t>
+        <w:t xml:space="preserve">5.5 Added by Shaikha Alkhaldi to her chapter</w:t>
       </w:r>
     </w:p>
     <w:p>
@@ -9426,7 +9426,7 @@
         <w:rPr>
           <w:rFonts w:ascii="Arial" w:cs="Arial" w:eastAsia="Arial" w:hAnsi="Arial"/>
         </w:rPr>
-        <w:t xml:space="preserve">), the research steps from Shaikhah Alkhaledi’s terminology class notes (see Section 7), and the Damascus academy and the Coordination Bureau of Arabization in Rabat.</w:t>
+        <w:t xml:space="preserve">), the research steps from Shaikha Alkhaldi’s terminology class notes (see Section 7), and the Damascus academy and the Coordination Bureau of Arabization in Rabat.</w:t>
       </w:r>
     </w:p>
     <w:p>
@@ -14457,7 +14457,7 @@
         <w:pStyle w:val="Heading1"/>
       </w:pPr>
       <w:r>
-        <w:t xml:space="preserve">7. Shaikhah Alkhaledi</w:t>
+        <w:t xml:space="preserve">7. Shaikha Alkhaldi</w:t>
       </w:r>
     </w:p>
     <w:p>
@@ -14469,7 +14469,7 @@
         <w:rPr>
           <w:rFonts w:ascii="Arial" w:cs="Arial" w:eastAsia="Arial" w:hAnsi="Arial"/>
         </w:rPr>
-        <w:t xml:space="preserve">This section lists the work done on the handbook by Shaikhah Alkhaledi, with the place in the book where each piece can be found and the reason for it. It covers her own material, the structure of the book, the sections written for it, the examples, the checking, and the design.</w:t>
+        <w:t xml:space="preserve">This section lists the work done on the handbook by Shaikha Alkhaldi, with the place in the book where each piece can be found and the reason for it. It covers her own material, the structure of the book, the sections written for it, the examples, the checking, and the design.</w:t>
       </w:r>
     </w:p>
     <w:p>

--- a/Handbook-Contributions-Report.docx
+++ b/Handbook-Contributions-Report.docx
@@ -22234,6 +22234,7 @@
     <w:p>
       <w:pPr>
         <w:pStyle w:val="Heading1"/>
+        <w:pageBreakBefore/>
       </w:pPr>
       <w:r>
         <w:t xml:space="preserve">8. Removed from the whole draft, and why</w:t>
@@ -22933,57 +22934,6 @@
           <w:rFonts w:ascii="Arial" w:cs="Arial" w:eastAsia="Arial" w:hAnsi="Arial"/>
         </w:rPr>
         <w:t xml:space="preserve">Because this is a draft, the following need the team’s decision:</w:t>
-      </w:r>
-    </w:p>
-    <w:p>
-      <w:pPr>
-        <w:pStyle w:val="ListParagraph"/>
-        <w:numPr>
-          <w:ilvl w:val="0"/>
-          <w:numId w:val="2"/>
-        </w:numPr>
-        <w:spacing w:after="80" w:line="290"/>
-      </w:pPr>
-      <w:r>
-        <w:rPr>
-          <w:rFonts w:ascii="Arial" w:cs="Arial" w:eastAsia="Arial" w:hAnsi="Arial"/>
-          <w:color w:val="C00000"/>
-        </w:rPr>
-        <w:t xml:space="preserve">The Contributors list for the final version: the framework agreed that all four names appear equally.</w:t>
-      </w:r>
-    </w:p>
-    <w:p>
-      <w:pPr>
-        <w:pStyle w:val="ListParagraph"/>
-        <w:numPr>
-          <w:ilvl w:val="0"/>
-          <w:numId w:val="2"/>
-        </w:numPr>
-        <w:spacing w:after="80" w:line="290"/>
-      </w:pPr>
-      <w:r>
-        <w:rPr>
-          <w:rFonts w:ascii="Arial" w:cs="Arial" w:eastAsia="Arial" w:hAnsi="Arial"/>
-          <w:color w:val="C00000"/>
-        </w:rPr>
-        <w:t xml:space="preserve">Whether to name the academic supervisor, Abdullah Bezea, in the handbook.</w:t>
-      </w:r>
-    </w:p>
-    <w:p>
-      <w:pPr>
-        <w:pStyle w:val="ListParagraph"/>
-        <w:numPr>
-          <w:ilvl w:val="0"/>
-          <w:numId w:val="2"/>
-        </w:numPr>
-        <w:spacing w:after="80" w:line="290"/>
-      </w:pPr>
-      <w:r>
-        <w:rPr>
-          <w:rFonts w:ascii="Arial" w:cs="Arial" w:eastAsia="Arial" w:hAnsi="Arial"/>
-          <w:color w:val="C00000"/>
-        </w:rPr>
-        <w:t xml:space="preserve">The club’s official name: the draft says “Guild Professional Club”; the team’s main document says “The Professional English Club: Guild”.</w:t>
       </w:r>
     </w:p>
     <w:p>

--- a/Handbook-Contributions-Report.docx
+++ b/Handbook-Contributions-Report.docx
@@ -46,7 +46,7 @@
           <w:sz w:val="30"/>
           <w:szCs w:val="30"/>
         </w:rPr>
-        <w:t xml:space="preserve">)</w:t>
+        <w:t xml:space="preserve">): working title</w:t>
       </w:r>
     </w:p>
     <w:p>
@@ -220,6 +220,22 @@
           <w:rFonts w:ascii="Arial" w:cs="Arial" w:eastAsia="Arial" w:hAnsi="Arial"/>
         </w:rPr>
         <w:t xml:space="preserve">).</w:t>
+      </w:r>
+    </w:p>
+    <w:p>
+      <w:pPr>
+        <w:pStyle w:val="ListParagraph"/>
+        <w:numPr>
+          <w:ilvl w:val="0"/>
+          <w:numId w:val="2"/>
+        </w:numPr>
+        <w:spacing w:after="80" w:line="290"/>
+      </w:pPr>
+      <w:r>
+        <w:rPr>
+          <w:rFonts w:ascii="Arial" w:cs="Arial" w:eastAsia="Arial" w:hAnsi="Arial"/>
+        </w:rPr>
+        <w:t xml:space="preserve">The book’s title has not been decided yet. “Translation Handbook” is a working title.</w:t>
       </w:r>
     </w:p>
     <w:p>
@@ -1701,7 +1717,7 @@
                 <w:sz w:val="19"/>
                 <w:szCs w:val="19"/>
               </w:rPr>
-              <w:t xml:space="preserve">: three idioms; Kuwaiti expressions from the Kuwaiti dictionary (Loulwah’s proposal)</w:t>
+              <w:t xml:space="preserve">: three idioms; six Kuwaiti expressions selected from Dr. Mohammed bin Nasser’s dictionary (letter alif)</w:t>
             </w:r>
           </w:p>
         </w:tc>
@@ -3783,7 +3799,7 @@
         <w:rPr>
           <w:rFonts w:ascii="Arial" w:cs="Arial" w:eastAsia="Arial" w:hAnsi="Arial"/>
         </w:rPr>
-        <w:t xml:space="preserve">Idiom notes: 18 English idioms, most with a Kuwaiti equivalent.</w:t>
+        <w:t xml:space="preserve">Idiom notes: 18 English idioms, most with a colloquial equivalent.</w:t>
       </w:r>
     </w:p>
     <w:p>
@@ -3799,7 +3815,7 @@
         <w:rPr>
           <w:rFonts w:ascii="Arial" w:cs="Arial" w:eastAsia="Arial" w:hAnsi="Arial"/>
         </w:rPr>
-        <w:t xml:space="preserve">Proposals for the framework: digital tools, machine translation, Kuwaiti expressions, and examples.</w:t>
+        <w:t xml:space="preserve">Proposals for the framework: digital tools, machine translation, and examples.</w:t>
       </w:r>
     </w:p>
     <w:p>
@@ -4944,97 +4960,6 @@
                 <w:sz w:val="19"/>
                 <w:szCs w:val="19"/>
               </w:rPr>
-              <w:t xml:space="preserve">Six Kuwaiti expressions from her Kuwaiti dictionary, such as </w:t>
-            </w:r>
-            <w:r>
-              <w:rPr>
-                <w:rFonts w:ascii="Arial" w:cs="Arial" w:hAnsi="Arial"/>
-                <w:sz w:val="19"/>
-                <w:szCs w:val="20"/>
-                <w:rtl/>
-              </w:rPr>
-              <w:t xml:space="preserve">الحجي سهل</w:t>
-            </w:r>
-            <w:r>
-              <w:rPr>
-                <w:rFonts w:ascii="Arial" w:cs="Arial" w:eastAsia="Arial" w:hAnsi="Arial"/>
-                <w:sz w:val="19"/>
-                <w:szCs w:val="19"/>
-              </w:rPr>
-              <w:t xml:space="preserve"> and </w:t>
-            </w:r>
-            <w:r>
-              <w:rPr>
-                <w:rFonts w:ascii="Arial" w:cs="Arial" w:hAnsi="Arial"/>
-                <w:sz w:val="19"/>
-                <w:szCs w:val="20"/>
-                <w:rtl/>
-              </w:rPr>
-              <w:t xml:space="preserve">العين أوسع من الدار</w:t>
-            </w:r>
-          </w:p>
-        </w:tc>
-        <w:tc>
-          <w:tcPr>
-            <w:tcW w:type="dxa" w:w="3810"/>
-            <w:tcBorders>
-              <w:top w:val="single" w:color="000000" w:sz="4"/>
-              <w:left w:val="single" w:color="000000" w:sz="4"/>
-              <w:bottom w:val="single" w:color="000000" w:sz="4"/>
-              <w:right w:val="single" w:color="000000" w:sz="4"/>
-            </w:tcBorders>
-            <w:tcMar>
-              <w:top w:type="dxa" w:w="60"/>
-              <w:left w:type="dxa" w:w="100"/>
-              <w:bottom w:type="dxa" w:w="60"/>
-              <w:right w:type="dxa" w:w="100"/>
-            </w:tcMar>
-          </w:tcPr>
-          <w:p>
-            <w:pPr>
-              <w:spacing w:after="0" w:line="260"/>
-            </w:pPr>
-            <w:r>
-              <w:rPr>
-                <w:rFonts w:ascii="Arial" w:cs="Arial" w:eastAsia="Arial" w:hAnsi="Arial"/>
-                <w:sz w:val="19"/>
-                <w:szCs w:val="19"/>
-              </w:rPr>
-              <w:t xml:space="preserve">Chapter 9, Step 5; Chapter 15, Step 1; Chapter 27, Step 3</w:t>
-            </w:r>
-          </w:p>
-        </w:tc>
-      </w:tr>
-      <w:tr>
-        <w:trPr>
-          <w:cantSplit/>
-        </w:trPr>
-        <w:tc>
-          <w:tcPr>
-            <w:tcW w:type="dxa" w:w="5261"/>
-            <w:tcBorders>
-              <w:top w:val="single" w:color="000000" w:sz="4"/>
-              <w:left w:val="single" w:color="000000" w:sz="4"/>
-              <w:bottom w:val="single" w:color="000000" w:sz="4"/>
-              <w:right w:val="single" w:color="000000" w:sz="4"/>
-            </w:tcBorders>
-            <w:tcMar>
-              <w:top w:type="dxa" w:w="60"/>
-              <w:left w:type="dxa" w:w="100"/>
-              <w:bottom w:type="dxa" w:w="60"/>
-              <w:right w:type="dxa" w:w="100"/>
-            </w:tcMar>
-          </w:tcPr>
-          <w:p>
-            <w:pPr>
-              <w:spacing w:after="0" w:line="260"/>
-            </w:pPr>
-            <w:r>
-              <w:rPr>
-                <w:rFonts w:ascii="Arial" w:cs="Arial" w:eastAsia="Arial" w:hAnsi="Arial"/>
-                <w:sz w:val="19"/>
-                <w:szCs w:val="19"/>
-              </w:rPr>
               <w:t xml:space="preserve">Her proposal for a section on digital tools and machine translation: when a machine helps, typical mistakes, post-editing, safety rules</w:t>
             </w:r>
           </w:p>
@@ -5452,44 +5377,6 @@
           <w:rFonts w:ascii="Arial" w:cs="Arial" w:eastAsia="Arial" w:hAnsi="Arial"/>
         </w:rPr>
         <w:t xml:space="preserve"> to one idea and credited to Reiss and Vermeer (1984).</w:t>
-      </w:r>
-    </w:p>
-    <w:p>
-      <w:pPr>
-        <w:pStyle w:val="ListParagraph"/>
-        <w:numPr>
-          <w:ilvl w:val="0"/>
-          <w:numId w:val="2"/>
-        </w:numPr>
-        <w:spacing w:after="80" w:line="290"/>
-      </w:pPr>
-      <w:r>
-        <w:rPr>
-          <w:rFonts w:ascii="Arial" w:cs="Arial" w:eastAsia="Arial" w:hAnsi="Arial"/>
-          <w:b/>
-          <w:bCs/>
-        </w:rPr>
-        <w:t xml:space="preserve">Kuwaiti expressions.</w:t>
-      </w:r>
-      <w:r>
-        <w:rPr>
-          <w:rFonts w:ascii="Arial" w:cs="Arial" w:eastAsia="Arial" w:hAnsi="Arial"/>
-        </w:rPr>
-        <w:t xml:space="preserve"> Six were chosen and cited to the dictionary; a Modern Standard Arabic version was added for </w:t>
-      </w:r>
-      <w:r>
-        <w:rPr>
-          <w:rFonts w:ascii="Arial" w:cs="Arial" w:hAnsi="Arial"/>
-          <w:szCs w:val="23"/>
-          <w:rtl/>
-        </w:rPr>
-        <w:t xml:space="preserve">الحجي سهل</w:t>
-      </w:r>
-      <w:r>
-        <w:rPr>
-          <w:rFonts w:ascii="Arial" w:cs="Arial" w:eastAsia="Arial" w:hAnsi="Arial"/>
-        </w:rPr>
-        <w:t xml:space="preserve">.</w:t>
       </w:r>
     </w:p>
     <w:p>
@@ -6034,7 +5921,7 @@
                 <w:sz w:val="19"/>
                 <w:szCs w:val="19"/>
               </w:rPr>
-              <w:t xml:space="preserve">Idioms with no Arabic or Kuwaiti equivalent (for example, nosy parker, near and dear to my heart, mister perfect); an unfinished entry; idioms whose English needed correcting (cup runneth over, rear-view mirror, just deserts)</w:t>
+              <w:t xml:space="preserve">Idioms with no Arabic or colloquial equivalent (for example, nosy parker, near and dear to my heart, mister perfect); an unfinished entry; idioms whose English needed correcting (cup runneth over, rear-view mirror, just deserts)</w:t>
             </w:r>
           </w:p>
         </w:tc>
@@ -6129,7 +6016,7 @@
                 <w:sz w:val="19"/>
                 <w:szCs w:val="19"/>
               </w:rPr>
-              <w:t xml:space="preserve">Dialect equivalents. The handbook keeps only six Kuwaiti expressions from the dictionary.</w:t>
+              <w:t xml:space="preserve">Dialect equivalents. The handbook’s Kuwaiti expressions come from a separate source (Section 7.4).</w:t>
             </w:r>
           </w:p>
         </w:tc>
@@ -6164,7 +6051,7 @@
                 <w:sz w:val="19"/>
                 <w:szCs w:val="19"/>
               </w:rPr>
-              <w:t xml:space="preserve">Denotation and connotation; the foreign-to-target culture point; the empty References heading; the table of phrases with Kuwaiti equivalents</w:t>
+              <w:t xml:space="preserve">Denotation and connotation; the foreign-to-target culture point; the empty References heading; the table of phrases with colloquial equivalents</w:t>
             </w:r>
           </w:p>
         </w:tc>
@@ -8072,7 +7959,7 @@
                 <w:sz w:val="19"/>
                 <w:szCs w:val="19"/>
               </w:rPr>
-              <w:t xml:space="preserve">Her proposal of idioms as a separate chapter, widened to proverbs, fixed expressions and Kuwaiti expressions</w:t>
+              <w:t xml:space="preserve">Her proposal of idioms as a separate chapter, widened to proverbs, fixed expressions and fixed expressions</w:t>
             </w:r>
           </w:p>
         </w:tc>
@@ -17276,7 +17163,35 @@
         <w:rPr>
           <w:rFonts w:ascii="Arial" w:cs="Arial" w:eastAsia="Arial" w:hAnsi="Arial"/>
         </w:rPr>
-        <w:t xml:space="preserve"> Six expressions were chosen from the Kuwaiti expressions dictionary, following the proposal of Loulwah Bin Saeed (Section 4.2), and placed in Chapters 9, 15 and 27, with their English equivalents.</w:t>
+        <w:t xml:space="preserve"> Six expressions were chosen by Shaikha Alkhaldi from the letter alif (</w:t>
+      </w:r>
+      <w:r>
+        <w:rPr>
+          <w:rFonts w:ascii="Arial" w:cs="Arial" w:hAnsi="Arial"/>
+          <w:szCs w:val="23"/>
+          <w:rtl/>
+        </w:rPr>
+        <w:t xml:space="preserve">حرف الألف</w:t>
+      </w:r>
+      <w:r>
+        <w:rPr>
+          <w:rFonts w:ascii="Arial" w:cs="Arial" w:eastAsia="Arial" w:hAnsi="Arial"/>
+        </w:rPr>
+        <w:t xml:space="preserve">) section of the dictionary of comparative Kuwaiti idiomatic expressions (</w:t>
+      </w:r>
+      <w:r>
+        <w:rPr>
+          <w:rFonts w:ascii="Arial" w:cs="Arial" w:hAnsi="Arial"/>
+          <w:szCs w:val="23"/>
+          <w:rtl/>
+        </w:rPr>
+        <w:t xml:space="preserve">معجم التعابير الاصطلاحية الكويتية المقارنة</w:t>
+      </w:r>
+      <w:r>
+        <w:rPr>
+          <w:rFonts w:ascii="Arial" w:cs="Arial" w:eastAsia="Arial" w:hAnsi="Arial"/>
+        </w:rPr>
+        <w:t xml:space="preserve">) by Dr. Mohammed bin Nasser, who provided it, and are cited to him (Bin Nasser, n.d.). The dictionary is an unpublished book, and only the letter alif section has been received, so the selection is limited to it. The team has not yet agreed on any of the expressions. They are placed in Chapters 9, 15 and 27, with their English equivalents.</w:t>
       </w:r>
     </w:p>
     <w:p>
@@ -22914,131 +22829,6 @@
     <w:p>
       <w:pPr>
         <w:spacing w:after="160"/>
-      </w:pPr>
-    </w:p>
-    <w:p>
-      <w:pPr>
-        <w:pStyle w:val="Heading1"/>
-      </w:pPr>
-      <w:r>
-        <w:t xml:space="preserve">9. Still open for the team</w:t>
-      </w:r>
-    </w:p>
-    <w:p>
-      <w:pPr>
-        <w:spacing w:after="140" w:line="300"/>
-        <w:jc w:val="both"/>
-      </w:pPr>
-      <w:r>
-        <w:rPr>
-          <w:rFonts w:ascii="Arial" w:cs="Arial" w:eastAsia="Arial" w:hAnsi="Arial"/>
-        </w:rPr>
-        <w:t xml:space="preserve">Because this is a draft, the following need the team’s decision:</w:t>
-      </w:r>
-    </w:p>
-    <w:p>
-      <w:pPr>
-        <w:pStyle w:val="ListParagraph"/>
-        <w:numPr>
-          <w:ilvl w:val="0"/>
-          <w:numId w:val="2"/>
-        </w:numPr>
-        <w:spacing w:after="80" w:line="290"/>
-      </w:pPr>
-      <w:r>
-        <w:rPr>
-          <w:rFonts w:ascii="Arial" w:cs="Arial" w:eastAsia="Arial" w:hAnsi="Arial"/>
-          <w:color w:val="C00000"/>
-        </w:rPr>
-        <w:t xml:space="preserve">Whether the material not yet received should go into this edition: Loulwah’s Principles of Translation notes, the Gamal article and AVT Theory; Masooma’s Translation Texts and stylistics summary; the three sample analyses.</w:t>
-      </w:r>
-    </w:p>
-    <w:p>
-      <w:pPr>
-        <w:pStyle w:val="ListParagraph"/>
-        <w:numPr>
-          <w:ilvl w:val="0"/>
-          <w:numId w:val="2"/>
-        </w:numPr>
-        <w:spacing w:after="80" w:line="290"/>
-      </w:pPr>
-      <w:r>
-        <w:rPr>
-          <w:rFonts w:ascii="Arial" w:cs="Arial" w:eastAsia="Arial" w:hAnsi="Arial"/>
-          <w:color w:val="C00000"/>
-        </w:rPr>
-        <w:t xml:space="preserve">Who shared the Kuwaiti expressions dictionary, and its author, publisher and year, so that it can be cited in full.</w:t>
-      </w:r>
-    </w:p>
-    <w:p>
-      <w:pPr>
-        <w:pStyle w:val="ListParagraph"/>
-        <w:numPr>
-          <w:ilvl w:val="0"/>
-          <w:numId w:val="2"/>
-        </w:numPr>
-        <w:spacing w:after="80" w:line="290"/>
-      </w:pPr>
-      <w:r>
-        <w:rPr>
-          <w:rFonts w:ascii="Arial" w:cs="Arial" w:eastAsia="Arial" w:hAnsi="Arial"/>
-          <w:color w:val="C00000"/>
-        </w:rPr>
-        <w:t xml:space="preserve">The author and publication details of the text </w:t>
-      </w:r>
-      <w:r>
-        <w:rPr>
-          <w:rFonts w:ascii="Arial" w:cs="Arial" w:hAnsi="Arial"/>
-          <w:szCs w:val="23"/>
-          <w:rtl/>
-        </w:rPr>
-        <w:t xml:space="preserve">الترجمة: ماهيتها وكيفيتها</w:t>
-      </w:r>
-      <w:r>
-        <w:rPr>
-          <w:rFonts w:ascii="Arial" w:cs="Arial" w:eastAsia="Arial" w:hAnsi="Arial"/>
-          <w:color w:val="C00000"/>
-        </w:rPr>
-        <w:t xml:space="preserve">, so that the two idioms taken from it can be cited in full.</w:t>
-      </w:r>
-    </w:p>
-    <w:p>
-      <w:pPr>
-        <w:pStyle w:val="ListParagraph"/>
-        <w:numPr>
-          <w:ilvl w:val="0"/>
-          <w:numId w:val="2"/>
-        </w:numPr>
-        <w:spacing w:after="80" w:line="290"/>
-      </w:pPr>
-      <w:r>
-        <w:rPr>
-          <w:rFonts w:ascii="Arial" w:cs="Arial" w:eastAsia="Arial" w:hAnsi="Arial"/>
-          <w:color w:val="C00000"/>
-        </w:rPr>
-        <w:t xml:space="preserve">The page size: B5 now; A5 was the size of the model book.</w:t>
-      </w:r>
-    </w:p>
-    <w:p>
-      <w:pPr>
-        <w:pStyle w:val="ListParagraph"/>
-        <w:numPr>
-          <w:ilvl w:val="0"/>
-          <w:numId w:val="2"/>
-        </w:numPr>
-        <w:spacing w:after="80" w:line="290"/>
-      </w:pPr>
-      <w:r>
-        <w:rPr>
-          <w:rFonts w:ascii="Arial" w:cs="Arial" w:eastAsia="Arial" w:hAnsi="Arial"/>
-          <w:color w:val="C00000"/>
-        </w:rPr>
-        <w:t xml:space="preserve">Before printing: a full read by a native Arabic specialist; checking the ten Did you know? facts and the open reference points listed in the Final Report.</w:t>
-      </w:r>
-    </w:p>
-    <w:p>
-      <w:pPr>
-        <w:spacing w:after="60"/>
       </w:pPr>
     </w:p>
     <w:sectPr>
